--- a/teaching/ta-guide.docx
+++ b/teaching/ta-guide.docx
@@ -31,7 +31,7 @@
         <w:pStyle w:val="Date"/>
       </w:pPr>
       <w:r>
-        <w:t xml:space="preserve">May 5, 2026</w:t>
+        <w:t xml:space="preserve">May 6, 2026</w:t>
       </w:r>
     </w:p>
     <w:bookmarkStart w:id="9" w:name="purpose-of-this-guide"/>
@@ -3200,6 +3200,69 @@
         <w:rPr>
           <w:rStyle w:val="FunctionTok"/>
         </w:rPr>
+        <w:t xml:space="preserve">source</w:t>
+      </w:r>
+      <w:r>
+        <w:rPr>
+          <w:rStyle w:val="NormalTok"/>
+        </w:rPr>
+        <w:t xml:space="preserve">(</w:t>
+      </w:r>
+      <w:r>
+        <w:rPr>
+          <w:rStyle w:val="StringTok"/>
+        </w:rPr>
+        <w:t xml:space="preserve">"scripts/helpers.R"</w:t>
+      </w:r>
+      <w:r>
+        <w:rPr>
+          <w:rStyle w:val="NormalTok"/>
+        </w:rPr>
+        <w:t xml:space="preserve">)     </w:t>
+      </w:r>
+      <w:r>
+        <w:rPr>
+          <w:rStyle w:val="CommentTok"/>
+        </w:rPr>
+        <w:t xml:space="preserve"># ← critical: loads simple_coldists,</w:t>
+      </w:r>
+      <w:r>
+        <w:br/>
+      </w:r>
+      <w:r>
+        <w:rPr>
+          <w:rStyle w:val="NormalTok"/>
+        </w:rPr>
+        <w:t xml:space="preserve">                                 </w:t>
+      </w:r>
+      <w:r>
+        <w:rPr>
+          <w:rStyle w:val="CommentTok"/>
+        </w:rPr>
+        <w:t xml:space="preserve">#   pick_white_bg, pick_col, segment_fish,</w:t>
+      </w:r>
+      <w:r>
+        <w:br/>
+      </w:r>
+      <w:r>
+        <w:rPr>
+          <w:rStyle w:val="NormalTok"/>
+        </w:rPr>
+        <w:t xml:space="preserve">                                 </w:t>
+      </w:r>
+      <w:r>
+        <w:rPr>
+          <w:rStyle w:val="CommentTok"/>
+        </w:rPr>
+        <w:t xml:space="preserve">#   composite_to_white, flip_to_left_lateral</w:t>
+      </w:r>
+      <w:r>
+        <w:br/>
+      </w:r>
+      <w:r>
+        <w:rPr>
+          <w:rStyle w:val="FunctionTok"/>
+        </w:rPr>
         <w:t xml:space="preserve">packageVersion</w:t>
       </w:r>
       <w:r>
@@ -3314,6 +3377,45 @@
         <w:t xml:space="preserve">ggplot</w:t>
       </w:r>
       <w:r>
+        <w:t xml:space="preserve">. The</w:t>
+      </w:r>
+      <w:r>
+        <w:t xml:space="preserve"> </w:t>
+      </w:r>
+      <w:r>
+        <w:rPr>
+          <w:rStyle w:val="VerbatimChar"/>
+        </w:rPr>
+        <w:t xml:space="preserve">source("scripts/helpers.R")</w:t>
+      </w:r>
+      <w:r>
+        <w:t xml:space="preserve"> </w:t>
+      </w:r>
+      <w:r>
+        <w:t xml:space="preserve">call brings in every function used downstream — without it, the first call to</w:t>
+      </w:r>
+      <w:r>
+        <w:t xml:space="preserve"> </w:t>
+      </w:r>
+      <w:r>
+        <w:rPr>
+          <w:rStyle w:val="VerbatimChar"/>
+        </w:rPr>
+        <w:t xml:space="preserve">simple_coldists()</w:t>
+      </w:r>
+      <w:r>
+        <w:t xml:space="preserve"> </w:t>
+      </w:r>
+      <w:r>
+        <w:t xml:space="preserve">errors with</w:t>
+      </w:r>
+      <w:r>
+        <w:t xml:space="preserve"> </w:t>
+      </w:r>
+      <w:r>
+        <w:t xml:space="preserve">“could not find function”</w:t>
+      </w:r>
+      <w:r>
         <w:t xml:space="preserve">.</w:t>
       </w:r>
     </w:p>
@@ -3338,13 +3440,28 @@
         <w:t xml:space="preserve"> </w:t>
       </w:r>
       <w:r>
-        <w:t xml:space="preserve">“all three loaded clean”</w:t>
-      </w:r>
-      <w:r>
-        <w:t xml:space="preserve"> </w:t>
-      </w:r>
-      <w:r>
-        <w:t xml:space="preserve">before proceeding.</w:t>
+        <w:t xml:space="preserve">“all four loaded clean”</w:t>
+      </w:r>
+      <w:r>
+        <w:t xml:space="preserve"> </w:t>
+      </w:r>
+      <w:r>
+        <w:t xml:space="preserve">before proceeding. The</w:t>
+      </w:r>
+      <w:r>
+        <w:t xml:space="preserve"> </w:t>
+      </w:r>
+      <w:r>
+        <w:rPr>
+          <w:rStyle w:val="VerbatimChar"/>
+        </w:rPr>
+        <w:t xml:space="preserve">source()</w:t>
+      </w:r>
+      <w:r>
+        <w:t xml:space="preserve"> </w:t>
+      </w:r>
+      <w:r>
+        <w:t xml:space="preserve">line is the one students forget when they jump into Part B from a fresh session — emphasize it.</w:t>
       </w:r>
     </w:p>
     <w:tbl>
@@ -4709,6 +4826,71 @@
                 </w:p>
               </w:tc>
             </w:tr>
+            <w:tr>
+              <w:tc>
+                <w:tcPr/>
+                <w:p>
+                  <w:pPr>
+                    <w:pStyle w:val="Compact"/>
+                  </w:pPr>
+                  <w:r>
+                    <w:rPr>
+                      <w:rStyle w:val="VerbatimChar"/>
+                    </w:rPr>
+                    <w:t xml:space="preserve">Error: could not find function "simple_coldists"</w:t>
+                  </w:r>
+                  <w:r>
+                    <w:t xml:space="preserve"> </w:t>
+                  </w:r>
+                  <w:r>
+                    <w:t xml:space="preserve">(or</w:t>
+                  </w:r>
+                  <w:r>
+                    <w:t xml:space="preserve"> </w:t>
+                  </w:r>
+                  <w:r>
+                    <w:rPr>
+                      <w:rStyle w:val="VerbatimChar"/>
+                    </w:rPr>
+                    <w:t xml:space="preserve">pick_white_bg</w:t>
+                  </w:r>
+                  <w:r>
+                    <w:t xml:space="preserve">, etc.)</w:t>
+                  </w:r>
+                </w:p>
+              </w:tc>
+              <w:tc>
+                <w:tcPr/>
+                <w:p>
+                  <w:pPr>
+                    <w:pStyle w:val="Compact"/>
+                  </w:pPr>
+                  <w:r>
+                    <w:rPr>
+                      <w:rStyle w:val="VerbatimChar"/>
+                    </w:rPr>
+                    <w:t xml:space="preserve">source("scripts/helpers.R")</w:t>
+                  </w:r>
+                  <w:r>
+                    <w:t xml:space="preserve"> </w:t>
+                  </w:r>
+                  <w:r>
+                    <w:t xml:space="preserve">skipped</w:t>
+                  </w:r>
+                </w:p>
+              </w:tc>
+              <w:tc>
+                <w:tcPr/>
+                <w:p>
+                  <w:pPr>
+                    <w:pStyle w:val="Compact"/>
+                  </w:pPr>
+                  <w:r>
+                    <w:t xml:space="preserve">back to Step 0; this is the most common Step 3 error in our test runs</w:t>
+                  </w:r>
+                </w:p>
+              </w:tc>
+            </w:tr>
           </w:tbl>
           <w:p/>
         </w:tc>
@@ -10175,7 +10357,7 @@
         <w:rPr>
           <w:rStyle w:val="VerbatimChar"/>
         </w:rPr>
-        <w:t xml:space="preserve">library(pavo); library(magick); library(tidyverse)</w:t>
+        <w:t xml:space="preserve">library(pavo); library(magick); library(tidyverse); source("scripts/helpers.R")</w:t>
       </w:r>
       <w:r>
         <w:t xml:space="preserve"> </w:t>

--- a/teaching/ta-guide.docx
+++ b/teaching/ta-guide.docx
@@ -3161,7 +3161,13 @@
         <w:rPr>
           <w:rStyle w:val="NormalTok"/>
         </w:rPr>
-        <w:t xml:space="preserve">(pavo)</w:t>
+        <w:t xml:space="preserve">(pavo)               </w:t>
+      </w:r>
+      <w:r>
+        <w:rPr>
+          <w:rStyle w:val="CommentTok"/>
+        </w:rPr>
+        <w:t xml:space="preserve"># loads getimg(), classify(), adjacent()</w:t>
       </w:r>
       <w:r>
         <w:br/>
@@ -3176,7 +3182,13 @@
         <w:rPr>
           <w:rStyle w:val="NormalTok"/>
         </w:rPr>
-        <w:t xml:space="preserve">(magick)</w:t>
+        <w:t xml:space="preserve">(magick)             </w:t>
+      </w:r>
+      <w:r>
+        <w:rPr>
+          <w:rStyle w:val="CommentTok"/>
+        </w:rPr>
+        <w:t xml:space="preserve"># image I/O backend pavo uses</w:t>
       </w:r>
       <w:r>
         <w:br/>
@@ -3191,7 +3203,13 @@
         <w:rPr>
           <w:rStyle w:val="NormalTok"/>
         </w:rPr>
-        <w:t xml:space="preserve">(tidyverse)</w:t>
+        <w:t xml:space="preserve">(tidyverse)          </w:t>
+      </w:r>
+      <w:r>
+        <w:rPr>
+          <w:rStyle w:val="CommentTok"/>
+        </w:rPr>
+        <w:t xml:space="preserve"># bind_rows, pivot_longer, ggplot</w:t>
       </w:r>
       <w:r>
         <w:br/>
@@ -3218,7 +3236,7 @@
         <w:rPr>
           <w:rStyle w:val="NormalTok"/>
         </w:rPr>
-        <w:t xml:space="preserve">)     </w:t>
+        <w:t xml:space="preserve">) </w:t>
       </w:r>
       <w:r>
         <w:rPr>
@@ -3233,7 +3251,7 @@
         <w:rPr>
           <w:rStyle w:val="NormalTok"/>
         </w:rPr>
-        <w:t xml:space="preserve">                                 </w:t>
+        <w:t xml:space="preserve">                            </w:t>
       </w:r>
       <w:r>
         <w:rPr>
@@ -3248,7 +3266,7 @@
         <w:rPr>
           <w:rStyle w:val="NormalTok"/>
         </w:rPr>
-        <w:t xml:space="preserve">                                 </w:t>
+        <w:t xml:space="preserve">                            </w:t>
       </w:r>
       <w:r>
         <w:rPr>
@@ -3299,115 +3317,7 @@
         <w:t xml:space="preserve"> </w:t>
       </w:r>
       <w:r>
-        <w:t xml:space="preserve">loading the three packages plus checking we’re on pavo ≥ 2.9. The</w:t>
-      </w:r>
-      <w:r>
-        <w:t xml:space="preserve"> </w:t>
-      </w:r>
-      <w:r>
-        <w:rPr>
-          <w:rStyle w:val="VerbatimChar"/>
-        </w:rPr>
-        <w:t xml:space="preserve">magick</w:t>
-      </w:r>
-      <w:r>
-        <w:t xml:space="preserve"> </w:t>
-      </w:r>
-      <w:r>
-        <w:t xml:space="preserve">package is the image-IO backend pavo uses internally;</w:t>
-      </w:r>
-      <w:r>
-        <w:t xml:space="preserve"> </w:t>
-      </w:r>
-      <w:r>
-        <w:rPr>
-          <w:rStyle w:val="VerbatimChar"/>
-        </w:rPr>
-        <w:t xml:space="preserve">tidyverse</w:t>
-      </w:r>
-      <w:r>
-        <w:t xml:space="preserve"> </w:t>
-      </w:r>
-      <w:r>
-        <w:t xml:space="preserve">is for</w:t>
-      </w:r>
-      <w:r>
-        <w:t xml:space="preserve"> </w:t>
-      </w:r>
-      <w:r>
-        <w:rPr>
-          <w:rStyle w:val="VerbatimChar"/>
-        </w:rPr>
-        <w:t xml:space="preserve">bind_rows</w:t>
-      </w:r>
-      <w:r>
-        <w:t xml:space="preserve">,</w:t>
-      </w:r>
-      <w:r>
-        <w:t xml:space="preserve"> </w:t>
-      </w:r>
-      <w:r>
-        <w:rPr>
-          <w:rStyle w:val="VerbatimChar"/>
-        </w:rPr>
-        <w:t xml:space="preserve">tibble</w:t>
-      </w:r>
-      <w:r>
-        <w:t xml:space="preserve">,</w:t>
-      </w:r>
-      <w:r>
-        <w:t xml:space="preserve"> </w:t>
-      </w:r>
-      <w:r>
-        <w:rPr>
-          <w:rStyle w:val="VerbatimChar"/>
-        </w:rPr>
-        <w:t xml:space="preserve">pivot_longer</w:t>
-      </w:r>
-      <w:r>
-        <w:t xml:space="preserve">,</w:t>
-      </w:r>
-      <w:r>
-        <w:t xml:space="preserve"> </w:t>
-      </w:r>
-      <w:r>
-        <w:rPr>
-          <w:rStyle w:val="VerbatimChar"/>
-        </w:rPr>
-        <w:t xml:space="preserve">ggplot</w:t>
-      </w:r>
-      <w:r>
-        <w:t xml:space="preserve">. The</w:t>
-      </w:r>
-      <w:r>
-        <w:t xml:space="preserve"> </w:t>
-      </w:r>
-      <w:r>
-        <w:rPr>
-          <w:rStyle w:val="VerbatimChar"/>
-        </w:rPr>
-        <w:t xml:space="preserve">source("scripts/helpers.R")</w:t>
-      </w:r>
-      <w:r>
-        <w:t xml:space="preserve"> </w:t>
-      </w:r>
-      <w:r>
-        <w:t xml:space="preserve">call brings in every function used downstream — without it, the first call to</w:t>
-      </w:r>
-      <w:r>
-        <w:t xml:space="preserve"> </w:t>
-      </w:r>
-      <w:r>
-        <w:rPr>
-          <w:rStyle w:val="VerbatimChar"/>
-        </w:rPr>
-        <w:t xml:space="preserve">simple_coldists()</w:t>
-      </w:r>
-      <w:r>
-        <w:t xml:space="preserve"> </w:t>
-      </w:r>
-      <w:r>
-        <w:t xml:space="preserve">errors with</w:t>
+        <w:t xml:space="preserve">loading the three packages plus the helpers, plus checking we’re on pavo ≥ 2.9. Each line carries different functions — see the troubleshooting table below for which</w:t>
       </w:r>
       <w:r>
         <w:t xml:space="preserve"> </w:t>
@@ -3416,7 +3326,10 @@
         <w:t xml:space="preserve">“could not find function”</w:t>
       </w:r>
       <w:r>
-        <w:t xml:space="preserve">.</w:t>
+        <w:t xml:space="preserve"> </w:t>
+      </w:r>
+      <w:r>
+        <w:t xml:space="preserve">error means which line was skipped.</w:t>
       </w:r>
     </w:p>
     <w:p>
@@ -3446,22 +3359,154 @@
         <w:t xml:space="preserve"> </w:t>
       </w:r>
       <w:r>
-        <w:t xml:space="preserve">before proceeding. The</w:t>
-      </w:r>
-      <w:r>
+        <w:t xml:space="preserve">before proceeding.</w:t>
+      </w:r>
+    </w:p>
+    <w:p>
+      <w:pPr>
+        <w:pStyle w:val="BodyText"/>
+      </w:pPr>
+      <w:r>
+        <w:rPr>
+          <w:b/>
+          <w:bCs/>
+        </w:rPr>
+        <w:t xml:space="preserve">The two pedagogical moments to emphasize:</w:t>
+      </w:r>
+    </w:p>
+    <w:p>
+      <w:pPr>
+        <w:numPr>
+          <w:ilvl w:val="0"/>
+          <w:numId w:val="1010"/>
+        </w:numPr>
+      </w:pPr>
+      <w:r>
+        <w:rPr>
+          <w:b/>
+          <w:bCs/>
+        </w:rPr>
+        <w:t xml:space="preserve">The</w:t>
+      </w:r>
+      <w:r>
+        <w:rPr>
+          <w:b/>
+          <w:bCs/>
+        </w:rPr>
         <w:t xml:space="preserve"> </w:t>
       </w:r>
       <w:r>
         <w:rPr>
           <w:rStyle w:val="VerbatimChar"/>
-        </w:rPr>
-        <w:t xml:space="preserve">source()</w:t>
-      </w:r>
-      <w:r>
-        <w:t xml:space="preserve"> </w:t>
-      </w:r>
-      <w:r>
-        <w:t xml:space="preserve">line is the one students forget when they jump into Part B from a fresh session — emphasize it.</w:t>
+          <w:b/>
+          <w:bCs/>
+        </w:rPr>
+        <w:t xml:space="preserve">source("scripts/helpers.R")</w:t>
+      </w:r>
+      <w:r>
+        <w:rPr>
+          <w:b/>
+          <w:bCs/>
+        </w:rPr>
+        <w:t xml:space="preserve"> </w:t>
+      </w:r>
+      <w:r>
+        <w:rPr>
+          <w:b/>
+          <w:bCs/>
+        </w:rPr>
+        <w:t xml:space="preserve">line.</w:t>
+      </w:r>
+      <w:r>
+        <w:t xml:space="preserve"> </w:t>
+      </w:r>
+      <w:r>
+        <w:t xml:space="preserve">Students forget this when they jump into Part B from a fresh session. Most</w:t>
+      </w:r>
+      <w:r>
+        <w:t xml:space="preserve"> </w:t>
+      </w:r>
+      <w:r>
+        <w:t xml:space="preserve">“could not find function</w:t>
+      </w:r>
+      <w:r>
+        <w:t xml:space="preserve"> </w:t>
+      </w:r>
+      <w:r>
+        <w:t xml:space="preserve">‘simple_coldists’</w:t>
+      </w:r>
+      <w:r>
+        <w:t xml:space="preserve">”</w:t>
+      </w:r>
+      <w:r>
+        <w:t xml:space="preserve"> </w:t>
+      </w:r>
+      <w:r>
+        <w:t xml:space="preserve">errors trace back to it.</w:t>
+      </w:r>
+    </w:p>
+    <w:p>
+      <w:pPr>
+        <w:numPr>
+          <w:ilvl w:val="0"/>
+          <w:numId w:val="1010"/>
+        </w:numPr>
+      </w:pPr>
+      <w:r>
+        <w:rPr>
+          <w:b/>
+          <w:bCs/>
+        </w:rPr>
+        <w:t xml:space="preserve">The</w:t>
+      </w:r>
+      <w:r>
+        <w:rPr>
+          <w:b/>
+          <w:bCs/>
+        </w:rPr>
+        <w:t xml:space="preserve"> </w:t>
+      </w:r>
+      <w:r>
+        <w:rPr>
+          <w:b/>
+          <w:bCs/>
+        </w:rPr>
+        <w:t xml:space="preserve">“after Restart R”</w:t>
+      </w:r>
+      <w:r>
+        <w:rPr>
+          <w:b/>
+          <w:bCs/>
+        </w:rPr>
+        <w:t xml:space="preserve"> </w:t>
+      </w:r>
+      <w:r>
+        <w:rPr>
+          <w:b/>
+          <w:bCs/>
+        </w:rPr>
+        <w:t xml:space="preserve">rule.</w:t>
+      </w:r>
+      <w:r>
+        <w:t xml:space="preserve"> </w:t>
+      </w:r>
+      <w:r>
+        <w:t xml:space="preserve">Restarting R (Session → Restart R, container restart, Binder reload) wipes the entire environment. Students often try to recover by re-running just one or two lines of Step 0 — but they need ALL four. The</w:t>
+      </w:r>
+      <w:r>
+        <w:t xml:space="preserve"> </w:t>
+      </w:r>
+      <w:r>
+        <w:rPr>
+          <w:rStyle w:val="VerbatimChar"/>
+        </w:rPr>
+        <w:t xml:space="preserve">library(pavo)</w:t>
+      </w:r>
+      <w:r>
+        <w:t xml:space="preserve"> </w:t>
+      </w:r>
+      <w:r>
+        <w:t xml:space="preserve">line in particular is the one they re-skip because the immediate previous error was about a helper function, so they assume the problem is helpers-only.</w:t>
       </w:r>
     </w:p>
     <w:tbl>
@@ -3494,7 +3539,7 @@
           </w:tcPr>
           <w:p>
             <w:pPr>
-              <w:pStyle w:val="BodyText"/>
+              <w:pStyle w:val="FirstParagraph"/>
             </w:pPr>
             <w:pPr>
               <w:spacing w:before="0" w:after="0"/>
@@ -4790,7 +4835,37 @@
                     <w:rPr>
                       <w:rStyle w:val="VerbatimChar"/>
                     </w:rPr>
-                    <w:t xml:space="preserve">Error: object 'getimg' not found</w:t>
+                    <w:t xml:space="preserve">Error: could not find function "getimg"</w:t>
+                  </w:r>
+                  <w:r>
+                    <w:t xml:space="preserve"> </w:t>
+                  </w:r>
+                  <w:r>
+                    <w:t xml:space="preserve">(or</w:t>
+                  </w:r>
+                  <w:r>
+                    <w:t xml:space="preserve"> </w:t>
+                  </w:r>
+                  <w:r>
+                    <w:rPr>
+                      <w:rStyle w:val="VerbatimChar"/>
+                    </w:rPr>
+                    <w:t xml:space="preserve">classify</w:t>
+                  </w:r>
+                  <w:r>
+                    <w:t xml:space="preserve">,</w:t>
+                  </w:r>
+                  <w:r>
+                    <w:t xml:space="preserve"> </w:t>
+                  </w:r>
+                  <w:r>
+                    <w:rPr>
+                      <w:rStyle w:val="VerbatimChar"/>
+                    </w:rPr>
+                    <w:t xml:space="preserve">adjacent</w:t>
+                  </w:r>
+                  <w:r>
+                    <w:t xml:space="preserve">)</w:t>
                   </w:r>
                 </w:p>
               </w:tc>
@@ -4810,7 +4885,7 @@
                     <w:t xml:space="preserve"> </w:t>
                   </w:r>
                   <w:r>
-                    <w:t xml:space="preserve">skipped</w:t>
+                    <w:t xml:space="preserve">skipped (often after Session → Restart R)</w:t>
                   </w:r>
                 </w:p>
               </w:tc>
@@ -4821,7 +4896,23 @@
                     <w:pStyle w:val="Compact"/>
                   </w:pPr>
                   <w:r>
-                    <w:t xml:space="preserve">back to Step 0</w:t>
+                    <w:t xml:space="preserve">back to Step 0 — re-run</w:t>
+                  </w:r>
+                  <w:r>
+                    <w:t xml:space="preserve"> </w:t>
+                  </w:r>
+                  <w:r>
+                    <w:rPr>
+                      <w:b/>
+                      <w:bCs/>
+                    </w:rPr>
+                    <w:t xml:space="preserve">all four</w:t>
+                  </w:r>
+                  <w:r>
+                    <w:t xml:space="preserve"> </w:t>
+                  </w:r>
+                  <w:r>
+                    <w:t xml:space="preserve">lines</w:t>
                   </w:r>
                 </w:p>
               </w:tc>
@@ -4886,7 +4977,116 @@
                     <w:pStyle w:val="Compact"/>
                   </w:pPr>
                   <w:r>
-                    <w:t xml:space="preserve">back to Step 0; this is the most common Step 3 error in our test runs</w:t>
+                    <w:t xml:space="preserve">back to Step 0 — re-run</w:t>
+                  </w:r>
+                  <w:r>
+                    <w:t xml:space="preserve"> </w:t>
+                  </w:r>
+                  <w:r>
+                    <w:rPr>
+                      <w:b/>
+                      <w:bCs/>
+                    </w:rPr>
+                    <w:t xml:space="preserve">all four</w:t>
+                  </w:r>
+                  <w:r>
+                    <w:t xml:space="preserve"> </w:t>
+                  </w:r>
+                  <w:r>
+                    <w:t xml:space="preserve">lines. This is the most common Step 3 error in our test runs</w:t>
+                  </w:r>
+                </w:p>
+              </w:tc>
+            </w:tr>
+            <w:tr>
+              <w:tc>
+                <w:tcPr/>
+                <w:p>
+                  <w:pPr>
+                    <w:pStyle w:val="Compact"/>
+                  </w:pPr>
+                  <w:r>
+                    <w:rPr>
+                      <w:rStyle w:val="VerbatimChar"/>
+                    </w:rPr>
+                    <w:t xml:space="preserve">Error: could not find function "bind_rows"</w:t>
+                  </w:r>
+                  <w:r>
+                    <w:t xml:space="preserve"> </w:t>
+                  </w:r>
+                  <w:r>
+                    <w:t xml:space="preserve">(or</w:t>
+                  </w:r>
+                  <w:r>
+                    <w:t xml:space="preserve"> </w:t>
+                  </w:r>
+                  <w:r>
+                    <w:rPr>
+                      <w:rStyle w:val="VerbatimChar"/>
+                    </w:rPr>
+                    <w:t xml:space="preserve">pivot_longer</w:t>
+                  </w:r>
+                  <w:r>
+                    <w:t xml:space="preserve">,</w:t>
+                  </w:r>
+                  <w:r>
+                    <w:t xml:space="preserve"> </w:t>
+                  </w:r>
+                  <w:r>
+                    <w:rPr>
+                      <w:rStyle w:val="VerbatimChar"/>
+                    </w:rPr>
+                    <w:t xml:space="preserve">ggplot</w:t>
+                  </w:r>
+                  <w:r>
+                    <w:t xml:space="preserve">)</w:t>
+                  </w:r>
+                </w:p>
+              </w:tc>
+              <w:tc>
+                <w:tcPr/>
+                <w:p>
+                  <w:pPr>
+                    <w:pStyle w:val="Compact"/>
+                  </w:pPr>
+                  <w:r>
+                    <w:rPr>
+                      <w:rStyle w:val="VerbatimChar"/>
+                    </w:rPr>
+                    <w:t xml:space="preserve">library(tidyverse)</w:t>
+                  </w:r>
+                  <w:r>
+                    <w:t xml:space="preserve"> </w:t>
+                  </w:r>
+                  <w:r>
+                    <w:t xml:space="preserve">skipped</w:t>
+                  </w:r>
+                </w:p>
+              </w:tc>
+              <w:tc>
+                <w:tcPr/>
+                <w:p>
+                  <w:pPr>
+                    <w:pStyle w:val="Compact"/>
+                  </w:pPr>
+                  <w:r>
+                    <w:t xml:space="preserve">back to Step 0 — re-run</w:t>
+                  </w:r>
+                  <w:r>
+                    <w:t xml:space="preserve"> </w:t>
+                  </w:r>
+                  <w:r>
+                    <w:rPr>
+                      <w:b/>
+                      <w:bCs/>
+                    </w:rPr>
+                    <w:t xml:space="preserve">all four</w:t>
+                  </w:r>
+                  <w:r>
+                    <w:t xml:space="preserve"> </w:t>
+                  </w:r>
+                  <w:r>
+                    <w:t xml:space="preserve">lines</w:t>
                   </w:r>
                 </w:p>
               </w:tc>
@@ -4965,7 +5165,7 @@
         <w:pStyle w:val="Compact"/>
         <w:numPr>
           <w:ilvl w:val="0"/>
-          <w:numId w:val="1010"/>
+          <w:numId w:val="1011"/>
         </w:numPr>
       </w:pPr>
       <w:r>
@@ -4979,150 +5179,6 @@
       </w:r>
       <w:r>
         <w:t xml:space="preserve">— what came off Wikipedia</w:t>
-      </w:r>
-    </w:p>
-    <w:p>
-      <w:pPr>
-        <w:pStyle w:val="Compact"/>
-        <w:numPr>
-          <w:ilvl w:val="0"/>
-          <w:numId w:val="1010"/>
-        </w:numPr>
-      </w:pPr>
-      <w:r>
-        <w:rPr>
-          <w:rStyle w:val="VerbatimChar"/>
-        </w:rPr>
-        <w:t xml:space="preserve">images/demo/sergeant-major.jpg</w:t>
-      </w:r>
-      <w:r>
-        <w:t xml:space="preserve"> </w:t>
-      </w:r>
-      <w:r>
-        <w:t xml:space="preserve">(if present — cropped to bounding box)</w:t>
-      </w:r>
-    </w:p>
-    <w:p>
-      <w:pPr>
-        <w:pStyle w:val="Compact"/>
-        <w:numPr>
-          <w:ilvl w:val="0"/>
-          <w:numId w:val="1010"/>
-        </w:numPr>
-      </w:pPr>
-      <w:r>
-        <w:rPr>
-          <w:rStyle w:val="VerbatimChar"/>
-        </w:rPr>
-        <w:t xml:space="preserve">images/demo/segmented/sergeant-major.jpg</w:t>
-      </w:r>
-      <w:r>
-        <w:t xml:space="preserve"> </w:t>
-      </w:r>
-      <w:r>
-        <w:t xml:space="preserve">— what we use</w:t>
-      </w:r>
-    </w:p>
-    <w:p>
-      <w:pPr>
-        <w:pStyle w:val="FirstParagraph"/>
-      </w:pPr>
-      <w:r>
-        <w:t xml:space="preserve">Walk through visually: each step strips more of</w:t>
-      </w:r>
-      <w:r>
-        <w:t xml:space="preserve"> </w:t>
-      </w:r>
-      <w:r>
-        <w:t xml:space="preserve">“the photograph”</w:t>
-      </w:r>
-      <w:r>
-        <w:t xml:space="preserve"> </w:t>
-      </w:r>
-      <w:r>
-        <w:t xml:space="preserve">away from</w:t>
-      </w:r>
-      <w:r>
-        <w:t xml:space="preserve"> </w:t>
-      </w:r>
-      <w:r>
-        <w:t xml:space="preserve">“the fish.”</w:t>
-      </w:r>
-      <w:r>
-        <w:t xml:space="preserve"> </w:t>
-      </w:r>
-      <w:r>
-        <w:t xml:space="preserve">The metrics get cleaner as the photo gets cleaner.</w:t>
-      </w:r>
-    </w:p>
-    <w:p>
-      <w:pPr>
-        <w:pStyle w:val="BodyText"/>
-      </w:pPr>
-      <w:r>
-        <w:rPr>
-          <w:b/>
-          <w:bCs/>
-        </w:rPr>
-        <w:t xml:space="preserve">Conceptual explanation to give students</w:t>
-      </w:r>
-      <w:r>
-        <w:t xml:space="preserve"> </w:t>
-      </w:r>
-      <w:r>
-        <w:t xml:space="preserve">(use your own words; this is the gist):</w:t>
-      </w:r>
-    </w:p>
-    <w:p>
-      <w:pPr>
-        <w:pStyle w:val="BlockText"/>
-      </w:pPr>
-      <w:r>
-        <w:t xml:space="preserve">If we ran classify() on the raw photo, k-means would happily allocate one or two of our</w:t>
-      </w:r>
-      <w:r>
-        <w:t xml:space="preserve"> </w:t>
-      </w:r>
-      <w:r>
-        <w:rPr>
-          <w:i/>
-          <w:iCs/>
-        </w:rPr>
-        <w:t xml:space="preserve">k</w:t>
-      </w:r>
-      <w:r>
-        <w:t xml:space="preserve"> </w:t>
-      </w:r>
-      <w:r>
-        <w:t xml:space="preserve">classes to the blue water and the rocks. We’d lose those classes for the actual fish patterning. And when adjacent() drops its grid, half of the cells would land in featureless background and just dilute the directional signal.</w:t>
-      </w:r>
-      <w:r>
-        <w:t xml:space="preserve"> </w:t>
-      </w:r>
-      <w:r>
-        <w:rPr>
-          <w:b/>
-          <w:bCs/>
-        </w:rPr>
-        <w:t xml:space="preserve">Segmentation isn’t a cosmetic clean-up — it’s the difference between measuring the fish and measuring the photograph.</w:t>
-      </w:r>
-    </w:p>
-    <w:p>
-      <w:pPr>
-        <w:pStyle w:val="FirstParagraph"/>
-      </w:pPr>
-      <w:r>
-        <w:rPr>
-          <w:b/>
-          <w:bCs/>
-        </w:rPr>
-        <w:t xml:space="preserve">Three paths students can use</w:t>
-      </w:r>
-      <w:r>
-        <w:t xml:space="preserve"> </w:t>
-      </w:r>
-      <w:r>
-        <w:t xml:space="preserve">(worksheet has all three; we use Path 1 for the demo):</w:t>
       </w:r>
     </w:p>
     <w:p>
@@ -5136,16 +5192,14 @@
       <w:r>
         <w:rPr>
           <w:rStyle w:val="VerbatimChar"/>
-          <w:b/>
-          <w:bCs/>
-        </w:rPr>
-        <w:t xml:space="preserve">segment_fish()</w:t>
-      </w:r>
-      <w:r>
-        <w:t xml:space="preserve"> </w:t>
-      </w:r>
-      <w:r>
-        <w:t xml:space="preserve">in R — wraps rembg + ImageMagick. Best quality.</w:t>
+        </w:rPr>
+        <w:t xml:space="preserve">images/demo/sergeant-major.jpg</w:t>
+      </w:r>
+      <w:r>
+        <w:t xml:space="preserve"> </w:t>
+      </w:r>
+      <w:r>
+        <w:t xml:space="preserve">(if present — cropped to bounding box)</w:t>
       </w:r>
     </w:p>
     <w:p>
@@ -5158,31 +5212,140 @@
       </w:pPr>
       <w:r>
         <w:rPr>
+          <w:rStyle w:val="VerbatimChar"/>
+        </w:rPr>
+        <w:t xml:space="preserve">images/demo/segmented/sergeant-major.jpg</w:t>
+      </w:r>
+      <w:r>
+        <w:t xml:space="preserve"> </w:t>
+      </w:r>
+      <w:r>
+        <w:t xml:space="preserve">— what we use</w:t>
+      </w:r>
+    </w:p>
+    <w:p>
+      <w:pPr>
+        <w:pStyle w:val="FirstParagraph"/>
+      </w:pPr>
+      <w:r>
+        <w:t xml:space="preserve">Walk through visually: each step strips more of</w:t>
+      </w:r>
+      <w:r>
+        <w:t xml:space="preserve"> </w:t>
+      </w:r>
+      <w:r>
+        <w:t xml:space="preserve">“the photograph”</w:t>
+      </w:r>
+      <w:r>
+        <w:t xml:space="preserve"> </w:t>
+      </w:r>
+      <w:r>
+        <w:t xml:space="preserve">away from</w:t>
+      </w:r>
+      <w:r>
+        <w:t xml:space="preserve"> </w:t>
+      </w:r>
+      <w:r>
+        <w:t xml:space="preserve">“the fish.”</w:t>
+      </w:r>
+      <w:r>
+        <w:t xml:space="preserve"> </w:t>
+      </w:r>
+      <w:r>
+        <w:t xml:space="preserve">The metrics get cleaner as the photo gets cleaner.</w:t>
+      </w:r>
+    </w:p>
+    <w:p>
+      <w:pPr>
+        <w:pStyle w:val="BodyText"/>
+      </w:pPr>
+      <w:r>
+        <w:rPr>
           <w:b/>
           <w:bCs/>
         </w:rPr>
-        <w:t xml:space="preserve">Web tool +</w:t>
+        <w:t xml:space="preserve">Conceptual explanation to give students</w:t>
+      </w:r>
+      <w:r>
+        <w:t xml:space="preserve"> </w:t>
+      </w:r>
+      <w:r>
+        <w:t xml:space="preserve">(use your own words; this is the gist):</w:t>
+      </w:r>
+    </w:p>
+    <w:p>
+      <w:pPr>
+        <w:pStyle w:val="BlockText"/>
+      </w:pPr>
+      <w:r>
+        <w:t xml:space="preserve">If we ran classify() on the raw photo, k-means would happily allocate one or two of our</w:t>
+      </w:r>
+      <w:r>
+        <w:t xml:space="preserve"> </w:t>
+      </w:r>
+      <w:r>
+        <w:rPr>
+          <w:i/>
+          <w:iCs/>
+        </w:rPr>
+        <w:t xml:space="preserve">k</w:t>
+      </w:r>
+      <w:r>
+        <w:t xml:space="preserve"> </w:t>
+      </w:r>
+      <w:r>
+        <w:t xml:space="preserve">classes to the blue water and the rocks. We’d lose those classes for the actual fish patterning. And when adjacent() drops its grid, half of the cells would land in featureless background and just dilute the directional signal.</w:t>
+      </w:r>
+      <w:r>
+        <w:t xml:space="preserve"> </w:t>
       </w:r>
       <w:r>
         <w:rPr>
           <w:b/>
           <w:bCs/>
         </w:rPr>
-        <w:t xml:space="preserve"> </w:t>
-      </w:r>
+        <w:t xml:space="preserve">Segmentation isn’t a cosmetic clean-up — it’s the difference between measuring the fish and measuring the photograph.</w:t>
+      </w:r>
+    </w:p>
+    <w:p>
+      <w:pPr>
+        <w:pStyle w:val="FirstParagraph"/>
+      </w:pPr>
+      <w:r>
+        <w:rPr>
+          <w:b/>
+          <w:bCs/>
+        </w:rPr>
+        <w:t xml:space="preserve">Three paths students can use</w:t>
+      </w:r>
+      <w:r>
+        <w:t xml:space="preserve"> </w:t>
+      </w:r>
+      <w:r>
+        <w:t xml:space="preserve">(worksheet has all three; we use Path 1 for the demo):</w:t>
+      </w:r>
+    </w:p>
+    <w:p>
+      <w:pPr>
+        <w:pStyle w:val="Compact"/>
+        <w:numPr>
+          <w:ilvl w:val="0"/>
+          <w:numId w:val="1012"/>
+        </w:numPr>
+      </w:pPr>
       <w:r>
         <w:rPr>
           <w:rStyle w:val="VerbatimChar"/>
           <w:b/>
           <w:bCs/>
         </w:rPr>
-        <w:t xml:space="preserve">composite_to_white()</w:t>
-      </w:r>
-      <w:r>
-        <w:t xml:space="preserve"> </w:t>
-      </w:r>
-      <w:r>
-        <w:t xml:space="preserve">— remove.bg → transparent PNG → magick composites onto white in R.</w:t>
+        <w:t xml:space="preserve">segment_fish()</w:t>
+      </w:r>
+      <w:r>
+        <w:t xml:space="preserve"> </w:t>
+      </w:r>
+      <w:r>
+        <w:t xml:space="preserve">in R — wraps rembg + ImageMagick. Best quality.</w:t>
       </w:r>
     </w:p>
     <w:p>
@@ -5190,7 +5353,44 @@
         <w:pStyle w:val="Compact"/>
         <w:numPr>
           <w:ilvl w:val="0"/>
-          <w:numId w:val="1011"/>
+          <w:numId w:val="1012"/>
+        </w:numPr>
+      </w:pPr>
+      <w:r>
+        <w:rPr>
+          <w:b/>
+          <w:bCs/>
+        </w:rPr>
+        <w:t xml:space="preserve">Web tool +</w:t>
+      </w:r>
+      <w:r>
+        <w:rPr>
+          <w:b/>
+          <w:bCs/>
+        </w:rPr>
+        <w:t xml:space="preserve"> </w:t>
+      </w:r>
+      <w:r>
+        <w:rPr>
+          <w:rStyle w:val="VerbatimChar"/>
+          <w:b/>
+          <w:bCs/>
+        </w:rPr>
+        <w:t xml:space="preserve">composite_to_white()</w:t>
+      </w:r>
+      <w:r>
+        <w:t xml:space="preserve"> </w:t>
+      </w:r>
+      <w:r>
+        <w:t xml:space="preserve">— remove.bg → transparent PNG → magick composites onto white in R.</w:t>
+      </w:r>
+    </w:p>
+    <w:p>
+      <w:pPr>
+        <w:pStyle w:val="Compact"/>
+        <w:numPr>
+          <w:ilvl w:val="0"/>
+          <w:numId w:val="1012"/>
         </w:numPr>
       </w:pPr>
       <w:r>
@@ -5995,7 +6195,7 @@
         <w:pStyle w:val="Compact"/>
         <w:numPr>
           <w:ilvl w:val="0"/>
-          <w:numId w:val="1012"/>
+          <w:numId w:val="1013"/>
         </w:numPr>
       </w:pPr>
       <w:r>
@@ -6017,7 +6217,7 @@
         <w:pStyle w:val="Compact"/>
         <w:numPr>
           <w:ilvl w:val="0"/>
-          <w:numId w:val="1012"/>
+          <w:numId w:val="1013"/>
         </w:numPr>
       </w:pPr>
       <w:r>
@@ -6039,7 +6239,7 @@
         <w:pStyle w:val="Compact"/>
         <w:numPr>
           <w:ilvl w:val="0"/>
-          <w:numId w:val="1012"/>
+          <w:numId w:val="1013"/>
         </w:numPr>
       </w:pPr>
       <w:r>
@@ -6871,7 +7071,7 @@
         <w:pStyle w:val="Compact"/>
         <w:numPr>
           <w:ilvl w:val="0"/>
-          <w:numId w:val="1013"/>
+          <w:numId w:val="1014"/>
         </w:numPr>
       </w:pPr>
       <w:r>
@@ -6931,7 +7131,7 @@
         <w:pStyle w:val="Compact"/>
         <w:numPr>
           <w:ilvl w:val="0"/>
-          <w:numId w:val="1013"/>
+          <w:numId w:val="1014"/>
         </w:numPr>
       </w:pPr>
       <w:r>
@@ -6952,7 +7152,7 @@
         <w:pStyle w:val="Compact"/>
         <w:numPr>
           <w:ilvl w:val="0"/>
-          <w:numId w:val="1013"/>
+          <w:numId w:val="1014"/>
         </w:numPr>
       </w:pPr>
       <w:r>
@@ -8655,7 +8855,7 @@
               <w:pStyle w:val="Compact"/>
               <w:numPr>
                 <w:ilvl w:val="0"/>
-                <w:numId w:val="1014"/>
+                <w:numId w:val="1015"/>
               </w:numPr>
             </w:pPr>
             <w:r>
@@ -8707,7 +8907,7 @@
               <w:pStyle w:val="Compact"/>
               <w:numPr>
                 <w:ilvl w:val="0"/>
-                <w:numId w:val="1014"/>
+                <w:numId w:val="1015"/>
               </w:numPr>
             </w:pPr>
             <w:r>
@@ -8751,7 +8951,7 @@
               <w:pStyle w:val="Compact"/>
               <w:numPr>
                 <w:ilvl w:val="0"/>
-                <w:numId w:val="1014"/>
+                <w:numId w:val="1015"/>
               </w:numPr>
             </w:pPr>
             <w:r>
@@ -8773,7 +8973,7 @@
               <w:pStyle w:val="Compact"/>
               <w:numPr>
                 <w:ilvl w:val="0"/>
-                <w:numId w:val="1014"/>
+                <w:numId w:val="1015"/>
               </w:numPr>
             </w:pPr>
             <w:r>
@@ -8795,7 +8995,7 @@
               <w:pStyle w:val="Compact"/>
               <w:numPr>
                 <w:ilvl w:val="0"/>
-                <w:numId w:val="1014"/>
+                <w:numId w:val="1015"/>
               </w:numPr>
             </w:pPr>
             <w:r>
@@ -9194,7 +9394,7 @@
         <w:pStyle w:val="Compact"/>
         <w:numPr>
           <w:ilvl w:val="0"/>
-          <w:numId w:val="1015"/>
+          <w:numId w:val="1016"/>
         </w:numPr>
       </w:pPr>
       <w:r>
@@ -9209,82 +9409,6 @@
       </w:r>
       <w:r>
         <w:t xml:space="preserve">Dwell on Step 1.5. Students who skip this skim of the lab end up with confused metrics in Part B and they don’t understand why.</w:t>
-      </w:r>
-    </w:p>
-    <w:p>
-      <w:pPr>
-        <w:pStyle w:val="Compact"/>
-        <w:numPr>
-          <w:ilvl w:val="0"/>
-          <w:numId w:val="1015"/>
-        </w:numPr>
-      </w:pPr>
-      <w:r>
-        <w:rPr>
-          <w:b/>
-          <w:bCs/>
-        </w:rPr>
-        <w:t xml:space="preserve">A is a directional signal.</w:t>
-      </w:r>
-      <w:r>
-        <w:t xml:space="preserve"> </w:t>
-      </w:r>
-      <w:r>
-        <w:t xml:space="preserve">Spend two minutes on the</w:t>
-      </w:r>
-      <w:r>
-        <w:t xml:space="preserve"> </w:t>
-      </w:r>
-      <w:r>
-        <w:rPr>
-          <w:i/>
-          <w:iCs/>
-        </w:rPr>
-        <w:t xml:space="preserve">intuition</w:t>
-      </w:r>
-      <w:r>
-        <w:t xml:space="preserve"> </w:t>
-      </w:r>
-      <w:r>
-        <w:t xml:space="preserve">—</w:t>
-      </w:r>
-      <w:r>
-        <w:t xml:space="preserve"> </w:t>
-      </w:r>
-      <w:r>
-        <w:t xml:space="preserve">“vertical edges divided by horizontal edges, weighted by where they appear”</w:t>
-      </w:r>
-      <w:r>
-        <w:t xml:space="preserve"> </w:t>
-      </w:r>
-      <w:r>
-        <w:t xml:space="preserve">— before showing the computed A values.</w:t>
-      </w:r>
-    </w:p>
-    <w:p>
-      <w:pPr>
-        <w:pStyle w:val="FirstParagraph"/>
-      </w:pPr>
-      <w:r>
-        <w:t xml:space="preserve">Everything else is bookkeeping (k choice, white-bg exclusion, simple_coldists).</w:t>
-      </w:r>
-    </w:p>
-    <w:bookmarkEnd w:id="61"/>
-    <w:bookmarkStart w:id="62" w:name="what-to-emphasize-in-part-b"/>
-    <w:p>
-      <w:pPr>
-        <w:pStyle w:val="Heading2"/>
-      </w:pPr>
-      <w:r>
-        <w:t xml:space="preserve">4.3 What to emphasize in Part B</w:t>
-      </w:r>
-    </w:p>
-    <w:p>
-      <w:pPr>
-        <w:pStyle w:val="FirstParagraph"/>
-      </w:pPr>
-      <w:r>
-        <w:t xml:space="preserve">In their independent practice, push students to:</w:t>
       </w:r>
     </w:p>
     <w:p>
@@ -9300,13 +9424,13 @@
           <w:b/>
           <w:bCs/>
         </w:rPr>
-        <w:t xml:space="preserve">Predict before computing.</w:t>
-      </w:r>
-      <w:r>
-        <w:t xml:space="preserve"> </w:t>
-      </w:r>
-      <w:r>
-        <w:t xml:space="preserve">Have them write down their predicted A for each of their three fish</w:t>
+        <w:t xml:space="preserve">A is a directional signal.</w:t>
+      </w:r>
+      <w:r>
+        <w:t xml:space="preserve"> </w:t>
+      </w:r>
+      <w:r>
+        <w:t xml:space="preserve">Spend two minutes on the</w:t>
       </w:r>
       <w:r>
         <w:t xml:space="preserve"> </w:t>
@@ -9316,13 +9440,51 @@
           <w:i/>
           <w:iCs/>
         </w:rPr>
-        <w:t xml:space="preserve">in the worksheet</w:t>
-      </w:r>
-      <w:r>
-        <w:t xml:space="preserve"> </w:t>
-      </w:r>
-      <w:r>
-        <w:t xml:space="preserve">before running adjacent(). Then have them update it after measurement.</w:t>
+        <w:t xml:space="preserve">intuition</w:t>
+      </w:r>
+      <w:r>
+        <w:t xml:space="preserve"> </w:t>
+      </w:r>
+      <w:r>
+        <w:t xml:space="preserve">—</w:t>
+      </w:r>
+      <w:r>
+        <w:t xml:space="preserve"> </w:t>
+      </w:r>
+      <w:r>
+        <w:t xml:space="preserve">“vertical edges divided by horizontal edges, weighted by where they appear”</w:t>
+      </w:r>
+      <w:r>
+        <w:t xml:space="preserve"> </w:t>
+      </w:r>
+      <w:r>
+        <w:t xml:space="preserve">— before showing the computed A values.</w:t>
+      </w:r>
+    </w:p>
+    <w:p>
+      <w:pPr>
+        <w:pStyle w:val="FirstParagraph"/>
+      </w:pPr>
+      <w:r>
+        <w:t xml:space="preserve">Everything else is bookkeeping (k choice, white-bg exclusion, simple_coldists).</w:t>
+      </w:r>
+    </w:p>
+    <w:bookmarkEnd w:id="61"/>
+    <w:bookmarkStart w:id="62" w:name="what-to-emphasize-in-part-b"/>
+    <w:p>
+      <w:pPr>
+        <w:pStyle w:val="Heading2"/>
+      </w:pPr>
+      <w:r>
+        <w:t xml:space="preserve">4.3 What to emphasize in Part B</w:t>
+      </w:r>
+    </w:p>
+    <w:p>
+      <w:pPr>
+        <w:pStyle w:val="FirstParagraph"/>
+      </w:pPr>
+      <w:r>
+        <w:t xml:space="preserve">In their independent practice, push students to:</w:t>
       </w:r>
     </w:p>
     <w:p>
@@ -9330,7 +9492,7 @@
         <w:pStyle w:val="Compact"/>
         <w:numPr>
           <w:ilvl w:val="0"/>
-          <w:numId w:val="1016"/>
+          <w:numId w:val="1017"/>
         </w:numPr>
       </w:pPr>
       <w:r>
@@ -9338,31 +9500,29 @@
           <w:b/>
           <w:bCs/>
         </w:rPr>
-        <w:t xml:space="preserve">Reason about disagreements.</w:t>
-      </w:r>
-      <w:r>
-        <w:t xml:space="preserve"> </w:t>
-      </w:r>
-      <w:r>
-        <w:t xml:space="preserve">When a fish’s measured A doesn’t match their prediction, that’s the most pedagogically valuable moment of the lab. Don’t let them just write</w:t>
-      </w:r>
-      <w:r>
-        <w:t xml:space="preserve"> </w:t>
-      </w:r>
-      <w:r>
-        <w:t xml:space="preserve">“the A came out at 0.9, weird.”</w:t>
-      </w:r>
-      <w:r>
-        <w:t xml:space="preserve"> </w:t>
-      </w:r>
-      <w:r>
-        <w:t xml:space="preserve">Push for</w:t>
-      </w:r>
-      <w:r>
-        <w:t xml:space="preserve"> </w:t>
-      </w:r>
-      <w:r>
-        <w:t xml:space="preserve">“I predicted A &gt; 1 because I saw bars, but the bars are partial / oblique / contiguous with the dorsal stripe, which adds horizontal edges I didn’t count.”</w:t>
+        <w:t xml:space="preserve">Predict before computing.</w:t>
+      </w:r>
+      <w:r>
+        <w:t xml:space="preserve"> </w:t>
+      </w:r>
+      <w:r>
+        <w:t xml:space="preserve">Have them write down their predicted A for each of their three fish</w:t>
+      </w:r>
+      <w:r>
+        <w:t xml:space="preserve"> </w:t>
+      </w:r>
+      <w:r>
+        <w:rPr>
+          <w:i/>
+          <w:iCs/>
+        </w:rPr>
+        <w:t xml:space="preserve">in the worksheet</w:t>
+      </w:r>
+      <w:r>
+        <w:t xml:space="preserve"> </w:t>
+      </w:r>
+      <w:r>
+        <w:t xml:space="preserve">before running adjacent(). Then have them update it after measurement.</w:t>
       </w:r>
     </w:p>
     <w:p>
@@ -9370,7 +9530,47 @@
         <w:pStyle w:val="Compact"/>
         <w:numPr>
           <w:ilvl w:val="0"/>
-          <w:numId w:val="1016"/>
+          <w:numId w:val="1017"/>
+        </w:numPr>
+      </w:pPr>
+      <w:r>
+        <w:rPr>
+          <w:b/>
+          <w:bCs/>
+        </w:rPr>
+        <w:t xml:space="preserve">Reason about disagreements.</w:t>
+      </w:r>
+      <w:r>
+        <w:t xml:space="preserve"> </w:t>
+      </w:r>
+      <w:r>
+        <w:t xml:space="preserve">When a fish’s measured A doesn’t match their prediction, that’s the most pedagogically valuable moment of the lab. Don’t let them just write</w:t>
+      </w:r>
+      <w:r>
+        <w:t xml:space="preserve"> </w:t>
+      </w:r>
+      <w:r>
+        <w:t xml:space="preserve">“the A came out at 0.9, weird.”</w:t>
+      </w:r>
+      <w:r>
+        <w:t xml:space="preserve"> </w:t>
+      </w:r>
+      <w:r>
+        <w:t xml:space="preserve">Push for</w:t>
+      </w:r>
+      <w:r>
+        <w:t xml:space="preserve"> </w:t>
+      </w:r>
+      <w:r>
+        <w:t xml:space="preserve">“I predicted A &gt; 1 because I saw bars, but the bars are partial / oblique / contiguous with the dorsal stripe, which adds horizontal edges I didn’t count.”</w:t>
+      </w:r>
+    </w:p>
+    <w:p>
+      <w:pPr>
+        <w:pStyle w:val="Compact"/>
+        <w:numPr>
+          <w:ilvl w:val="0"/>
+          <w:numId w:val="1017"/>
         </w:numPr>
       </w:pPr>
       <w:r>
@@ -10027,74 +10227,11 @@
         <w:pStyle w:val="Compact"/>
         <w:numPr>
           <w:ilvl w:val="0"/>
-          <w:numId w:val="1017"/>
+          <w:numId w:val="1018"/>
         </w:numPr>
       </w:pPr>
       <w:r>
         <w:t xml:space="preserve">Tables half-empty with no explanation</w:t>
-      </w:r>
-    </w:p>
-    <w:p>
-      <w:pPr>
-        <w:pStyle w:val="Compact"/>
-        <w:numPr>
-          <w:ilvl w:val="0"/>
-          <w:numId w:val="1017"/>
-        </w:numPr>
-      </w:pPr>
-      <w:r>
-        <w:t xml:space="preserve">“A &lt; 1, A &gt; 1, A ≈ 1, just like the prediction”</w:t>
-      </w:r>
-      <w:r>
-        <w:t xml:space="preserve"> </w:t>
-      </w:r>
-      <w:r>
-        <w:t xml:space="preserve">with no interpretation when the values disagreed</w:t>
-      </w:r>
-    </w:p>
-    <w:p>
-      <w:pPr>
-        <w:pStyle w:val="Compact"/>
-        <w:numPr>
-          <w:ilvl w:val="0"/>
-          <w:numId w:val="1017"/>
-        </w:numPr>
-      </w:pPr>
-      <w:r>
-        <w:t xml:space="preserve">Selection hypothesis that doesn’t reference any of their measured metrics (</w:t>
-      </w:r>
-      <w:r>
-        <w:t xml:space="preserve">“disruptive coloration”</w:t>
-      </w:r>
-      <w:r>
-        <w:t xml:space="preserve"> </w:t>
-      </w:r>
-      <w:r>
-        <w:t xml:space="preserve">with no link to high m or high m_dS)</w:t>
-      </w:r>
-    </w:p>
-    <w:p>
-      <w:pPr>
-        <w:pStyle w:val="Compact"/>
-        <w:numPr>
-          <w:ilvl w:val="0"/>
-          <w:numId w:val="1017"/>
-        </w:numPr>
-      </w:pPr>
-      <w:r>
-        <w:t xml:space="preserve">Wholesale reliance on the demo fish without any engagement with their own three</w:t>
-      </w:r>
-    </w:p>
-    <w:p>
-      <w:pPr>
-        <w:pStyle w:val="FirstParagraph"/>
-      </w:pPr>
-      <w:r>
-        <w:rPr>
-          <w:b/>
-          <w:bCs/>
-        </w:rPr>
-        <w:t xml:space="preserve">What to praise (write inline):</w:t>
       </w:r>
     </w:p>
     <w:p>
@@ -10106,23 +10243,13 @@
         </w:numPr>
       </w:pPr>
       <w:r>
-        <w:t xml:space="preserve">A student who notices their A values are</w:t>
-      </w:r>
-      <w:r>
-        <w:t xml:space="preserve"> </w:t>
-      </w:r>
-      <w:r>
-        <w:rPr>
-          <w:i/>
-          <w:iCs/>
-        </w:rPr>
-        <w:t xml:space="preserve">less dramatic</w:t>
-      </w:r>
-      <w:r>
-        <w:t xml:space="preserve"> </w:t>
-      </w:r>
-      <w:r>
-        <w:t xml:space="preserve">than the demo and traces it to the segmentation choice they made</w:t>
+        <w:t xml:space="preserve">“A &lt; 1, A &gt; 1, A ≈ 1, just like the prediction”</w:t>
+      </w:r>
+      <w:r>
+        <w:t xml:space="preserve"> </w:t>
+      </w:r>
+      <w:r>
+        <w:t xml:space="preserve">with no interpretation when the values disagreed</w:t>
       </w:r>
     </w:p>
     <w:p>
@@ -10134,19 +10261,16 @@
         </w:numPr>
       </w:pPr>
       <w:r>
-        <w:t xml:space="preserve">A student who picks a</w:t>
-      </w:r>
-      <w:r>
-        <w:t xml:space="preserve"> </w:t>
-      </w:r>
-      <w:r>
-        <w:t xml:space="preserve">“boring”</w:t>
-      </w:r>
-      <w:r>
-        <w:t xml:space="preserve"> </w:t>
-      </w:r>
-      <w:r>
-        <w:t xml:space="preserve">reticulate fish, gets A ≈ 1 as predicted, and reasons about why their lineage favors disruptive coloration</w:t>
+        <w:t xml:space="preserve">Selection hypothesis that doesn’t reference any of their measured metrics (</w:t>
+      </w:r>
+      <w:r>
+        <w:t xml:space="preserve">“disruptive coloration”</w:t>
+      </w:r>
+      <w:r>
+        <w:t xml:space="preserve"> </w:t>
+      </w:r>
+      <w:r>
+        <w:t xml:space="preserve">with no link to high m or high m_dS)</w:t>
       </w:r>
     </w:p>
     <w:p>
@@ -10158,33 +10282,19 @@
         </w:numPr>
       </w:pPr>
       <w:r>
-        <w:t xml:space="preserve">Anyone who refers back to a lecture concept (Lec 11–12 material on cell palette + pattern mechanism) when interpreting their fish</w:t>
-      </w:r>
-    </w:p>
-    <w:p>
-      <w:r>
-        <w:pict>
-          <v:rect style="width:0;height:1.5pt" o:hralign="center" o:hrstd="t" o:hr="t"/>
-        </w:pict>
-      </w:r>
-    </w:p>
-    <w:bookmarkEnd w:id="65"/>
-    <w:bookmarkStart w:id="70" w:name="part-6-pre-lab-and-day-of-checklist"/>
-    <w:p>
-      <w:pPr>
-        <w:pStyle w:val="Heading1"/>
-      </w:pPr>
-      <w:r>
-        <w:t xml:space="preserve">Part 6 — Pre-lab and day-of checklist</w:t>
-      </w:r>
-    </w:p>
-    <w:bookmarkStart w:id="66" w:name="two-days-before-lab"/>
-    <w:p>
-      <w:pPr>
-        <w:pStyle w:val="Heading2"/>
-      </w:pPr>
-      <w:r>
-        <w:t xml:space="preserve">Two days before lab</w:t>
+        <w:t xml:space="preserve">Wholesale reliance on the demo fish without any engagement with their own three</w:t>
+      </w:r>
+    </w:p>
+    <w:p>
+      <w:pPr>
+        <w:pStyle w:val="FirstParagraph"/>
+      </w:pPr>
+      <w:r>
+        <w:rPr>
+          <w:b/>
+          <w:bCs/>
+        </w:rPr>
+        <w:t xml:space="preserve">What to praise (write inline):</w:t>
       </w:r>
     </w:p>
     <w:p>
@@ -10196,22 +10306,85 @@
         </w:numPr>
       </w:pPr>
       <w:r>
-        <w:t xml:space="preserve">Confirm Binder is warm — visit</w:t>
-      </w:r>
-      <w:r>
-        <w:t xml:space="preserve"> </w:t>
-      </w:r>
-      <w:r>
-        <w:rPr>
-          <w:rStyle w:val="VerbatimChar"/>
-        </w:rPr>
-        <w:t xml:space="preserve">https://mybinder.org/v2/gh/AlfaroLab/eeb187-pavo-lab/HEAD?urlpath=rstudio</w:t>
-      </w:r>
-      <w:r>
-        <w:t xml:space="preserve"> </w:t>
-      </w:r>
-      <w:r>
-        <w:t xml:space="preserve">and let it build. Subsequent students hitting the same commit get cached builds.</w:t>
+        <w:t xml:space="preserve">A student who notices their A values are</w:t>
+      </w:r>
+      <w:r>
+        <w:t xml:space="preserve"> </w:t>
+      </w:r>
+      <w:r>
+        <w:rPr>
+          <w:i/>
+          <w:iCs/>
+        </w:rPr>
+        <w:t xml:space="preserve">less dramatic</w:t>
+      </w:r>
+      <w:r>
+        <w:t xml:space="preserve"> </w:t>
+      </w:r>
+      <w:r>
+        <w:t xml:space="preserve">than the demo and traces it to the segmentation choice they made</w:t>
+      </w:r>
+    </w:p>
+    <w:p>
+      <w:pPr>
+        <w:pStyle w:val="Compact"/>
+        <w:numPr>
+          <w:ilvl w:val="0"/>
+          <w:numId w:val="1019"/>
+        </w:numPr>
+      </w:pPr>
+      <w:r>
+        <w:t xml:space="preserve">A student who picks a</w:t>
+      </w:r>
+      <w:r>
+        <w:t xml:space="preserve"> </w:t>
+      </w:r>
+      <w:r>
+        <w:t xml:space="preserve">“boring”</w:t>
+      </w:r>
+      <w:r>
+        <w:t xml:space="preserve"> </w:t>
+      </w:r>
+      <w:r>
+        <w:t xml:space="preserve">reticulate fish, gets A ≈ 1 as predicted, and reasons about why their lineage favors disruptive coloration</w:t>
+      </w:r>
+    </w:p>
+    <w:p>
+      <w:pPr>
+        <w:pStyle w:val="Compact"/>
+        <w:numPr>
+          <w:ilvl w:val="0"/>
+          <w:numId w:val="1019"/>
+        </w:numPr>
+      </w:pPr>
+      <w:r>
+        <w:t xml:space="preserve">Anyone who refers back to a lecture concept (Lec 11–12 material on cell palette + pattern mechanism) when interpreting their fish</w:t>
+      </w:r>
+    </w:p>
+    <w:p>
+      <w:r>
+        <w:pict>
+          <v:rect style="width:0;height:1.5pt" o:hralign="center" o:hrstd="t" o:hr="t"/>
+        </w:pict>
+      </w:r>
+    </w:p>
+    <w:bookmarkEnd w:id="65"/>
+    <w:bookmarkStart w:id="70" w:name="part-6-pre-lab-and-day-of-checklist"/>
+    <w:p>
+      <w:pPr>
+        <w:pStyle w:val="Heading1"/>
+      </w:pPr>
+      <w:r>
+        <w:t xml:space="preserve">Part 6 — Pre-lab and day-of checklist</w:t>
+      </w:r>
+    </w:p>
+    <w:bookmarkStart w:id="66" w:name="two-days-before-lab"/>
+    <w:p>
+      <w:pPr>
+        <w:pStyle w:val="Heading2"/>
+      </w:pPr>
+      <w:r>
+        <w:t xml:space="preserve">Two days before lab</w:t>
       </w:r>
     </w:p>
     <w:p>
@@ -10223,7 +10396,7 @@
         </w:numPr>
       </w:pPr>
       <w:r>
-        <w:t xml:space="preserve">Re-render</w:t>
+        <w:t xml:space="preserve">Confirm Binder is warm — visit</w:t>
       </w:r>
       <w:r>
         <w:t xml:space="preserve"> </w:t>
@@ -10232,28 +10405,13 @@
         <w:rPr>
           <w:rStyle w:val="VerbatimChar"/>
         </w:rPr>
-        <w:t xml:space="preserve">lab-05-pavo-intro.qmd</w:t>
-      </w:r>
-      <w:r>
-        <w:t xml:space="preserve"> </w:t>
-      </w:r>
-      <w:r>
-        <w:t xml:space="preserve">and</w:t>
-      </w:r>
-      <w:r>
-        <w:t xml:space="preserve"> </w:t>
-      </w:r>
-      <w:r>
-        <w:rPr>
-          <w:rStyle w:val="VerbatimChar"/>
-        </w:rPr>
-        <w:t xml:space="preserve">pre-lab-installation.qmd</w:t>
-      </w:r>
-      <w:r>
-        <w:t xml:space="preserve"> </w:t>
-      </w:r>
-      <w:r>
-        <w:t xml:space="preserve">if anything changed. Confirm the PDFs exist.</w:t>
+        <w:t xml:space="preserve">https://mybinder.org/v2/gh/AlfaroLab/eeb187-pavo-lab/HEAD?urlpath=rstudio</w:t>
+      </w:r>
+      <w:r>
+        <w:t xml:space="preserve"> </w:t>
+      </w:r>
+      <w:r>
+        <w:t xml:space="preserve">and let it build. Subsequent students hitting the same commit get cached builds.</w:t>
       </w:r>
     </w:p>
     <w:p>
@@ -10265,17 +10423,37 @@
         </w:numPr>
       </w:pPr>
       <w:r>
-        <w:t xml:space="preserve">Spot-check one student’s installation per launch path (Native, Docker, Binder, Codespaces) is achievable end-to-end.</w:t>
-      </w:r>
-    </w:p>
-    <w:bookmarkEnd w:id="66"/>
-    <w:bookmarkStart w:id="67" w:name="day-before-lab"/>
-    <w:p>
-      <w:pPr>
-        <w:pStyle w:val="Heading2"/>
-      </w:pPr>
-      <w:r>
-        <w:t xml:space="preserve">Day before lab</w:t>
+        <w:t xml:space="preserve">Re-render</w:t>
+      </w:r>
+      <w:r>
+        <w:t xml:space="preserve"> </w:t>
+      </w:r>
+      <w:r>
+        <w:rPr>
+          <w:rStyle w:val="VerbatimChar"/>
+        </w:rPr>
+        <w:t xml:space="preserve">lab-05-pavo-intro.qmd</w:t>
+      </w:r>
+      <w:r>
+        <w:t xml:space="preserve"> </w:t>
+      </w:r>
+      <w:r>
+        <w:t xml:space="preserve">and</w:t>
+      </w:r>
+      <w:r>
+        <w:t xml:space="preserve"> </w:t>
+      </w:r>
+      <w:r>
+        <w:rPr>
+          <w:rStyle w:val="VerbatimChar"/>
+        </w:rPr>
+        <w:t xml:space="preserve">pre-lab-installation.qmd</w:t>
+      </w:r>
+      <w:r>
+        <w:t xml:space="preserve"> </w:t>
+      </w:r>
+      <w:r>
+        <w:t xml:space="preserve">if anything changed. Confirm the PDFs exist.</w:t>
       </w:r>
     </w:p>
     <w:p>
@@ -10287,22 +10465,17 @@
         </w:numPr>
       </w:pPr>
       <w:r>
-        <w:t xml:space="preserve">Walk through</w:t>
-      </w:r>
-      <w:r>
-        <w:t xml:space="preserve"> </w:t>
-      </w:r>
-      <w:r>
-        <w:rPr>
-          <w:rStyle w:val="VerbatimChar"/>
-        </w:rPr>
-        <w:t xml:space="preserve">scripts/walkthrough.R</w:t>
-      </w:r>
-      <w:r>
-        <w:t xml:space="preserve"> </w:t>
-      </w:r>
-      <w:r>
-        <w:t xml:space="preserve">top-to-bottom yourself in a fresh RStudio session. Time how long it takes — should be ~25 minutes at a steady pace.</w:t>
+        <w:t xml:space="preserve">Spot-check one student’s installation per launch path (Native, Docker, Binder, Codespaces) is achievable end-to-end.</w:t>
+      </w:r>
+    </w:p>
+    <w:bookmarkEnd w:id="66"/>
+    <w:bookmarkStart w:id="67" w:name="day-before-lab"/>
+    <w:p>
+      <w:pPr>
+        <w:pStyle w:val="Heading2"/>
+      </w:pPr>
+      <w:r>
+        <w:t xml:space="preserve">Day before lab</w:t>
       </w:r>
     </w:p>
     <w:p>
@@ -10314,7 +10487,22 @@
         </w:numPr>
       </w:pPr>
       <w:r>
-        <w:t xml:space="preserve">Have the three pre-rendered metric tables (sergeant major / cleaner wrasse / mandarin) memorized so you can reveal them on demand.</w:t>
+        <w:t xml:space="preserve">Walk through</w:t>
+      </w:r>
+      <w:r>
+        <w:t xml:space="preserve"> </w:t>
+      </w:r>
+      <w:r>
+        <w:rPr>
+          <w:rStyle w:val="VerbatimChar"/>
+        </w:rPr>
+        <w:t xml:space="preserve">scripts/walkthrough.R</w:t>
+      </w:r>
+      <w:r>
+        <w:t xml:space="preserve"> </w:t>
+      </w:r>
+      <w:r>
+        <w:t xml:space="preserve">top-to-bottom yourself in a fresh RStudio session. Time how long it takes — should be ~25 minutes at a steady pace.</w:t>
       </w:r>
     </w:p>
     <w:p>
@@ -10326,17 +10514,7 @@
         </w:numPr>
       </w:pPr>
       <w:r>
-        <w:t xml:space="preserve">Print or have open this guide’s Part 4 (pedagogical playbook).</w:t>
-      </w:r>
-    </w:p>
-    <w:bookmarkEnd w:id="67"/>
-    <w:bookmarkStart w:id="68" w:name="morning-of-lab"/>
-    <w:p>
-      <w:pPr>
-        <w:pStyle w:val="Heading2"/>
-      </w:pPr>
-      <w:r>
-        <w:t xml:space="preserve">Morning of lab</w:t>
+        <w:t xml:space="preserve">Have the three pre-rendered metric tables (sergeant major / cleaner wrasse / mandarin) memorized so you can reveal them on demand.</w:t>
       </w:r>
     </w:p>
     <w:p>
@@ -10348,22 +10526,17 @@
         </w:numPr>
       </w:pPr>
       <w:r>
-        <w:t xml:space="preserve">Restart your laptop’s RStudio. Run</w:t>
-      </w:r>
-      <w:r>
-        <w:t xml:space="preserve"> </w:t>
-      </w:r>
-      <w:r>
-        <w:rPr>
-          <w:rStyle w:val="VerbatimChar"/>
-        </w:rPr>
-        <w:t xml:space="preserve">library(pavo); library(magick); library(tidyverse); source("scripts/helpers.R")</w:t>
-      </w:r>
-      <w:r>
-        <w:t xml:space="preserve"> </w:t>
-      </w:r>
-      <w:r>
-        <w:t xml:space="preserve">to confirm everything still loads.</w:t>
+        <w:t xml:space="preserve">Print or have open this guide’s Part 4 (pedagogical playbook).</w:t>
+      </w:r>
+    </w:p>
+    <w:bookmarkEnd w:id="67"/>
+    <w:bookmarkStart w:id="68" w:name="morning-of-lab"/>
+    <w:p>
+      <w:pPr>
+        <w:pStyle w:val="Heading2"/>
+      </w:pPr>
+      <w:r>
+        <w:t xml:space="preserve">Morning of lab</w:t>
       </w:r>
     </w:p>
     <w:p>
@@ -10375,7 +10548,7 @@
         </w:numPr>
       </w:pPr>
       <w:r>
-        <w:t xml:space="preserve">Test</w:t>
+        <w:t xml:space="preserve">Restart your laptop’s RStudio. Run</w:t>
       </w:r>
       <w:r>
         <w:t xml:space="preserve"> </w:t>
@@ -10384,28 +10557,13 @@
         <w:rPr>
           <w:rStyle w:val="VerbatimChar"/>
         </w:rPr>
-        <w:t xml:space="preserve">segment_fish()</w:t>
-      </w:r>
-      <w:r>
-        <w:t xml:space="preserve"> </w:t>
-      </w:r>
-      <w:r>
-        <w:t xml:space="preserve">on one of the demo fish to confirm rembg + magick are still on PATH. If</w:t>
-      </w:r>
-      <w:r>
-        <w:t xml:space="preserve"> </w:t>
-      </w:r>
-      <w:r>
-        <w:rPr>
-          <w:rStyle w:val="VerbatimChar"/>
-        </w:rPr>
-        <w:t xml:space="preserve">uvx</w:t>
-      </w:r>
-      <w:r>
-        <w:t xml:space="preserve"> </w:t>
-      </w:r>
-      <w:r>
-        <w:t xml:space="preserve">was last used &gt; 1 month ago, the model cache may have been GC’d; running it once now downloads it.</w:t>
+        <w:t xml:space="preserve">library(pavo); library(magick); library(tidyverse); source("scripts/helpers.R")</w:t>
+      </w:r>
+      <w:r>
+        <w:t xml:space="preserve"> </w:t>
+      </w:r>
+      <w:r>
+        <w:t xml:space="preserve">to confirm everything still loads.</w:t>
       </w:r>
     </w:p>
     <w:p>
@@ -10417,29 +10575,37 @@
         </w:numPr>
       </w:pPr>
       <w:r>
-        <w:t xml:space="preserve">Take 5 student-fish images (3 you’ll demo + 2 you’ll reserve for</w:t>
-      </w:r>
-      <w:r>
-        <w:t xml:space="preserve"> </w:t>
-      </w:r>
-      <w:r>
-        <w:t xml:space="preserve">“what if”</w:t>
-      </w:r>
-      <w:r>
-        <w:t xml:space="preserve"> </w:t>
-      </w:r>
-      <w:r>
-        <w:t xml:space="preserve">student questions) and run them through the full pipeline as a smoke test.</w:t>
-      </w:r>
-    </w:p>
-    <w:bookmarkEnd w:id="68"/>
-    <w:bookmarkStart w:id="69" w:name="in-lab-90-min"/>
-    <w:p>
-      <w:pPr>
-        <w:pStyle w:val="Heading2"/>
-      </w:pPr>
-      <w:r>
-        <w:t xml:space="preserve">In lab (90 min)</w:t>
+        <w:t xml:space="preserve">Test</w:t>
+      </w:r>
+      <w:r>
+        <w:t xml:space="preserve"> </w:t>
+      </w:r>
+      <w:r>
+        <w:rPr>
+          <w:rStyle w:val="VerbatimChar"/>
+        </w:rPr>
+        <w:t xml:space="preserve">segment_fish()</w:t>
+      </w:r>
+      <w:r>
+        <w:t xml:space="preserve"> </w:t>
+      </w:r>
+      <w:r>
+        <w:t xml:space="preserve">on one of the demo fish to confirm rembg + magick are still on PATH. If</w:t>
+      </w:r>
+      <w:r>
+        <w:t xml:space="preserve"> </w:t>
+      </w:r>
+      <w:r>
+        <w:rPr>
+          <w:rStyle w:val="VerbatimChar"/>
+        </w:rPr>
+        <w:t xml:space="preserve">uvx</w:t>
+      </w:r>
+      <w:r>
+        <w:t xml:space="preserve"> </w:t>
+      </w:r>
+      <w:r>
+        <w:t xml:space="preserve">was last used &gt; 1 month ago, the model cache may have been GC’d; running it once now downloads it.</w:t>
       </w:r>
     </w:p>
     <w:p>
@@ -10451,89 +10617,29 @@
         </w:numPr>
       </w:pPr>
       <w:r>
-        <w:t xml:space="preserve">See the time-budget table in §4.1.</w:t>
-      </w:r>
-    </w:p>
-    <w:p>
-      <w:pPr>
-        <w:pStyle w:val="Compact"/>
-        <w:numPr>
-          <w:ilvl w:val="0"/>
-          <w:numId w:val="1028"/>
-        </w:numPr>
-      </w:pPr>
-      <w:r>
-        <w:rPr>
-          <w:b/>
-          <w:bCs/>
-        </w:rPr>
-        <w:t xml:space="preserve">Don’t fall behind.</w:t>
-      </w:r>
-      <w:r>
-        <w:t xml:space="preserve"> </w:t>
-      </w:r>
-      <w:r>
-        <w:t xml:space="preserve">If demo Part A is ticking past 40 minutes, skip the m_dS/m_dL panel of Step 5 and let students read it in the worksheet.</w:t>
-      </w:r>
-    </w:p>
-    <w:p>
-      <w:pPr>
-        <w:pStyle w:val="Compact"/>
-        <w:numPr>
-          <w:ilvl w:val="0"/>
-          <w:numId w:val="1028"/>
-        </w:numPr>
-      </w:pPr>
-      <w:r>
-        <w:rPr>
-          <w:b/>
-          <w:bCs/>
-        </w:rPr>
-        <w:t xml:space="preserve">Take notes on student questions</w:t>
-      </w:r>
-      <w:r>
-        <w:t xml:space="preserve"> </w:t>
-      </w:r>
-      <w:r>
-        <w:t xml:space="preserve">that surfaced. We update the troubleshooting boxes in this guide based on what comes up in real labs.</w:t>
-      </w:r>
-    </w:p>
-    <w:p>
-      <w:r>
-        <w:pict>
-          <v:rect style="width:0;height:1.5pt" o:hralign="center" o:hrstd="t" o:hr="t"/>
-        </w:pict>
-      </w:r>
-    </w:p>
-    <w:bookmarkEnd w:id="69"/>
-    <w:bookmarkEnd w:id="70"/>
-    <w:bookmarkStart w:id="71" w:name="appendix-a-glossary-of-metrics"/>
-    <w:p>
-      <w:pPr>
-        <w:pStyle w:val="Heading1"/>
-      </w:pPr>
-      <w:r>
-        <w:t xml:space="preserve">Appendix A — Glossary of metrics</w:t>
-      </w:r>
-    </w:p>
-    <w:p>
-      <w:pPr>
-        <w:pStyle w:val="FirstParagraph"/>
-      </w:pPr>
-      <w:r>
-        <w:t xml:space="preserve">For when a student asks</w:t>
-      </w:r>
-      <w:r>
-        <w:t xml:space="preserve"> </w:t>
-      </w:r>
-      <w:r>
-        <w:t xml:space="preserve">“what does X mean?”</w:t>
-      </w:r>
-      <w:r>
-        <w:t xml:space="preserve"> </w:t>
-      </w:r>
-      <w:r>
-        <w:t xml:space="preserve">in the middle of lab and you want a single sentence:</w:t>
+        <w:t xml:space="preserve">Take 5 student-fish images (3 you’ll demo + 2 you’ll reserve for</w:t>
+      </w:r>
+      <w:r>
+        <w:t xml:space="preserve"> </w:t>
+      </w:r>
+      <w:r>
+        <w:t xml:space="preserve">“what if”</w:t>
+      </w:r>
+      <w:r>
+        <w:t xml:space="preserve"> </w:t>
+      </w:r>
+      <w:r>
+        <w:t xml:space="preserve">student questions) and run them through the full pipeline as a smoke test.</w:t>
+      </w:r>
+    </w:p>
+    <w:bookmarkEnd w:id="68"/>
+    <w:bookmarkStart w:id="69" w:name="in-lab-90-min"/>
+    <w:p>
+      <w:pPr>
+        <w:pStyle w:val="Heading2"/>
+      </w:pPr>
+      <w:r>
+        <w:t xml:space="preserve">In lab (90 min)</w:t>
       </w:r>
     </w:p>
     <w:p>
@@ -10545,17 +10651,7 @@
         </w:numPr>
       </w:pPr>
       <w:r>
-        <w:rPr>
-          <w:b/>
-          <w:bCs/>
-        </w:rPr>
-        <w:t xml:space="preserve">k</w:t>
-      </w:r>
-      <w:r>
-        <w:t xml:space="preserve"> </w:t>
-      </w:r>
-      <w:r>
-        <w:t xml:space="preserve">— number of color classes the image was reduced to.</w:t>
+        <w:t xml:space="preserve">See the time-budget table in §4.1.</w:t>
       </w:r>
     </w:p>
     <w:p>
@@ -10571,29 +10667,13 @@
           <w:b/>
           <w:bCs/>
         </w:rPr>
-        <w:t xml:space="preserve">m</w:t>
-      </w:r>
-      <w:r>
-        <w:t xml:space="preserve"> </w:t>
-      </w:r>
-      <w:r>
-        <w:t xml:space="preserve">— fraction of grid cells that are at a color boundary, i.e., adjacent to a cell of a</w:t>
-      </w:r>
-      <w:r>
-        <w:t xml:space="preserve"> </w:t>
-      </w:r>
-      <w:r>
-        <w:rPr>
-          <w:i/>
-          <w:iCs/>
-        </w:rPr>
-        <w:t xml:space="preserve">different</w:t>
-      </w:r>
-      <w:r>
-        <w:t xml:space="preserve"> </w:t>
-      </w:r>
-      <w:r>
-        <w:t xml:space="preserve">class. High m = busy pattern. Low m = uniform pattern.</w:t>
+        <w:t xml:space="preserve">Don’t fall behind.</w:t>
+      </w:r>
+      <w:r>
+        <w:t xml:space="preserve"> </w:t>
+      </w:r>
+      <w:r>
+        <w:t xml:space="preserve">If demo Part A is ticking past 40 minutes, skip the m_dS/m_dL panel of Step 5 and let students read it in the worksheet.</w:t>
       </w:r>
     </w:p>
     <w:p>
@@ -10609,23 +10689,51 @@
           <w:b/>
           <w:bCs/>
         </w:rPr>
-        <w:t xml:space="preserve">A</w:t>
-      </w:r>
-      <w:r>
-        <w:t xml:space="preserve"> </w:t>
-      </w:r>
-      <w:r>
-        <w:t xml:space="preserve">— vertical-edge frequency divided by horizontal-edge frequency.</w:t>
-      </w:r>
-      <w:r>
-        <w:t xml:space="preserve"> </w:t>
-      </w:r>
-      <w:r>
-        <w:rPr>
-          <w:b/>
-          <w:bCs/>
-        </w:rPr>
-        <w:t xml:space="preserve">A &gt; 1 = bars; A &lt; 1 = stripes; A ≈ 1 = isotropic.</w:t>
+        <w:t xml:space="preserve">Take notes on student questions</w:t>
+      </w:r>
+      <w:r>
+        <w:t xml:space="preserve"> </w:t>
+      </w:r>
+      <w:r>
+        <w:t xml:space="preserve">that surfaced. We update the troubleshooting boxes in this guide based on what comes up in real labs.</w:t>
+      </w:r>
+    </w:p>
+    <w:p>
+      <w:r>
+        <w:pict>
+          <v:rect style="width:0;height:1.5pt" o:hralign="center" o:hrstd="t" o:hr="t"/>
+        </w:pict>
+      </w:r>
+    </w:p>
+    <w:bookmarkEnd w:id="69"/>
+    <w:bookmarkEnd w:id="70"/>
+    <w:bookmarkStart w:id="71" w:name="appendix-a-glossary-of-metrics"/>
+    <w:p>
+      <w:pPr>
+        <w:pStyle w:val="Heading1"/>
+      </w:pPr>
+      <w:r>
+        <w:t xml:space="preserve">Appendix A — Glossary of metrics</w:t>
+      </w:r>
+    </w:p>
+    <w:p>
+      <w:pPr>
+        <w:pStyle w:val="FirstParagraph"/>
+      </w:pPr>
+      <w:r>
+        <w:t xml:space="preserve">For when a student asks</w:t>
+      </w:r>
+      <w:r>
+        <w:t xml:space="preserve"> </w:t>
+      </w:r>
+      <w:r>
+        <w:t xml:space="preserve">“what does X mean?”</w:t>
+      </w:r>
+      <w:r>
+        <w:t xml:space="preserve"> </w:t>
+      </w:r>
+      <w:r>
+        <w:t xml:space="preserve">in the middle of lab and you want a single sentence:</w:t>
       </w:r>
     </w:p>
     <w:p>
@@ -10633,7 +10741,7 @@
         <w:pStyle w:val="Compact"/>
         <w:numPr>
           <w:ilvl w:val="0"/>
-          <w:numId w:val="1029"/>
+          <w:numId w:val="1030"/>
         </w:numPr>
       </w:pPr>
       <w:r>
@@ -10641,26 +10749,13 @@
           <w:b/>
           <w:bCs/>
         </w:rPr>
-        <w:t xml:space="preserve">Jc</w:t>
-      </w:r>
-      <w:r>
-        <w:t xml:space="preserve"> </w:t>
-      </w:r>
-      <w:r>
-        <w:t xml:space="preserve">— Simpson diversity of</w:t>
-      </w:r>
-      <w:r>
-        <w:t xml:space="preserve"> </w:t>
-      </w:r>
-      <w:r>
-        <w:rPr>
-          <w:i/>
-          <w:iCs/>
-        </w:rPr>
-        <w:t xml:space="preserve">color-class areas</w:t>
-      </w:r>
-      <w:r>
-        <w:t xml:space="preserve">. High Jc = many colors, evenly distributed. Low Jc = one or two colors dominate.</w:t>
+        <w:t xml:space="preserve">k</w:t>
+      </w:r>
+      <w:r>
+        <w:t xml:space="preserve"> </w:t>
+      </w:r>
+      <w:r>
+        <w:t xml:space="preserve">— number of color classes the image was reduced to.</w:t>
       </w:r>
     </w:p>
     <w:p>
@@ -10668,7 +10763,7 @@
         <w:pStyle w:val="Compact"/>
         <w:numPr>
           <w:ilvl w:val="0"/>
-          <w:numId w:val="1029"/>
+          <w:numId w:val="1030"/>
         </w:numPr>
       </w:pPr>
       <w:r>
@@ -10676,13 +10771,13 @@
           <w:b/>
           <w:bCs/>
         </w:rPr>
-        <w:t xml:space="preserve">Jt</w:t>
-      </w:r>
-      <w:r>
-        <w:t xml:space="preserve"> </w:t>
-      </w:r>
-      <w:r>
-        <w:t xml:space="preserve">— Simpson diversity of</w:t>
+        <w:t xml:space="preserve">m</w:t>
+      </w:r>
+      <w:r>
+        <w:t xml:space="preserve"> </w:t>
+      </w:r>
+      <w:r>
+        <w:t xml:space="preserve">— fraction of grid cells that are at a color boundary, i.e., adjacent to a cell of a</w:t>
       </w:r>
       <w:r>
         <w:t xml:space="preserve"> </w:t>
@@ -10692,10 +10787,13 @@
           <w:i/>
           <w:iCs/>
         </w:rPr>
-        <w:t xml:space="preserve">transitions</w:t>
-      </w:r>
-      <w:r>
-        <w:t xml:space="preserve">. High Jt = many different boundary types. Low Jt = pattern is dominated by one or two boundary types (e.g., black-yellow over and over).</w:t>
+        <w:t xml:space="preserve">different</w:t>
+      </w:r>
+      <w:r>
+        <w:t xml:space="preserve"> </w:t>
+      </w:r>
+      <w:r>
+        <w:t xml:space="preserve">class. High m = busy pattern. Low m = uniform pattern.</w:t>
       </w:r>
     </w:p>
     <w:p>
@@ -10703,7 +10801,7 @@
         <w:pStyle w:val="Compact"/>
         <w:numPr>
           <w:ilvl w:val="0"/>
-          <w:numId w:val="1029"/>
+          <w:numId w:val="1030"/>
         </w:numPr>
       </w:pPr>
       <w:r>
@@ -10711,13 +10809,23 @@
           <w:b/>
           <w:bCs/>
         </w:rPr>
-        <w:t xml:space="preserve">m_dS</w:t>
-      </w:r>
-      <w:r>
-        <w:t xml:space="preserve"> </w:t>
-      </w:r>
-      <w:r>
-        <w:t xml:space="preserve">— average chromatic (saturation/hue) distance across edges. High m_dS = saturated, contrasty edges; low m_dS = subtle ones.</w:t>
+        <w:t xml:space="preserve">A</w:t>
+      </w:r>
+      <w:r>
+        <w:t xml:space="preserve"> </w:t>
+      </w:r>
+      <w:r>
+        <w:t xml:space="preserve">— vertical-edge frequency divided by horizontal-edge frequency.</w:t>
+      </w:r>
+      <w:r>
+        <w:t xml:space="preserve"> </w:t>
+      </w:r>
+      <w:r>
+        <w:rPr>
+          <w:b/>
+          <w:bCs/>
+        </w:rPr>
+        <w:t xml:space="preserve">A &gt; 1 = bars; A &lt; 1 = stripes; A ≈ 1 = isotropic.</w:t>
       </w:r>
     </w:p>
     <w:p>
@@ -10725,7 +10833,99 @@
         <w:pStyle w:val="Compact"/>
         <w:numPr>
           <w:ilvl w:val="0"/>
-          <w:numId w:val="1029"/>
+          <w:numId w:val="1030"/>
+        </w:numPr>
+      </w:pPr>
+      <w:r>
+        <w:rPr>
+          <w:b/>
+          <w:bCs/>
+        </w:rPr>
+        <w:t xml:space="preserve">Jc</w:t>
+      </w:r>
+      <w:r>
+        <w:t xml:space="preserve"> </w:t>
+      </w:r>
+      <w:r>
+        <w:t xml:space="preserve">— Simpson diversity of</w:t>
+      </w:r>
+      <w:r>
+        <w:t xml:space="preserve"> </w:t>
+      </w:r>
+      <w:r>
+        <w:rPr>
+          <w:i/>
+          <w:iCs/>
+        </w:rPr>
+        <w:t xml:space="preserve">color-class areas</w:t>
+      </w:r>
+      <w:r>
+        <w:t xml:space="preserve">. High Jc = many colors, evenly distributed. Low Jc = one or two colors dominate.</w:t>
+      </w:r>
+    </w:p>
+    <w:p>
+      <w:pPr>
+        <w:pStyle w:val="Compact"/>
+        <w:numPr>
+          <w:ilvl w:val="0"/>
+          <w:numId w:val="1030"/>
+        </w:numPr>
+      </w:pPr>
+      <w:r>
+        <w:rPr>
+          <w:b/>
+          <w:bCs/>
+        </w:rPr>
+        <w:t xml:space="preserve">Jt</w:t>
+      </w:r>
+      <w:r>
+        <w:t xml:space="preserve"> </w:t>
+      </w:r>
+      <w:r>
+        <w:t xml:space="preserve">— Simpson diversity of</w:t>
+      </w:r>
+      <w:r>
+        <w:t xml:space="preserve"> </w:t>
+      </w:r>
+      <w:r>
+        <w:rPr>
+          <w:i/>
+          <w:iCs/>
+        </w:rPr>
+        <w:t xml:space="preserve">transitions</w:t>
+      </w:r>
+      <w:r>
+        <w:t xml:space="preserve">. High Jt = many different boundary types. Low Jt = pattern is dominated by one or two boundary types (e.g., black-yellow over and over).</w:t>
+      </w:r>
+    </w:p>
+    <w:p>
+      <w:pPr>
+        <w:pStyle w:val="Compact"/>
+        <w:numPr>
+          <w:ilvl w:val="0"/>
+          <w:numId w:val="1030"/>
+        </w:numPr>
+      </w:pPr>
+      <w:r>
+        <w:rPr>
+          <w:b/>
+          <w:bCs/>
+        </w:rPr>
+        <w:t xml:space="preserve">m_dS</w:t>
+      </w:r>
+      <w:r>
+        <w:t xml:space="preserve"> </w:t>
+      </w:r>
+      <w:r>
+        <w:t xml:space="preserve">— average chromatic (saturation/hue) distance across edges. High m_dS = saturated, contrasty edges; low m_dS = subtle ones.</w:t>
+      </w:r>
+    </w:p>
+    <w:p>
+      <w:pPr>
+        <w:pStyle w:val="Compact"/>
+        <w:numPr>
+          <w:ilvl w:val="0"/>
+          <w:numId w:val="1030"/>
         </w:numPr>
       </w:pPr>
       <w:r>
@@ -11672,9 +11872,6 @@
     <w:abstractNumId w:val="991"/>
   </w:num>
   <w:num w:numId="1010">
-    <w:abstractNumId w:val="991"/>
-  </w:num>
-  <w:num w:numId="1011">
     <w:abstractNumId w:val="99411"/>
     <w:lvlOverride w:ilvl="0">
       <w:startOverride w:val="1"/>
@@ -11704,10 +11901,10 @@
       <w:startOverride w:val="1"/>
     </w:lvlOverride>
   </w:num>
-  <w:num w:numId="1012">
+  <w:num w:numId="1011">
     <w:abstractNumId w:val="991"/>
   </w:num>
-  <w:num w:numId="1013">
+  <w:num w:numId="1012">
     <w:abstractNumId w:val="99411"/>
     <w:lvlOverride w:ilvl="0">
       <w:startOverride w:val="1"/>
@@ -11736,6 +11933,9 @@
     <w:lvlOverride w:ilvl="8">
       <w:startOverride w:val="1"/>
     </w:lvlOverride>
+  </w:num>
+  <w:num w:numId="1013">
+    <w:abstractNumId w:val="991"/>
   </w:num>
   <w:num w:numId="1014">
     <w:abstractNumId w:val="99411"/>
@@ -11828,13 +12028,40 @@
     </w:lvlOverride>
   </w:num>
   <w:num w:numId="1017">
-    <w:abstractNumId w:val="991"/>
+    <w:abstractNumId w:val="99411"/>
+    <w:lvlOverride w:ilvl="0">
+      <w:startOverride w:val="1"/>
+    </w:lvlOverride>
+    <w:lvlOverride w:ilvl="1">
+      <w:startOverride w:val="1"/>
+    </w:lvlOverride>
+    <w:lvlOverride w:ilvl="2">
+      <w:startOverride w:val="1"/>
+    </w:lvlOverride>
+    <w:lvlOverride w:ilvl="3">
+      <w:startOverride w:val="1"/>
+    </w:lvlOverride>
+    <w:lvlOverride w:ilvl="4">
+      <w:startOverride w:val="1"/>
+    </w:lvlOverride>
+    <w:lvlOverride w:ilvl="5">
+      <w:startOverride w:val="1"/>
+    </w:lvlOverride>
+    <w:lvlOverride w:ilvl="6">
+      <w:startOverride w:val="1"/>
+    </w:lvlOverride>
+    <w:lvlOverride w:ilvl="7">
+      <w:startOverride w:val="1"/>
+    </w:lvlOverride>
+    <w:lvlOverride w:ilvl="8">
+      <w:startOverride w:val="1"/>
+    </w:lvlOverride>
   </w:num>
   <w:num w:numId="1018">
     <w:abstractNumId w:val="991"/>
   </w:num>
   <w:num w:numId="1019">
-    <w:abstractNumId w:val="992"/>
+    <w:abstractNumId w:val="991"/>
   </w:num>
   <w:num w:numId="1020">
     <w:abstractNumId w:val="992"/>
@@ -11861,9 +12088,12 @@
     <w:abstractNumId w:val="992"/>
   </w:num>
   <w:num w:numId="1028">
+    <w:abstractNumId w:val="992"/>
+  </w:num>
+  <w:num w:numId="1029">
     <w:abstractNumId w:val="991"/>
   </w:num>
-  <w:num w:numId="1029">
+  <w:num w:numId="1030">
     <w:abstractNumId w:val="991"/>
   </w:num>
 </w:numbering>

--- a/teaching/ta-guide.docx
+++ b/teaching/ta-guide.docx
@@ -34,7 +34,7 @@
         <w:t xml:space="preserve">May 6, 2026</w:t>
       </w:r>
     </w:p>
-    <w:bookmarkStart w:id="9" w:name="purpose-of-this-guide"/>
+    <w:bookmarkStart w:id="12" w:name="purpose-of-this-guide"/>
     <w:p>
       <w:pPr>
         <w:pStyle w:val="Heading1"/>
@@ -64,7 +64,7 @@
         <w:t xml:space="preserve"> </w:t>
       </w:r>
       <w:r>
-        <w:t xml:space="preserve">(and any future TA stepping into Lab 5). It pairs with three other things:</w:t>
+        <w:t xml:space="preserve">(and any future TA stepping into Lab 5). It pairs with four other things:</w:t>
       </w:r>
     </w:p>
     <w:tbl>
@@ -166,6 +166,44 @@
               <w:rPr>
                 <w:rStyle w:val="VerbatimChar"/>
               </w:rPr>
+              <w:t xml:space="preserve">scripts/helpers.R</w:t>
+            </w:r>
+          </w:p>
+        </w:tc>
+        <w:tc>
+          <w:tcPr/>
+          <w:p>
+            <w:pPr>
+              <w:pStyle w:val="Compact"/>
+            </w:pPr>
+            <w:r>
+              <w:t xml:space="preserve">repo root</w:t>
+            </w:r>
+          </w:p>
+        </w:tc>
+        <w:tc>
+          <w:tcPr/>
+          <w:p>
+            <w:pPr>
+              <w:pStyle w:val="Compact"/>
+            </w:pPr>
+            <w:r>
+              <w:t xml:space="preserve">helper functions students source at session start</w:t>
+            </w:r>
+          </w:p>
+        </w:tc>
+      </w:tr>
+      <w:tr>
+        <w:tc>
+          <w:tcPr/>
+          <w:p>
+            <w:pPr>
+              <w:pStyle w:val="Compact"/>
+            </w:pPr>
+            <w:r>
+              <w:rPr>
+                <w:rStyle w:val="VerbatimChar"/>
+              </w:rPr>
               <w:t xml:space="preserve">lab-05-pavo-intro.qmd</w:t>
             </w:r>
           </w:p>
@@ -189,6 +227,44 @@
             </w:pPr>
             <w:r>
               <w:t xml:space="preserve">the student worksheet with Part A (demo) + Part B (their three fish)</w:t>
+            </w:r>
+          </w:p>
+        </w:tc>
+      </w:tr>
+      <w:tr>
+        <w:tc>
+          <w:tcPr/>
+          <w:p>
+            <w:pPr>
+              <w:pStyle w:val="Compact"/>
+            </w:pPr>
+            <w:r>
+              <w:rPr>
+                <w:rStyle w:val="VerbatimChar"/>
+              </w:rPr>
+              <w:t xml:space="preserve">student-guide.qmd</w:t>
+            </w:r>
+          </w:p>
+        </w:tc>
+        <w:tc>
+          <w:tcPr/>
+          <w:p>
+            <w:pPr>
+              <w:pStyle w:val="Compact"/>
+            </w:pPr>
+            <w:r>
+              <w:t xml:space="preserve">repo root</w:t>
+            </w:r>
+          </w:p>
+        </w:tc>
+        <w:tc>
+          <w:tcPr/>
+          <w:p>
+            <w:pPr>
+              <w:pStyle w:val="Compact"/>
+            </w:pPr>
+            <w:r>
+              <w:t xml:space="preserve">self-paced step-by-step guide students follow during/after lab</w:t>
             </w:r>
           </w:p>
         </w:tc>
@@ -237,1334 +313,7 @@
         <w:pStyle w:val="BodyText"/>
       </w:pPr>
       <w:r>
-        <w:t xml:space="preserve">This guide goes</w:t>
-      </w:r>
-      <w:r>
-        <w:t xml:space="preserve"> </w:t>
-      </w:r>
-      <w:r>
-        <w:rPr>
-          <w:b/>
-          <w:bCs/>
-        </w:rPr>
-        <w:t xml:space="preserve">deeper than the slide deck</w:t>
-      </w:r>
-      <w:r>
-        <w:t xml:space="preserve"> </w:t>
-      </w:r>
-      <w:r>
-        <w:t xml:space="preserve">on the conceptual basis for everything in</w:t>
-      </w:r>
-      <w:r>
-        <w:t xml:space="preserve"> </w:t>
-      </w:r>
-      <w:r>
-        <w:rPr>
-          <w:rStyle w:val="VerbatimChar"/>
-        </w:rPr>
-        <w:t xml:space="preserve">walkthrough.R</w:t>
-      </w:r>
-      <w:r>
-        <w:t xml:space="preserve">, then walks through the script step by step with</w:t>
-      </w:r>
-      <w:r>
-        <w:t xml:space="preserve"> </w:t>
-      </w:r>
-      <w:r>
-        <w:rPr>
-          <w:b/>
-          <w:bCs/>
-        </w:rPr>
-        <w:t xml:space="preserve">(a) what it computes, (b) why it matters biologically, (c) student questions to expect, and (d) troubleshooting for the errors you will actually see in lab.</w:t>
-      </w:r>
-    </w:p>
-    <w:p>
-      <w:pPr>
-        <w:pStyle w:val="BodyText"/>
-      </w:pPr>
-      <w:r>
-        <w:t xml:space="preserve">Read this</w:t>
-      </w:r>
-      <w:r>
-        <w:t xml:space="preserve"> </w:t>
-      </w:r>
-      <w:r>
-        <w:rPr>
-          <w:i/>
-          <w:iCs/>
-        </w:rPr>
-        <w:t xml:space="preserve">before</w:t>
-      </w:r>
-      <w:r>
-        <w:t xml:space="preserve"> </w:t>
-      </w:r>
-      <w:r>
-        <w:t xml:space="preserve">the first time you teach the lab. Skim it again the morning of, especially the troubleshooting boxes. Total reading time: ~45 minutes.</w:t>
-      </w:r>
-    </w:p>
-    <w:p>
-      <w:r>
-        <w:pict>
-          <v:rect style="width:0;height:1.5pt" o:hralign="center" o:hrstd="t" o:hr="t"/>
-        </w:pict>
-      </w:r>
-    </w:p>
-    <w:bookmarkEnd w:id="9"/>
-    <w:bookmarkStart w:id="12" w:name="part-1-what-the-lab-teaches"/>
-    <w:p>
-      <w:pPr>
-        <w:pStyle w:val="Heading1"/>
-      </w:pPr>
-      <w:r>
-        <w:t xml:space="preserve">Part 1 — What the lab teaches</w:t>
-      </w:r>
-    </w:p>
-    <w:bookmarkStart w:id="10" w:name="the-pedagogical-claim"/>
-    <w:p>
-      <w:pPr>
-        <w:pStyle w:val="Heading2"/>
-      </w:pPr>
-      <w:r>
-        <w:t xml:space="preserve">The pedagogical claim</w:t>
-      </w:r>
-    </w:p>
-    <w:p>
-      <w:pPr>
-        <w:pStyle w:val="BlockText"/>
-      </w:pPr>
-      <w:r>
-        <w:t xml:space="preserve">Color</w:t>
-      </w:r>
-      <w:r>
-        <w:t xml:space="preserve"> </w:t>
-      </w:r>
-      <w:r>
-        <w:rPr>
-          <w:i/>
-          <w:iCs/>
-        </w:rPr>
-        <w:t xml:space="preserve">patterns</w:t>
-      </w:r>
-      <w:r>
-        <w:t xml:space="preserve"> </w:t>
-      </w:r>
-      <w:r>
-        <w:t xml:space="preserve">— vertical bars, horizontal stripes, reticulate spots — can be reduced to a small set of numbers that distinguish them automatically. The single most important number is the</w:t>
-      </w:r>
-      <w:r>
-        <w:t xml:space="preserve"> </w:t>
-      </w:r>
-      <w:r>
-        <w:rPr>
-          <w:b/>
-          <w:bCs/>
-        </w:rPr>
-        <w:t xml:space="preserve">A statistic</w:t>
-      </w:r>
-      <w:r>
-        <w:t xml:space="preserve"> </w:t>
-      </w:r>
-      <w:r>
-        <w:t xml:space="preserve">(aspect ratio).</w:t>
-      </w:r>
-    </w:p>
-    <w:p>
-      <w:pPr>
-        <w:pStyle w:val="FirstParagraph"/>
-      </w:pPr>
-      <w:r>
-        <w:t xml:space="preserve">By the end of lab the students should be able to:</w:t>
-      </w:r>
-    </w:p>
-    <w:p>
-      <w:pPr>
-        <w:pStyle w:val="Compact"/>
-        <w:numPr>
-          <w:ilvl w:val="0"/>
-          <w:numId w:val="1001"/>
-        </w:numPr>
-      </w:pPr>
-      <w:r>
-        <w:t xml:space="preserve">Predict the rough A value of a fish from looking at its photo (</w:t>
-      </w:r>
-      <w:r>
-        <w:rPr>
-          <w:rStyle w:val="VerbatimChar"/>
-        </w:rPr>
-        <w:t xml:space="preserve">A &gt; 1</w:t>
-      </w:r>
-      <w:r>
-        <w:t xml:space="preserve">,</w:t>
-      </w:r>
-      <w:r>
-        <w:t xml:space="preserve"> </w:t>
-      </w:r>
-      <w:r>
-        <w:rPr>
-          <w:rStyle w:val="VerbatimChar"/>
-        </w:rPr>
-        <w:t xml:space="preserve">A &lt; 1</w:t>
-      </w:r>
-      <w:r>
-        <w:t xml:space="preserve">,</w:t>
-      </w:r>
-      <w:r>
-        <w:t xml:space="preserve"> </w:t>
-      </w:r>
-      <w:r>
-        <w:rPr>
-          <w:rStyle w:val="VerbatimChar"/>
-        </w:rPr>
-        <w:t xml:space="preserve">A ≈ 1</w:t>
-      </w:r>
-      <w:r>
-        <w:t xml:space="preserve">).</w:t>
-      </w:r>
-    </w:p>
-    <w:p>
-      <w:pPr>
-        <w:pStyle w:val="Compact"/>
-        <w:numPr>
-          <w:ilvl w:val="0"/>
-          <w:numId w:val="1001"/>
-        </w:numPr>
-      </w:pPr>
-      <w:r>
-        <w:t xml:space="preserve">Run the pipeline themselves on a new fish image (segment → classify → adjacent → metrics).</w:t>
-      </w:r>
-    </w:p>
-    <w:p>
-      <w:pPr>
-        <w:pStyle w:val="Compact"/>
-        <w:numPr>
-          <w:ilvl w:val="0"/>
-          <w:numId w:val="1001"/>
-        </w:numPr>
-      </w:pPr>
-      <w:r>
-        <w:t xml:space="preserve">Explain to a peer</w:t>
-      </w:r>
-      <w:r>
-        <w:t xml:space="preserve"> </w:t>
-      </w:r>
-      <w:r>
-        <w:rPr>
-          <w:i/>
-          <w:iCs/>
-        </w:rPr>
-        <w:t xml:space="preserve">why</w:t>
-      </w:r>
-      <w:r>
-        <w:t xml:space="preserve"> </w:t>
-      </w:r>
-      <w:r>
-        <w:rPr>
-          <w:rStyle w:val="VerbatimChar"/>
-        </w:rPr>
-        <w:t xml:space="preserve">A</w:t>
-      </w:r>
-      <w:r>
-        <w:t xml:space="preserve"> </w:t>
-      </w:r>
-      <w:r>
-        <w:t xml:space="preserve">distinguishes vertical from horizontal patterns — at the level of</w:t>
-      </w:r>
-      <w:r>
-        <w:t xml:space="preserve"> </w:t>
-      </w:r>
-      <w:r>
-        <w:t xml:space="preserve">“we count adjacent pixel pairs and direction matters.”</w:t>
-      </w:r>
-    </w:p>
-    <w:p>
-      <w:pPr>
-        <w:pStyle w:val="Compact"/>
-        <w:numPr>
-          <w:ilvl w:val="0"/>
-          <w:numId w:val="1001"/>
-        </w:numPr>
-      </w:pPr>
-      <w:r>
-        <w:t xml:space="preserve">Critique a result. When they get unexpected metrics, they should be able to point to</w:t>
-      </w:r>
-      <w:r>
-        <w:t xml:space="preserve"> </w:t>
-      </w:r>
-      <w:r>
-        <w:rPr>
-          <w:i/>
-          <w:iCs/>
-        </w:rPr>
-        <w:t xml:space="preserve">which step</w:t>
-      </w:r>
-      <w:r>
-        <w:t xml:space="preserve"> </w:t>
-      </w:r>
-      <w:r>
-        <w:t xml:space="preserve">(segmentation, k choice, white-background exclusion) is the likely culprit.</w:t>
-      </w:r>
-    </w:p>
-    <w:bookmarkEnd w:id="10"/>
-    <w:bookmarkStart w:id="11" w:name="whats-not-in-scope-today"/>
-    <w:p>
-      <w:pPr>
-        <w:pStyle w:val="Heading2"/>
-      </w:pPr>
-      <w:r>
-        <w:t xml:space="preserve">What’s NOT in scope today</w:t>
-      </w:r>
-    </w:p>
-    <w:p>
-      <w:pPr>
-        <w:pStyle w:val="FirstParagraph"/>
-      </w:pPr>
-      <w:r>
-        <w:t xml:space="preserve">These come later in the term:</w:t>
-      </w:r>
-    </w:p>
-    <w:p>
-      <w:pPr>
-        <w:pStyle w:val="Compact"/>
-        <w:numPr>
-          <w:ilvl w:val="0"/>
-          <w:numId w:val="1002"/>
-        </w:numPr>
-      </w:pPr>
-      <w:r>
-        <w:t xml:space="preserve">Spectral analysis from spectrometers (</w:t>
-      </w:r>
-      <w:r>
-        <w:rPr>
-          <w:rStyle w:val="VerbatimChar"/>
-        </w:rPr>
-        <w:t xml:space="preserve">procspec</w:t>
-      </w:r>
-      <w:r>
-        <w:t xml:space="preserve">,</w:t>
-      </w:r>
-      <w:r>
-        <w:t xml:space="preserve"> </w:t>
-      </w:r>
-      <w:r>
-        <w:rPr>
-          <w:rStyle w:val="VerbatimChar"/>
-        </w:rPr>
-        <w:t xml:space="preserve">peakshape</w:t>
-      </w:r>
-      <w:r>
-        <w:t xml:space="preserve">)</w:t>
-      </w:r>
-    </w:p>
-    <w:p>
-      <w:pPr>
-        <w:pStyle w:val="Compact"/>
-        <w:numPr>
-          <w:ilvl w:val="0"/>
-          <w:numId w:val="1002"/>
-        </w:numPr>
-      </w:pPr>
-      <w:r>
-        <w:t xml:space="preserve">Visual modeling through animal eyes (</w:t>
-      </w:r>
-      <w:r>
-        <w:rPr>
-          <w:rStyle w:val="VerbatimChar"/>
-        </w:rPr>
-        <w:t xml:space="preserve">vismodel</w:t>
-      </w:r>
-      <w:r>
-        <w:t xml:space="preserve">,</w:t>
-      </w:r>
-      <w:r>
-        <w:t xml:space="preserve"> </w:t>
-      </w:r>
-      <w:r>
-        <w:rPr>
-          <w:rStyle w:val="VerbatimChar"/>
-        </w:rPr>
-        <w:t xml:space="preserve">coldist</w:t>
-      </w:r>
-      <w:r>
-        <w:t xml:space="preserve">, JNDs) — Lab 6</w:t>
-      </w:r>
-    </w:p>
-    <w:p>
-      <w:pPr>
-        <w:pStyle w:val="Compact"/>
-        <w:numPr>
-          <w:ilvl w:val="0"/>
-          <w:numId w:val="1002"/>
-        </w:numPr>
-      </w:pPr>
-      <w:r>
-        <w:t xml:space="preserve">Many-species comparative analysis with phylogeny — Lab 9</w:t>
-      </w:r>
-    </w:p>
-    <w:p>
-      <w:pPr>
-        <w:pStyle w:val="Compact"/>
-        <w:numPr>
-          <w:ilvl w:val="0"/>
-          <w:numId w:val="1002"/>
-        </w:numPr>
-      </w:pPr>
-      <w:r>
-        <w:t xml:space="preserve">Endler’s saturation/luminance space arguments at the</w:t>
-      </w:r>
-      <w:r>
-        <w:t xml:space="preserve"> </w:t>
-      </w:r>
-      <w:r>
-        <w:rPr>
-          <w:i/>
-          <w:iCs/>
-        </w:rPr>
-        <w:t xml:space="preserve">receiver</w:t>
-      </w:r>
-      <w:r>
-        <w:t xml:space="preserve"> </w:t>
-      </w:r>
-      <w:r>
-        <w:t xml:space="preserve">level — Lecture 14–16</w:t>
-      </w:r>
-    </w:p>
-    <w:p>
-      <w:pPr>
-        <w:pStyle w:val="FirstParagraph"/>
-      </w:pPr>
-      <w:r>
-        <w:t xml:space="preserve">If a student asks</w:t>
-      </w:r>
-      <w:r>
-        <w:t xml:space="preserve"> </w:t>
-      </w:r>
-      <w:r>
-        <w:t xml:space="preserve">“but what does the</w:t>
-      </w:r>
-      <w:r>
-        <w:t xml:space="preserve"> </w:t>
-      </w:r>
-      <w:r>
-        <w:rPr>
-          <w:i/>
-          <w:iCs/>
-        </w:rPr>
-        <w:t xml:space="preserve">fish that’s looking at this fish</w:t>
-      </w:r>
-      <w:r>
-        <w:t xml:space="preserve"> </w:t>
-      </w:r>
-      <w:r>
-        <w:t xml:space="preserve">see?”</w:t>
-      </w:r>
-      <w:r>
-        <w:t xml:space="preserve"> </w:t>
-      </w:r>
-      <w:r>
-        <w:t xml:space="preserve">— that’s the right question, and the answer is</w:t>
-      </w:r>
-      <w:r>
-        <w:t xml:space="preserve"> </w:t>
-      </w:r>
-      <w:r>
-        <w:t xml:space="preserve">“we’ll get there in Lab 6 with</w:t>
-      </w:r>
-      <w:r>
-        <w:t xml:space="preserve"> </w:t>
-      </w:r>
-      <w:r>
-        <w:rPr>
-          <w:rStyle w:val="VerbatimChar"/>
-        </w:rPr>
-        <w:t xml:space="preserve">vismodel()</w:t>
-      </w:r>
-      <w:r>
-        <w:t xml:space="preserve">.”</w:t>
-      </w:r>
-      <w:r>
-        <w:t xml:space="preserve"> </w:t>
-      </w:r>
-      <w:r>
-        <w:t xml:space="preserve">For today, every metric is</w:t>
-      </w:r>
-      <w:r>
-        <w:t xml:space="preserve"> </w:t>
-      </w:r>
-      <w:r>
-        <w:rPr>
-          <w:b/>
-          <w:bCs/>
-        </w:rPr>
-        <w:t xml:space="preserve">photographic</w:t>
-      </w:r>
-      <w:r>
-        <w:t xml:space="preserve">, not perceptual.</w:t>
-      </w:r>
-    </w:p>
-    <w:p>
-      <w:r>
-        <w:pict>
-          <v:rect style="width:0;height:1.5pt" o:hralign="center" o:hrstd="t" o:hr="t"/>
-        </w:pict>
-      </w:r>
-    </w:p>
-    <w:bookmarkEnd w:id="11"/>
-    <w:bookmarkEnd w:id="12"/>
-    <w:bookmarkStart w:id="27" w:name="part-2-conceptual-primer"/>
-    <w:p>
-      <w:pPr>
-        <w:pStyle w:val="Heading1"/>
-      </w:pPr>
-      <w:r>
-        <w:t xml:space="preserve">Part 2 — Conceptual primer</w:t>
-      </w:r>
-    </w:p>
-    <w:p>
-      <w:pPr>
-        <w:pStyle w:val="FirstParagraph"/>
-      </w:pPr>
-      <w:r>
-        <w:t xml:space="preserve">This is the layer below the slide deck — the math and the</w:t>
-      </w:r>
-      <w:r>
-        <w:t xml:space="preserve"> </w:t>
-      </w:r>
-      <w:r>
-        <w:rPr>
-          <w:i/>
-          <w:iCs/>
-        </w:rPr>
-        <w:t xml:space="preserve">why</w:t>
-      </w:r>
-      <w:r>
-        <w:t xml:space="preserve">. Students don’t need all of this. You do.</w:t>
-      </w:r>
-    </w:p>
-    <w:bookmarkStart w:id="13" w:name="the-endler-2012-framework"/>
-    <w:p>
-      <w:pPr>
-        <w:pStyle w:val="Heading2"/>
-      </w:pPr>
-      <w:r>
-        <w:t xml:space="preserve">2.1 The Endler 2012 framework</w:t>
-      </w:r>
-    </w:p>
-    <w:p>
-      <w:pPr>
-        <w:pStyle w:val="FirstParagraph"/>
-      </w:pPr>
-      <w:r>
-        <w:t xml:space="preserve">The whole pipeline is built on John Endler’s 2012</w:t>
-      </w:r>
-      <w:r>
-        <w:t xml:space="preserve"> </w:t>
-      </w:r>
-      <w:r>
-        <w:rPr>
-          <w:i/>
-          <w:iCs/>
-        </w:rPr>
-        <w:t xml:space="preserve">Biol. J. Linn. Soc.</w:t>
-      </w:r>
-      <w:r>
-        <w:t xml:space="preserve"> </w:t>
-      </w:r>
-      <w:r>
-        <w:t xml:space="preserve">paper</w:t>
-      </w:r>
-      <w:r>
-        <w:t xml:space="preserve"> </w:t>
-      </w:r>
-      <w:r>
-        <w:t xml:space="preserve">“A framework for analysing colour pattern geometry: adjacent colours.”</w:t>
-      </w:r>
-      <w:r>
-        <w:t xml:space="preserve"> </w:t>
-      </w:r>
-      <w:r>
-        <w:t xml:space="preserve">The core move:</w:t>
-      </w:r>
-    </w:p>
-    <w:p>
-      <w:pPr>
-        <w:pStyle w:val="Compact"/>
-        <w:numPr>
-          <w:ilvl w:val="0"/>
-          <w:numId w:val="1003"/>
-        </w:numPr>
-      </w:pPr>
-      <w:r>
-        <w:rPr>
-          <w:b/>
-          <w:bCs/>
-        </w:rPr>
-        <w:t xml:space="preserve">Discretize</w:t>
-      </w:r>
-      <w:r>
-        <w:t xml:space="preserve"> </w:t>
-      </w:r>
-      <w:r>
-        <w:t xml:space="preserve">the image into a small number of color classes (k-means in RGB).</w:t>
-      </w:r>
-    </w:p>
-    <w:p>
-      <w:pPr>
-        <w:pStyle w:val="Compact"/>
-        <w:numPr>
-          <w:ilvl w:val="0"/>
-          <w:numId w:val="1003"/>
-        </w:numPr>
-      </w:pPr>
-      <w:r>
-        <w:rPr>
-          <w:b/>
-          <w:bCs/>
-        </w:rPr>
-        <w:t xml:space="preserve">Sample</w:t>
-      </w:r>
-      <w:r>
-        <w:t xml:space="preserve"> </w:t>
-      </w:r>
-      <w:r>
-        <w:t xml:space="preserve">the classified image on a regular grid.</w:t>
-      </w:r>
-    </w:p>
-    <w:p>
-      <w:pPr>
-        <w:pStyle w:val="Compact"/>
-        <w:numPr>
-          <w:ilvl w:val="0"/>
-          <w:numId w:val="1003"/>
-        </w:numPr>
-      </w:pPr>
-      <w:r>
-        <w:rPr>
-          <w:b/>
-          <w:bCs/>
-        </w:rPr>
-        <w:t xml:space="preserve">Count</w:t>
-      </w:r>
-      <w:r>
-        <w:t xml:space="preserve"> </w:t>
-      </w:r>
-      <w:r>
-        <w:t xml:space="preserve">transitions between color classes between adjacent grid cells — separately for horizontal vs. vertical adjacency.</w:t>
-      </w:r>
-    </w:p>
-    <w:p>
-      <w:pPr>
-        <w:pStyle w:val="Compact"/>
-        <w:numPr>
-          <w:ilvl w:val="0"/>
-          <w:numId w:val="1003"/>
-        </w:numPr>
-      </w:pPr>
-      <w:r>
-        <w:rPr>
-          <w:b/>
-          <w:bCs/>
-        </w:rPr>
-        <w:t xml:space="preserve">Summarize</w:t>
-      </w:r>
-      <w:r>
-        <w:t xml:space="preserve"> </w:t>
-      </w:r>
-      <w:r>
-        <w:t xml:space="preserve">the transition matrix with a small set of geometry-aware statistics.</w:t>
-      </w:r>
-    </w:p>
-    <w:p>
-      <w:pPr>
-        <w:pStyle w:val="FirstParagraph"/>
-      </w:pPr>
-      <w:r>
-        <w:t xml:space="preserve">Step 4 produces the metrics students will see:</w:t>
-      </w:r>
-    </w:p>
-    <w:tbl>
-      <w:tblPr>
-        <w:tblStyle w:val="Table"/>
-        <w:tblW w:type="pct" w:w="5000"/>
-        <w:tblLayout w:type="fixed"/>
-        <w:tblLook w:firstRow="1" w:lastRow="0" w:firstColumn="0" w:lastColumn="0" w:noHBand="0" w:noVBand="0" w:val="0020"/>
-      </w:tblPr>
-      <w:tblGrid>
-        <w:gridCol w:w="2640"/>
-        <w:gridCol w:w="2640"/>
-        <w:gridCol w:w="2640"/>
-      </w:tblGrid>
-      <w:tr>
-        <w:trPr>
-          <w:tblHeader w:val="on"/>
-        </w:trPr>
-        <w:tc>
-          <w:tcPr/>
-          <w:p>
-            <w:pPr>
-              <w:pStyle w:val="Compact"/>
-            </w:pPr>
-            <w:r>
-              <w:t xml:space="preserve">Metric</w:t>
-            </w:r>
-          </w:p>
-        </w:tc>
-        <w:tc>
-          <w:tcPr/>
-          <w:p>
-            <w:pPr>
-              <w:pStyle w:val="Compact"/>
-            </w:pPr>
-            <w:r>
-              <w:t xml:space="preserve">What it measures</w:t>
-            </w:r>
-          </w:p>
-        </w:tc>
-        <w:tc>
-          <w:tcPr/>
-          <w:p>
-            <w:pPr>
-              <w:pStyle w:val="Compact"/>
-            </w:pPr>
-            <w:r>
-              <w:t xml:space="preserve">Intuition</w:t>
-            </w:r>
-          </w:p>
-        </w:tc>
-      </w:tr>
-      <w:tr>
-        <w:tc>
-          <w:tcPr/>
-          <w:p>
-            <w:pPr>
-              <w:pStyle w:val="Compact"/>
-            </w:pPr>
-            <w:r>
-              <w:rPr>
-                <w:b/>
-                <w:bCs/>
-              </w:rPr>
-              <w:t xml:space="preserve">k</w:t>
-            </w:r>
-          </w:p>
-        </w:tc>
-        <w:tc>
-          <w:tcPr/>
-          <w:p>
-            <w:pPr>
-              <w:pStyle w:val="Compact"/>
-            </w:pPr>
-            <w:r>
-              <w:t xml:space="preserve">number of color classes</w:t>
-            </w:r>
-          </w:p>
-        </w:tc>
-        <w:tc>
-          <w:tcPr/>
-          <w:p>
-            <w:pPr>
-              <w:pStyle w:val="Compact"/>
-            </w:pPr>
-            <w:r>
-              <w:t xml:space="preserve">how many</w:t>
-            </w:r>
-            <w:r>
-              <w:t xml:space="preserve"> </w:t>
-            </w:r>
-            <w:r>
-              <w:t xml:space="preserve">“colors”</w:t>
-            </w:r>
-            <w:r>
-              <w:t xml:space="preserve"> </w:t>
-            </w:r>
-            <w:r>
-              <w:t xml:space="preserve">the fish has</w:t>
-            </w:r>
-          </w:p>
-        </w:tc>
-      </w:tr>
-      <w:tr>
-        <w:tc>
-          <w:tcPr/>
-          <w:p>
-            <w:pPr>
-              <w:pStyle w:val="Compact"/>
-            </w:pPr>
-            <w:r>
-              <w:rPr>
-                <w:b/>
-                <w:bCs/>
-              </w:rPr>
-              <w:t xml:space="preserve">m</w:t>
-            </w:r>
-          </w:p>
-        </w:tc>
-        <w:tc>
-          <w:tcPr/>
-          <w:p>
-            <w:pPr>
-              <w:pStyle w:val="Compact"/>
-            </w:pPr>
-            <w:r>
-              <w:t xml:space="preserve">transition density (off-diagonal mass / total)</w:t>
-            </w:r>
-          </w:p>
-        </w:tc>
-        <w:tc>
-          <w:tcPr/>
-          <w:p>
-            <w:pPr>
-              <w:pStyle w:val="Compact"/>
-            </w:pPr>
-            <w:r>
-              <w:t xml:space="preserve">how</w:t>
-            </w:r>
-            <w:r>
-              <w:t xml:space="preserve"> </w:t>
-            </w:r>
-            <w:r>
-              <w:rPr>
-                <w:i/>
-                <w:iCs/>
-              </w:rPr>
-              <w:t xml:space="preserve">busy</w:t>
-            </w:r>
-            <w:r>
-              <w:t xml:space="preserve"> </w:t>
-            </w:r>
-            <w:r>
-              <w:t xml:space="preserve">the pattern is per unit area</w:t>
-            </w:r>
-          </w:p>
-        </w:tc>
-      </w:tr>
-      <w:tr>
-        <w:tc>
-          <w:tcPr/>
-          <w:p>
-            <w:pPr>
-              <w:pStyle w:val="Compact"/>
-            </w:pPr>
-            <w:r>
-              <w:rPr>
-                <w:b/>
-                <w:bCs/>
-              </w:rPr>
-              <w:t xml:space="preserve">A</w:t>
-            </w:r>
-          </w:p>
-        </w:tc>
-        <w:tc>
-          <w:tcPr/>
-          <w:p>
-            <w:pPr>
-              <w:pStyle w:val="Compact"/>
-            </w:pPr>
-            <w:r>
-              <w:t xml:space="preserve">vertical edges / horizontal edges (the</w:t>
-            </w:r>
-            <w:r>
-              <w:t xml:space="preserve"> </w:t>
-            </w:r>
-            <w:r>
-              <w:rPr>
-                <w:b/>
-                <w:bCs/>
-              </w:rPr>
-              <w:t xml:space="preserve">aspect ratio</w:t>
-            </w:r>
-            <w:r>
-              <w:t xml:space="preserve">)</w:t>
-            </w:r>
-          </w:p>
-        </w:tc>
-        <w:tc>
-          <w:tcPr/>
-          <w:p>
-            <w:pPr>
-              <w:pStyle w:val="Compact"/>
-            </w:pPr>
-            <w:r>
-              <w:t xml:space="preserve">direction — bars vs. stripes vs. isotropic</w:t>
-            </w:r>
-          </w:p>
-        </w:tc>
-      </w:tr>
-      <w:tr>
-        <w:tc>
-          <w:tcPr/>
-          <w:p>
-            <w:pPr>
-              <w:pStyle w:val="Compact"/>
-            </w:pPr>
-            <w:r>
-              <w:rPr>
-                <w:b/>
-                <w:bCs/>
-              </w:rPr>
-              <w:t xml:space="preserve">Jc</w:t>
-            </w:r>
-          </w:p>
-        </w:tc>
-        <w:tc>
-          <w:tcPr/>
-          <w:p>
-            <w:pPr>
-              <w:pStyle w:val="Compact"/>
-            </w:pPr>
-            <w:r>
-              <w:t xml:space="preserve">color heterogeneity (Simpson on color-class areas)</w:t>
-            </w:r>
-          </w:p>
-        </w:tc>
-        <w:tc>
-          <w:tcPr/>
-          <w:p>
-            <w:pPr>
-              <w:pStyle w:val="Compact"/>
-            </w:pPr>
-            <w:r>
-              <w:t xml:space="preserve">how</w:t>
-            </w:r>
-            <w:r>
-              <w:t xml:space="preserve"> </w:t>
-            </w:r>
-            <w:r>
-              <w:rPr>
-                <w:i/>
-                <w:iCs/>
-              </w:rPr>
-              <w:t xml:space="preserve">evenly</w:t>
-            </w:r>
-            <w:r>
-              <w:t xml:space="preserve"> </w:t>
-            </w:r>
-            <w:r>
-              <w:t xml:space="preserve">the colors are used</w:t>
-            </w:r>
-          </w:p>
-        </w:tc>
-      </w:tr>
-      <w:tr>
-        <w:tc>
-          <w:tcPr/>
-          <w:p>
-            <w:pPr>
-              <w:pStyle w:val="Compact"/>
-            </w:pPr>
-            <w:r>
-              <w:rPr>
-                <w:b/>
-                <w:bCs/>
-              </w:rPr>
-              <w:t xml:space="preserve">Jt</w:t>
-            </w:r>
-          </w:p>
-        </w:tc>
-        <w:tc>
-          <w:tcPr/>
-          <w:p>
-            <w:pPr>
-              <w:pStyle w:val="Compact"/>
-            </w:pPr>
-            <w:r>
-              <w:t xml:space="preserve">transition heterogeneity (Simpson on transitions)</w:t>
-            </w:r>
-          </w:p>
-        </w:tc>
-        <w:tc>
-          <w:tcPr/>
-          <w:p>
-            <w:pPr>
-              <w:pStyle w:val="Compact"/>
-            </w:pPr>
-            <w:r>
-              <w:t xml:space="preserve">how diverse the</w:t>
-            </w:r>
-            <w:r>
-              <w:t xml:space="preserve"> </w:t>
-            </w:r>
-            <w:r>
-              <w:rPr>
-                <w:i/>
-                <w:iCs/>
-              </w:rPr>
-              <w:t xml:space="preserve">boundaries</w:t>
-            </w:r>
-            <w:r>
-              <w:t xml:space="preserve"> </w:t>
-            </w:r>
-            <w:r>
-              <w:t xml:space="preserve">are</w:t>
-            </w:r>
-          </w:p>
-        </w:tc>
-      </w:tr>
-      <w:tr>
-        <w:tc>
-          <w:tcPr/>
-          <w:p>
-            <w:pPr>
-              <w:pStyle w:val="Compact"/>
-            </w:pPr>
-            <w:r>
-              <w:rPr>
-                <w:b/>
-                <w:bCs/>
-              </w:rPr>
-              <w:t xml:space="preserve">m_dS</w:t>
-            </w:r>
-          </w:p>
-        </w:tc>
-        <w:tc>
-          <w:tcPr/>
-          <w:p>
-            <w:pPr>
-              <w:pStyle w:val="Compact"/>
-            </w:pPr>
-            <w:r>
-              <w:t xml:space="preserve">mean chromatic boundary strength</w:t>
-            </w:r>
-          </w:p>
-        </w:tc>
-        <w:tc>
-          <w:tcPr/>
-          <w:p>
-            <w:pPr>
-              <w:pStyle w:val="Compact"/>
-            </w:pPr>
-            <w:r>
-              <w:t xml:space="preserve">how</w:t>
-            </w:r>
-            <w:r>
-              <w:t xml:space="preserve"> </w:t>
-            </w:r>
-            <w:r>
-              <w:rPr>
-                <w:i/>
-                <w:iCs/>
-              </w:rPr>
-              <w:t xml:space="preserve">saturated</w:t>
-            </w:r>
-            <w:r>
-              <w:t xml:space="preserve"> </w:t>
-            </w:r>
-            <w:r>
-              <w:t xml:space="preserve">a typical edge is</w:t>
-            </w:r>
-          </w:p>
-        </w:tc>
-      </w:tr>
-      <w:tr>
-        <w:tc>
-          <w:tcPr/>
-          <w:p>
-            <w:pPr>
-              <w:pStyle w:val="Compact"/>
-            </w:pPr>
-            <w:r>
-              <w:rPr>
-                <w:b/>
-                <w:bCs/>
-              </w:rPr>
-              <w:t xml:space="preserve">m_dL</w:t>
-            </w:r>
-          </w:p>
-        </w:tc>
-        <w:tc>
-          <w:tcPr/>
-          <w:p>
-            <w:pPr>
-              <w:pStyle w:val="Compact"/>
-            </w:pPr>
-            <w:r>
-              <w:t xml:space="preserve">mean luminance boundary strength</w:t>
-            </w:r>
-          </w:p>
-        </w:tc>
-        <w:tc>
-          <w:tcPr/>
-          <w:p>
-            <w:pPr>
-              <w:pStyle w:val="Compact"/>
-            </w:pPr>
-            <w:r>
-              <w:t xml:space="preserve">how</w:t>
-            </w:r>
-            <w:r>
-              <w:t xml:space="preserve"> </w:t>
-            </w:r>
-            <w:r>
-              <w:rPr>
-                <w:i/>
-                <w:iCs/>
-              </w:rPr>
-              <w:t xml:space="preserve">bright/dark</w:t>
-            </w:r>
-            <w:r>
-              <w:t xml:space="preserve"> </w:t>
-            </w:r>
-            <w:r>
-              <w:t xml:space="preserve">a typical edge is</w:t>
-            </w:r>
-          </w:p>
-        </w:tc>
-      </w:tr>
-    </w:tbl>
-    <w:p>
-      <w:pPr>
-        <w:pStyle w:val="BodyText"/>
-      </w:pPr>
-      <w:r>
-        <w:t xml:space="preserve">The A statistic is the headline because:</w:t>
-      </w:r>
-    </w:p>
-    <w:p>
-      <w:pPr>
-        <w:pStyle w:val="Compact"/>
-        <w:numPr>
-          <w:ilvl w:val="0"/>
-          <w:numId w:val="1004"/>
-        </w:numPr>
-      </w:pPr>
-      <w:r>
-        <w:t xml:space="preserve">It cleanly distinguishes</w:t>
-      </w:r>
-      <w:r>
-        <w:t xml:space="preserve"> </w:t>
-      </w:r>
-      <w:r>
-        <w:rPr>
-          <w:b/>
-          <w:bCs/>
-        </w:rPr>
-        <w:t xml:space="preserve">bars (A &gt; 1)</w:t>
-      </w:r>
-      <w:r>
-        <w:t xml:space="preserve">,</w:t>
-      </w:r>
-      <w:r>
-        <w:t xml:space="preserve"> </w:t>
-      </w:r>
-      <w:r>
-        <w:rPr>
-          <w:b/>
-          <w:bCs/>
-        </w:rPr>
-        <w:t xml:space="preserve">stripes (A &lt; 1)</w:t>
-      </w:r>
-      <w:r>
-        <w:t xml:space="preserve">, and</w:t>
-      </w:r>
-      <w:r>
-        <w:t xml:space="preserve"> </w:t>
-      </w:r>
-      <w:r>
-        <w:rPr>
-          <w:b/>
-          <w:bCs/>
-        </w:rPr>
-        <w:t xml:space="preserve">isotropic patterns (A ≈ 1)</w:t>
-      </w:r>
-      <w:r>
-        <w:t xml:space="preserve"> </w:t>
-      </w:r>
-      <w:r>
-        <w:t xml:space="preserve">in three lines of R.</w:t>
-      </w:r>
-    </w:p>
-    <w:p>
-      <w:pPr>
-        <w:pStyle w:val="Compact"/>
-        <w:numPr>
-          <w:ilvl w:val="0"/>
-          <w:numId w:val="1004"/>
-        </w:numPr>
-      </w:pPr>
-      <w:r>
-        <w:t xml:space="preserve">It’s invariant to color choice — a yellow-and-black bar code and a red-and-white bar code give the same A.</w:t>
-      </w:r>
-    </w:p>
-    <w:p>
-      <w:pPr>
-        <w:pStyle w:val="Compact"/>
-        <w:numPr>
-          <w:ilvl w:val="0"/>
-          <w:numId w:val="1004"/>
-        </w:numPr>
-      </w:pPr>
-      <w:r>
-        <w:t xml:space="preserve">It’s a</w:t>
-      </w:r>
-      <w:r>
-        <w:t xml:space="preserve"> </w:t>
-      </w:r>
-      <w:r>
-        <w:rPr>
-          <w:i/>
-          <w:iCs/>
-        </w:rPr>
-        <w:t xml:space="preserve">geometric</w:t>
-      </w:r>
-      <w:r>
-        <w:t xml:space="preserve"> </w:t>
-      </w:r>
-      <w:r>
-        <w:t xml:space="preserve">claim about pattern, not a perceptual one — so it’s a clean entry point before we add receiver biology in Lab 6.</w:t>
-      </w:r>
-    </w:p>
-    <w:bookmarkEnd w:id="13"/>
-    <w:bookmarkStart w:id="17" w:name="X8a70cd2151d79ff83dae6f925ae1041a0043418"/>
-    <w:p>
-      <w:pPr>
-        <w:pStyle w:val="Heading2"/>
-      </w:pPr>
-      <w:r>
-        <w:t xml:space="preserve">2.2 Why segmentation matters (Step 1.5 of walkthrough)</w:t>
-      </w:r>
-    </w:p>
-    <w:p>
-      <w:pPr>
-        <w:pStyle w:val="FirstParagraph"/>
-      </w:pPr>
-      <w:r>
-        <w:t xml:space="preserve">The full pipeline is</w:t>
-      </w:r>
-      <w:r>
-        <w:t xml:space="preserve"> </w:t>
-      </w:r>
-      <w:r>
-        <w:rPr>
-          <w:rStyle w:val="VerbatimChar"/>
-        </w:rPr>
-        <w:t xml:space="preserve">image → classify → adjacent → metrics</w:t>
-      </w:r>
-      <w:r>
-        <w:t xml:space="preserve">. Every step downstream of</w:t>
-      </w:r>
-      <w:r>
-        <w:t xml:space="preserve"> </w:t>
-      </w:r>
-      <w:r>
-        <w:rPr>
-          <w:rStyle w:val="VerbatimChar"/>
-        </w:rPr>
-        <w:t xml:space="preserve">classify()</w:t>
-      </w:r>
-      <w:r>
-        <w:t xml:space="preserve"> </w:t>
-      </w:r>
-      <w:r>
-        <w:t xml:space="preserve">is poisoned by background pixels:</w:t>
-      </w:r>
-    </w:p>
-    <w:p>
-      <w:pPr>
-        <w:pStyle w:val="Compact"/>
-        <w:numPr>
-          <w:ilvl w:val="0"/>
-          <w:numId w:val="1005"/>
-        </w:numPr>
-      </w:pPr>
-      <w:r>
-        <w:rPr>
-          <w:b/>
-          <w:bCs/>
-        </w:rPr>
-        <w:t xml:space="preserve">k-means</w:t>
-      </w:r>
-      <w:r>
-        <w:t xml:space="preserve"> </w:t>
-      </w:r>
-      <w:r>
-        <w:t xml:space="preserve">allocates color classes to</w:t>
-      </w:r>
-      <w:r>
-        <w:t xml:space="preserve"> </w:t>
-      </w:r>
-      <w:r>
-        <w:rPr>
-          <w:i/>
-          <w:iCs/>
-        </w:rPr>
-        <w:t xml:space="preserve">whatever pixels exist</w:t>
-      </w:r>
-      <w:r>
-        <w:t xml:space="preserve">. If half the photo is blue water, one of your</w:t>
-      </w:r>
-      <w:r>
-        <w:t xml:space="preserve"> </w:t>
-      </w:r>
-      <w:r>
-        <w:rPr>
-          <w:i/>
-          <w:iCs/>
-        </w:rPr>
-        <w:t xml:space="preserve">k</w:t>
-      </w:r>
-      <w:r>
-        <w:t xml:space="preserve"> </w:t>
-      </w:r>
-      <w:r>
-        <w:t xml:space="preserve">classes will be water, and you’ll have one less class for the fish.</w:t>
-      </w:r>
-    </w:p>
-    <w:p>
-      <w:pPr>
-        <w:pStyle w:val="Compact"/>
-        <w:numPr>
-          <w:ilvl w:val="0"/>
-          <w:numId w:val="1005"/>
-        </w:numPr>
-      </w:pPr>
-      <w:r>
-        <w:rPr>
-          <w:b/>
-          <w:bCs/>
-        </w:rPr>
-        <w:t xml:space="preserve">Adjacent grid sampling</w:t>
-      </w:r>
-      <w:r>
-        <w:t xml:space="preserve"> </w:t>
-      </w:r>
-      <w:r>
-        <w:t xml:space="preserve">drops a regular xpts × ypts grid over the</w:t>
-      </w:r>
-      <w:r>
-        <w:t xml:space="preserve"> </w:t>
-      </w:r>
-      <w:r>
-        <w:rPr>
-          <w:i/>
-          <w:iCs/>
-        </w:rPr>
-        <w:t xml:space="preserve">whole image</w:t>
-      </w:r>
-      <w:r>
-        <w:t xml:space="preserve">. Long uniform stretches of background drown out the fish’s directional signal and pull A toward 1.</w:t>
-      </w:r>
-    </w:p>
-    <w:p>
-      <w:pPr>
-        <w:pStyle w:val="FirstParagraph"/>
-      </w:pPr>
-      <w:r>
-        <w:t xml:space="preserve">Three demo fish on uncropped photos will give A ≈ 1 across the board — the lab’s punchline disappears.</w:t>
-      </w:r>
-      <w:r>
-        <w:t xml:space="preserve"> </w:t>
-      </w:r>
-      <w:r>
-        <w:rPr>
-          <w:b/>
-          <w:bCs/>
-        </w:rPr>
-        <w:t xml:space="preserve">The dramatic A values (1.54 / 0.60 / 1.02) are entirely a product of segmentation.</w:t>
-      </w:r>
-      <w:r>
-        <w:t xml:space="preserve"> </w:t>
-      </w:r>
-      <w:r>
-        <w:t xml:space="preserve">This is why the demo fish are pre-segmented and why Step 1.5 has three Paths.</w:t>
+        <w:t xml:space="preserve"> </w:t>
       </w:r>
     </w:p>
     <w:tbl>
@@ -1608,18 +357,18 @@
                 <wp:inline>
                   <wp:extent cx="152400" cy="152400"/>
                   <wp:effectExtent b="0" l="0" r="0" t="0"/>
-                  <wp:docPr descr="" title="" id="15" name="Picture"/>
+                  <wp:docPr descr="" title="" id="10" name="Picture"/>
                   <a:graphic>
                     <a:graphicData uri="http://schemas.openxmlformats.org/drawingml/2006/picture">
                       <pic:pic>
                         <pic:nvPicPr>
-                          <pic:cNvPr descr="/Applications/quarto/share/formats/docx/note.png" id="16" name="Picture"/>
+                          <pic:cNvPr descr="/Applications/quarto/share/formats/docx/note.png" id="11" name="Picture"/>
                           <pic:cNvPicPr>
                             <a:picLocks noChangeArrowheads="1" noChangeAspect="1"/>
                           </pic:cNvPicPr>
                         </pic:nvPicPr>
                         <pic:blipFill>
-                          <a:blip r:embed="rId14"/>
+                          <a:blip r:embed="rId9"/>
                           <a:stretch>
                             <a:fillRect/>
                           </a:stretch>
@@ -1652,7 +401,7 @@
               <w:t xml:space="preserve"> </w:t>
             </w:r>
             <w:r>
-              <w:t xml:space="preserve">The white-background trick</w:t>
+              <w:t xml:space="preserve">Recommended student launch path: Docker</w:t>
             </w:r>
           </w:p>
         </w:tc>
@@ -1673,10 +422,52 @@
               <w:pStyle w:val="BodyText"/>
             </w:pPr>
             <w:pPr>
-              <w:spacing w:before="16" w:after="16"/>
-            </w:pPr>
-            <w:r>
-              <w:t xml:space="preserve">We segment to a white background and then</w:t>
+              <w:spacing w:before="16"/>
+            </w:pPr>
+            <w:r>
+              <w:t xml:space="preserve">Students were told (in the BruinLearn announcement and on the prep page) to use</w:t>
+            </w:r>
+            <w:r>
+              <w:t xml:space="preserve"> </w:t>
+            </w:r>
+            <w:r>
+              <w:rPr>
+                <w:b/>
+                <w:bCs/>
+              </w:rPr>
+              <w:t xml:space="preserve">Docker</w:t>
+            </w:r>
+            <w:r>
+              <w:t xml:space="preserve"> </w:t>
+            </w:r>
+            <w:r>
+              <w:t xml:space="preserve">as their primary path. The</w:t>
+            </w:r>
+            <w:r>
+              <w:t xml:space="preserve"> </w:t>
+            </w:r>
+            <w:r>
+              <w:rPr>
+                <w:rStyle w:val="VerbatimChar"/>
+              </w:rPr>
+              <w:t xml:space="preserve">ghcr.io/alfarolab/eeb187-pavo-lab:latest</w:t>
+            </w:r>
+            <w:r>
+              <w:t xml:space="preserve"> </w:t>
+            </w:r>
+            <w:r>
+              <w:t xml:space="preserve">image is pre-baked and verified end-to-end. Other paths (Native, Binder, Codespaces) work too — Binder has been independently verified after this morning’s fixes — but Docker is the recipe everyone should default to.</w:t>
+            </w:r>
+          </w:p>
+          <w:p>
+            <w:pPr>
+              <w:pStyle w:val="BodyText"/>
+            </w:pPr>
+            <w:pPr>
+              <w:spacing w:after="16"/>
+            </w:pPr>
+            <w:r>
+              <w:t xml:space="preserve">The other paths are kept around as fallbacks; if a student says</w:t>
             </w:r>
             <w:r>
               <w:t xml:space="preserve"> </w:t>
@@ -1686,101 +477,25 @@
                 <w:i/>
                 <w:iCs/>
               </w:rPr>
-              <w:t xml:space="preserve">include</w:t>
-            </w:r>
-            <w:r>
-              <w:t xml:space="preserve"> </w:t>
-            </w:r>
-            <w:r>
-              <w:t xml:space="preserve">white as a +1 in the k argument:</w:t>
-            </w:r>
-            <w:r>
-              <w:t xml:space="preserve"> </w:t>
-            </w:r>
-            <w:r>
-              <w:rPr>
-                <w:rStyle w:val="VerbatimChar"/>
-              </w:rPr>
-              <w:t xml:space="preserve">kcols = (fish_colors + 1)</w:t>
-            </w:r>
-            <w:r>
-              <w:t xml:space="preserve">. The white class becomes one of the k centroids, and</w:t>
-            </w:r>
-            <w:r>
-              <w:t xml:space="preserve"> </w:t>
-            </w:r>
-            <w:r>
-              <w:rPr>
-                <w:rStyle w:val="VerbatimChar"/>
-              </w:rPr>
-              <w:t xml:space="preserve">bkgID + exclude = "background"</w:t>
-            </w:r>
-            <w:r>
-              <w:t xml:space="preserve"> </w:t>
-            </w:r>
-            <w:r>
-              <w:t xml:space="preserve">tells</w:t>
-            </w:r>
-            <w:r>
-              <w:t xml:space="preserve"> </w:t>
-            </w:r>
-            <w:r>
-              <w:rPr>
-                <w:rStyle w:val="VerbatimChar"/>
-              </w:rPr>
-              <w:t xml:space="preserve">adjacent()</w:t>
-            </w:r>
-            <w:r>
-              <w:t xml:space="preserve"> </w:t>
-            </w:r>
-            <w:r>
-              <w:t xml:space="preserve">to ignore transitions involving white. Net effect: same as analyzing only the fish, but in one R call without a polygon mask.</w:t>
+              <w:t xml:space="preserve">“Docker isn’t working,”</w:t>
+            </w:r>
+            <w:r>
+              <w:t xml:space="preserve"> </w:t>
+            </w:r>
+            <w:r>
+              <w:t xml:space="preserve">recommend they try Binder (https://mybinder.org/v2/gh/AlfaroLab/eeb187-pavo-lab/HEAD?urlpath=rstudio) — it’s a 2-minute fallback that requires zero install.</w:t>
             </w:r>
           </w:p>
           <w:p/>
         </w:tc>
       </w:tr>
     </w:tbl>
-    <w:bookmarkEnd w:id="17"/>
-    <w:bookmarkStart w:id="21" w:name="what-classify-actually-does"/>
-    <w:p>
-      <w:pPr>
-        <w:pStyle w:val="Heading2"/>
-      </w:pPr>
-      <w:r>
-        <w:t xml:space="preserve">2.3 What</w:t>
-      </w:r>
-      <w:r>
-        <w:t xml:space="preserve"> </w:t>
-      </w:r>
-      <w:r>
-        <w:rPr>
-          <w:rStyle w:val="VerbatimChar"/>
-        </w:rPr>
-        <w:t xml:space="preserve">classify()</w:t>
-      </w:r>
-      <w:r>
-        <w:t xml:space="preserve"> </w:t>
-      </w:r>
-      <w:r>
-        <w:t xml:space="preserve">actually does</w:t>
-      </w:r>
-    </w:p>
-    <w:p>
-      <w:pPr>
-        <w:pStyle w:val="FirstParagraph"/>
-      </w:pPr>
-      <w:r>
-        <w:rPr>
-          <w:rStyle w:val="VerbatimChar"/>
-        </w:rPr>
-        <w:t xml:space="preserve">classify(img, kcols = k)</w:t>
-      </w:r>
-      <w:r>
-        <w:t xml:space="preserve"> </w:t>
-      </w:r>
-      <w:r>
-        <w:t xml:space="preserve">runs</w:t>
+    <w:p>
+      <w:pPr>
+        <w:pStyle w:val="BodyText"/>
+      </w:pPr>
+      <w:r>
+        <w:t xml:space="preserve">This guide goes</w:t>
       </w:r>
       <w:r>
         <w:t xml:space="preserve"> </w:t>
@@ -1790,10 +505,133 @@
           <w:b/>
           <w:bCs/>
         </w:rPr>
-        <w:t xml:space="preserve">k-means on each pixel’s RGB triplet</w:t>
-      </w:r>
-      <w:r>
-        <w:t xml:space="preserve">:</w:t>
+        <w:t xml:space="preserve">deeper than the slide deck</w:t>
+      </w:r>
+      <w:r>
+        <w:t xml:space="preserve"> </w:t>
+      </w:r>
+      <w:r>
+        <w:t xml:space="preserve">on the conceptual basis for everything in</w:t>
+      </w:r>
+      <w:r>
+        <w:t xml:space="preserve"> </w:t>
+      </w:r>
+      <w:r>
+        <w:rPr>
+          <w:rStyle w:val="VerbatimChar"/>
+        </w:rPr>
+        <w:t xml:space="preserve">walkthrough.R</w:t>
+      </w:r>
+      <w:r>
+        <w:t xml:space="preserve">, then walks through the script step by step with</w:t>
+      </w:r>
+      <w:r>
+        <w:t xml:space="preserve"> </w:t>
+      </w:r>
+      <w:r>
+        <w:rPr>
+          <w:b/>
+          <w:bCs/>
+        </w:rPr>
+        <w:t xml:space="preserve">(a) what it computes, (b) why it matters biologically, (c) student questions to expect, and (d) troubleshooting for the errors you will actually see in lab.</w:t>
+      </w:r>
+    </w:p>
+    <w:p>
+      <w:pPr>
+        <w:pStyle w:val="BodyText"/>
+      </w:pPr>
+      <w:r>
+        <w:t xml:space="preserve">Read this</w:t>
+      </w:r>
+      <w:r>
+        <w:t xml:space="preserve"> </w:t>
+      </w:r>
+      <w:r>
+        <w:rPr>
+          <w:i/>
+          <w:iCs/>
+        </w:rPr>
+        <w:t xml:space="preserve">before</w:t>
+      </w:r>
+      <w:r>
+        <w:t xml:space="preserve"> </w:t>
+      </w:r>
+      <w:r>
+        <w:t xml:space="preserve">the first time you teach the lab. Skim it again the morning of, especially the troubleshooting boxes. Total reading time: ~45 minutes.</w:t>
+      </w:r>
+    </w:p>
+    <w:p>
+      <w:r>
+        <w:pict>
+          <v:rect style="width:0;height:1.5pt" o:hralign="center" o:hrstd="t" o:hr="t"/>
+        </w:pict>
+      </w:r>
+    </w:p>
+    <w:bookmarkEnd w:id="12"/>
+    <w:bookmarkStart w:id="15" w:name="part-1-what-the-lab-teaches"/>
+    <w:p>
+      <w:pPr>
+        <w:pStyle w:val="Heading1"/>
+      </w:pPr>
+      <w:r>
+        <w:t xml:space="preserve">Part 1 — What the lab teaches</w:t>
+      </w:r>
+    </w:p>
+    <w:bookmarkStart w:id="13" w:name="the-pedagogical-claim"/>
+    <w:p>
+      <w:pPr>
+        <w:pStyle w:val="Heading2"/>
+      </w:pPr>
+      <w:r>
+        <w:t xml:space="preserve">The pedagogical claim</w:t>
+      </w:r>
+    </w:p>
+    <w:p>
+      <w:pPr>
+        <w:pStyle w:val="BlockText"/>
+      </w:pPr>
+      <w:r>
+        <w:t xml:space="preserve">Color</w:t>
+      </w:r>
+      <w:r>
+        <w:t xml:space="preserve"> </w:t>
+      </w:r>
+      <w:r>
+        <w:rPr>
+          <w:i/>
+          <w:iCs/>
+        </w:rPr>
+        <w:t xml:space="preserve">patterns</w:t>
+      </w:r>
+      <w:r>
+        <w:t xml:space="preserve"> </w:t>
+      </w:r>
+      <w:r>
+        <w:t xml:space="preserve">— vertical bars, horizontal stripes, reticulate spots — can be reduced to a small set of numbers that distinguish them automatically. The single most important number is the</w:t>
+      </w:r>
+      <w:r>
+        <w:t xml:space="preserve"> </w:t>
+      </w:r>
+      <w:r>
+        <w:rPr>
+          <w:b/>
+          <w:bCs/>
+        </w:rPr>
+        <w:t xml:space="preserve">A statistic</w:t>
+      </w:r>
+      <w:r>
+        <w:t xml:space="preserve"> </w:t>
+      </w:r>
+      <w:r>
+        <w:t xml:space="preserve">(aspect ratio).</w:t>
+      </w:r>
+    </w:p>
+    <w:p>
+      <w:pPr>
+        <w:pStyle w:val="FirstParagraph"/>
+      </w:pPr>
+      <w:r>
+        <w:t xml:space="preserve">By the end of lab the students should be able to:</w:t>
       </w:r>
     </w:p>
     <w:p>
@@ -1801,11 +639,44 @@
         <w:pStyle w:val="Compact"/>
         <w:numPr>
           <w:ilvl w:val="0"/>
-          <w:numId w:val="1006"/>
+          <w:numId w:val="1001"/>
         </w:numPr>
       </w:pPr>
       <w:r>
-        <w:t xml:space="preserve">Treats each pixel as a point in 3D color space (R, G, B).</w:t>
+        <w:t xml:space="preserve">Predict the rough A value of a fish from looking at its photo (</w:t>
+      </w:r>
+      <w:r>
+        <w:rPr>
+          <w:rStyle w:val="VerbatimChar"/>
+        </w:rPr>
+        <w:t xml:space="preserve">A &gt; 1</w:t>
+      </w:r>
+      <w:r>
+        <w:t xml:space="preserve">,</w:t>
+      </w:r>
+      <w:r>
+        <w:t xml:space="preserve"> </w:t>
+      </w:r>
+      <w:r>
+        <w:rPr>
+          <w:rStyle w:val="VerbatimChar"/>
+        </w:rPr>
+        <w:t xml:space="preserve">A &lt; 1</w:t>
+      </w:r>
+      <w:r>
+        <w:t xml:space="preserve">,</w:t>
+      </w:r>
+      <w:r>
+        <w:t xml:space="preserve"> </w:t>
+      </w:r>
+      <w:r>
+        <w:rPr>
+          <w:rStyle w:val="VerbatimChar"/>
+        </w:rPr>
+        <w:t xml:space="preserve">A ≈ 1</w:t>
+      </w:r>
+      <w:r>
+        <w:t xml:space="preserve">).</w:t>
       </w:r>
     </w:p>
     <w:p>
@@ -1813,11 +684,11 @@
         <w:pStyle w:val="Compact"/>
         <w:numPr>
           <w:ilvl w:val="0"/>
-          <w:numId w:val="1006"/>
+          <w:numId w:val="1001"/>
         </w:numPr>
       </w:pPr>
       <w:r>
-        <w:t xml:space="preserve">Initializes k centroids randomly.</w:t>
+        <w:t xml:space="preserve">Run the pipeline themselves on a new fish image (segment → classify → adjacent → metrics).</w:t>
       </w:r>
     </w:p>
     <w:p>
@@ -1825,11 +696,42 @@
         <w:pStyle w:val="Compact"/>
         <w:numPr>
           <w:ilvl w:val="0"/>
-          <w:numId w:val="1006"/>
+          <w:numId w:val="1001"/>
         </w:numPr>
       </w:pPr>
       <w:r>
-        <w:t xml:space="preserve">Iteratively assigns each pixel to its nearest centroid, then moves each centroid to the centroid of its assigned pixels. Repeats until stable.</w:t>
+        <w:t xml:space="preserve">Explain to a peer</w:t>
+      </w:r>
+      <w:r>
+        <w:t xml:space="preserve"> </w:t>
+      </w:r>
+      <w:r>
+        <w:rPr>
+          <w:i/>
+          <w:iCs/>
+        </w:rPr>
+        <w:t xml:space="preserve">why</w:t>
+      </w:r>
+      <w:r>
+        <w:t xml:space="preserve"> </w:t>
+      </w:r>
+      <w:r>
+        <w:rPr>
+          <w:rStyle w:val="VerbatimChar"/>
+        </w:rPr>
+        <w:t xml:space="preserve">A</w:t>
+      </w:r>
+      <w:r>
+        <w:t xml:space="preserve"> </w:t>
+      </w:r>
+      <w:r>
+        <w:t xml:space="preserve">distinguishes vertical from horizontal patterns — at the level of</w:t>
+      </w:r>
+      <w:r>
+        <w:t xml:space="preserve"> </w:t>
+      </w:r>
+      <w:r>
+        <w:t xml:space="preserve">“we count adjacent pixel pairs and direction matters.”</w:t>
       </w:r>
     </w:p>
     <w:p>
@@ -1837,43 +739,11 @@
         <w:pStyle w:val="Compact"/>
         <w:numPr>
           <w:ilvl w:val="0"/>
-          <w:numId w:val="1006"/>
+          <w:numId w:val="1001"/>
         </w:numPr>
       </w:pPr>
       <w:r>
-        <w:t xml:space="preserve">Returns an integer-valued array (the</w:t>
-      </w:r>
-      <w:r>
-        <w:t xml:space="preserve"> </w:t>
-      </w:r>
-      <w:r>
-        <w:t xml:space="preserve">“classified image”</w:t>
-      </w:r>
-      <w:r>
-        <w:t xml:space="preserve">), plus a</w:t>
-      </w:r>
-      <w:r>
-        <w:t xml:space="preserve"> </w:t>
-      </w:r>
-      <w:r>
-        <w:rPr>
-          <w:rStyle w:val="VerbatimChar"/>
-        </w:rPr>
-        <w:t xml:space="preserve">classRGB</w:t>
-      </w:r>
-      <w:r>
-        <w:t xml:space="preserve"> </w:t>
-      </w:r>
-      <w:r>
-        <w:t xml:space="preserve">attribute giving the k centroid colors.</w:t>
-      </w:r>
-    </w:p>
-    <w:p>
-      <w:pPr>
-        <w:pStyle w:val="FirstParagraph"/>
-      </w:pPr>
-      <w:r>
-        <w:t xml:space="preserve">This is a</w:t>
+        <w:t xml:space="preserve">Critique a result. When they get unexpected metrics, they should be able to point to</w:t>
       </w:r>
       <w:r>
         <w:t xml:space="preserve"> </w:t>
@@ -1883,13 +753,121 @@
           <w:i/>
           <w:iCs/>
         </w:rPr>
-        <w:t xml:space="preserve">purely color-based</w:t>
-      </w:r>
-      <w:r>
-        <w:t xml:space="preserve"> </w:t>
-      </w:r>
-      <w:r>
-        <w:t xml:space="preserve">clustering — it knows nothing about spatial structure. A 3-pixel red dot in the corner gets the same class as a 3-pixel red dot on the body. Spatial structure enters at the</w:t>
+        <w:t xml:space="preserve">which step</w:t>
+      </w:r>
+      <w:r>
+        <w:t xml:space="preserve"> </w:t>
+      </w:r>
+      <w:r>
+        <w:t xml:space="preserve">(segmentation, k choice, white-background exclusion) is the likely culprit.</w:t>
+      </w:r>
+    </w:p>
+    <w:bookmarkEnd w:id="13"/>
+    <w:bookmarkStart w:id="14" w:name="whats-not-in-scope-today"/>
+    <w:p>
+      <w:pPr>
+        <w:pStyle w:val="Heading2"/>
+      </w:pPr>
+      <w:r>
+        <w:t xml:space="preserve">What’s NOT in scope today</w:t>
+      </w:r>
+    </w:p>
+    <w:p>
+      <w:pPr>
+        <w:pStyle w:val="FirstParagraph"/>
+      </w:pPr>
+      <w:r>
+        <w:t xml:space="preserve">These come later in the term:</w:t>
+      </w:r>
+    </w:p>
+    <w:p>
+      <w:pPr>
+        <w:pStyle w:val="Compact"/>
+        <w:numPr>
+          <w:ilvl w:val="0"/>
+          <w:numId w:val="1002"/>
+        </w:numPr>
+      </w:pPr>
+      <w:r>
+        <w:t xml:space="preserve">Spectral analysis from spectrometers (</w:t>
+      </w:r>
+      <w:r>
+        <w:rPr>
+          <w:rStyle w:val="VerbatimChar"/>
+        </w:rPr>
+        <w:t xml:space="preserve">procspec</w:t>
+      </w:r>
+      <w:r>
+        <w:t xml:space="preserve">,</w:t>
+      </w:r>
+      <w:r>
+        <w:t xml:space="preserve"> </w:t>
+      </w:r>
+      <w:r>
+        <w:rPr>
+          <w:rStyle w:val="VerbatimChar"/>
+        </w:rPr>
+        <w:t xml:space="preserve">peakshape</w:t>
+      </w:r>
+      <w:r>
+        <w:t xml:space="preserve">)</w:t>
+      </w:r>
+    </w:p>
+    <w:p>
+      <w:pPr>
+        <w:pStyle w:val="Compact"/>
+        <w:numPr>
+          <w:ilvl w:val="0"/>
+          <w:numId w:val="1002"/>
+        </w:numPr>
+      </w:pPr>
+      <w:r>
+        <w:t xml:space="preserve">Visual modeling through animal eyes (</w:t>
+      </w:r>
+      <w:r>
+        <w:rPr>
+          <w:rStyle w:val="VerbatimChar"/>
+        </w:rPr>
+        <w:t xml:space="preserve">vismodel</w:t>
+      </w:r>
+      <w:r>
+        <w:t xml:space="preserve">,</w:t>
+      </w:r>
+      <w:r>
+        <w:t xml:space="preserve"> </w:t>
+      </w:r>
+      <w:r>
+        <w:rPr>
+          <w:rStyle w:val="VerbatimChar"/>
+        </w:rPr>
+        <w:t xml:space="preserve">coldist</w:t>
+      </w:r>
+      <w:r>
+        <w:t xml:space="preserve">, JNDs) — Lab 6</w:t>
+      </w:r>
+    </w:p>
+    <w:p>
+      <w:pPr>
+        <w:pStyle w:val="Compact"/>
+        <w:numPr>
+          <w:ilvl w:val="0"/>
+          <w:numId w:val="1002"/>
+        </w:numPr>
+      </w:pPr>
+      <w:r>
+        <w:t xml:space="preserve">Many-species comparative analysis with phylogeny — Lab 9</w:t>
+      </w:r>
+    </w:p>
+    <w:p>
+      <w:pPr>
+        <w:pStyle w:val="Compact"/>
+        <w:numPr>
+          <w:ilvl w:val="0"/>
+          <w:numId w:val="1002"/>
+        </w:numPr>
+      </w:pPr>
+      <w:r>
+        <w:t xml:space="preserve">Endler’s saturation/luminance space arguments at the</w:t>
       </w:r>
       <w:r>
         <w:t xml:space="preserve"> </w:t>
@@ -1899,13 +877,952 @@
           <w:i/>
           <w:iCs/>
         </w:rPr>
-        <w:t xml:space="preserve">next</w:t>
-      </w:r>
-      <w:r>
-        <w:t xml:space="preserve"> </w:t>
-      </w:r>
-      <w:r>
-        <w:t xml:space="preserve">step.</w:t>
+        <w:t xml:space="preserve">receiver</w:t>
+      </w:r>
+      <w:r>
+        <w:t xml:space="preserve"> </w:t>
+      </w:r>
+      <w:r>
+        <w:t xml:space="preserve">level — Lecture 14–16</w:t>
+      </w:r>
+    </w:p>
+    <w:p>
+      <w:pPr>
+        <w:pStyle w:val="FirstParagraph"/>
+      </w:pPr>
+      <w:r>
+        <w:t xml:space="preserve">If a student asks</w:t>
+      </w:r>
+      <w:r>
+        <w:t xml:space="preserve"> </w:t>
+      </w:r>
+      <w:r>
+        <w:t xml:space="preserve">“but what does the</w:t>
+      </w:r>
+      <w:r>
+        <w:t xml:space="preserve"> </w:t>
+      </w:r>
+      <w:r>
+        <w:rPr>
+          <w:i/>
+          <w:iCs/>
+        </w:rPr>
+        <w:t xml:space="preserve">fish that’s looking at this fish</w:t>
+      </w:r>
+      <w:r>
+        <w:t xml:space="preserve"> </w:t>
+      </w:r>
+      <w:r>
+        <w:t xml:space="preserve">see?”</w:t>
+      </w:r>
+      <w:r>
+        <w:t xml:space="preserve"> </w:t>
+      </w:r>
+      <w:r>
+        <w:t xml:space="preserve">— that’s the right question, and the answer is</w:t>
+      </w:r>
+      <w:r>
+        <w:t xml:space="preserve"> </w:t>
+      </w:r>
+      <w:r>
+        <w:t xml:space="preserve">“we’ll get there in Lab 6 with</w:t>
+      </w:r>
+      <w:r>
+        <w:t xml:space="preserve"> </w:t>
+      </w:r>
+      <w:r>
+        <w:rPr>
+          <w:rStyle w:val="VerbatimChar"/>
+        </w:rPr>
+        <w:t xml:space="preserve">vismodel()</w:t>
+      </w:r>
+      <w:r>
+        <w:t xml:space="preserve">.”</w:t>
+      </w:r>
+      <w:r>
+        <w:t xml:space="preserve"> </w:t>
+      </w:r>
+      <w:r>
+        <w:t xml:space="preserve">For today, every metric is</w:t>
+      </w:r>
+      <w:r>
+        <w:t xml:space="preserve"> </w:t>
+      </w:r>
+      <w:r>
+        <w:rPr>
+          <w:b/>
+          <w:bCs/>
+        </w:rPr>
+        <w:t xml:space="preserve">photographic</w:t>
+      </w:r>
+      <w:r>
+        <w:t xml:space="preserve">, not perceptual.</w:t>
+      </w:r>
+    </w:p>
+    <w:p>
+      <w:r>
+        <w:pict>
+          <v:rect style="width:0;height:1.5pt" o:hralign="center" o:hrstd="t" o:hr="t"/>
+        </w:pict>
+      </w:r>
+    </w:p>
+    <w:bookmarkEnd w:id="14"/>
+    <w:bookmarkEnd w:id="15"/>
+    <w:bookmarkStart w:id="29" w:name="part-2-conceptual-primer"/>
+    <w:p>
+      <w:pPr>
+        <w:pStyle w:val="Heading1"/>
+      </w:pPr>
+      <w:r>
+        <w:t xml:space="preserve">Part 2 — Conceptual primer</w:t>
+      </w:r>
+    </w:p>
+    <w:p>
+      <w:pPr>
+        <w:pStyle w:val="FirstParagraph"/>
+      </w:pPr>
+      <w:r>
+        <w:t xml:space="preserve">This is the layer below the slide deck — the math and the</w:t>
+      </w:r>
+      <w:r>
+        <w:t xml:space="preserve"> </w:t>
+      </w:r>
+      <w:r>
+        <w:rPr>
+          <w:i/>
+          <w:iCs/>
+        </w:rPr>
+        <w:t xml:space="preserve">why</w:t>
+      </w:r>
+      <w:r>
+        <w:t xml:space="preserve">. Students don’t need all of this. You do.</w:t>
+      </w:r>
+    </w:p>
+    <w:bookmarkStart w:id="16" w:name="the-endler-2012-framework"/>
+    <w:p>
+      <w:pPr>
+        <w:pStyle w:val="Heading2"/>
+      </w:pPr>
+      <w:r>
+        <w:t xml:space="preserve">2.1 The Endler 2012 framework</w:t>
+      </w:r>
+    </w:p>
+    <w:p>
+      <w:pPr>
+        <w:pStyle w:val="FirstParagraph"/>
+      </w:pPr>
+      <w:r>
+        <w:t xml:space="preserve">The whole pipeline is built on John Endler’s 2012</w:t>
+      </w:r>
+      <w:r>
+        <w:t xml:space="preserve"> </w:t>
+      </w:r>
+      <w:r>
+        <w:rPr>
+          <w:i/>
+          <w:iCs/>
+        </w:rPr>
+        <w:t xml:space="preserve">Biol. J. Linn. Soc.</w:t>
+      </w:r>
+      <w:r>
+        <w:t xml:space="preserve"> </w:t>
+      </w:r>
+      <w:r>
+        <w:t xml:space="preserve">paper</w:t>
+      </w:r>
+      <w:r>
+        <w:t xml:space="preserve"> </w:t>
+      </w:r>
+      <w:r>
+        <w:t xml:space="preserve">“A framework for analysing colour pattern geometry: adjacent colours.”</w:t>
+      </w:r>
+      <w:r>
+        <w:t xml:space="preserve"> </w:t>
+      </w:r>
+      <w:r>
+        <w:t xml:space="preserve">The core move:</w:t>
+      </w:r>
+    </w:p>
+    <w:p>
+      <w:pPr>
+        <w:pStyle w:val="Compact"/>
+        <w:numPr>
+          <w:ilvl w:val="0"/>
+          <w:numId w:val="1003"/>
+        </w:numPr>
+      </w:pPr>
+      <w:r>
+        <w:rPr>
+          <w:b/>
+          <w:bCs/>
+        </w:rPr>
+        <w:t xml:space="preserve">Discretize</w:t>
+      </w:r>
+      <w:r>
+        <w:t xml:space="preserve"> </w:t>
+      </w:r>
+      <w:r>
+        <w:t xml:space="preserve">the image into a small number of color classes (k-means in RGB).</w:t>
+      </w:r>
+    </w:p>
+    <w:p>
+      <w:pPr>
+        <w:pStyle w:val="Compact"/>
+        <w:numPr>
+          <w:ilvl w:val="0"/>
+          <w:numId w:val="1003"/>
+        </w:numPr>
+      </w:pPr>
+      <w:r>
+        <w:rPr>
+          <w:b/>
+          <w:bCs/>
+        </w:rPr>
+        <w:t xml:space="preserve">Sample</w:t>
+      </w:r>
+      <w:r>
+        <w:t xml:space="preserve"> </w:t>
+      </w:r>
+      <w:r>
+        <w:t xml:space="preserve">the classified image on a regular grid.</w:t>
+      </w:r>
+    </w:p>
+    <w:p>
+      <w:pPr>
+        <w:pStyle w:val="Compact"/>
+        <w:numPr>
+          <w:ilvl w:val="0"/>
+          <w:numId w:val="1003"/>
+        </w:numPr>
+      </w:pPr>
+      <w:r>
+        <w:rPr>
+          <w:b/>
+          <w:bCs/>
+        </w:rPr>
+        <w:t xml:space="preserve">Count</w:t>
+      </w:r>
+      <w:r>
+        <w:t xml:space="preserve"> </w:t>
+      </w:r>
+      <w:r>
+        <w:t xml:space="preserve">transitions between color classes between adjacent grid cells — separately for horizontal vs. vertical adjacency.</w:t>
+      </w:r>
+    </w:p>
+    <w:p>
+      <w:pPr>
+        <w:pStyle w:val="Compact"/>
+        <w:numPr>
+          <w:ilvl w:val="0"/>
+          <w:numId w:val="1003"/>
+        </w:numPr>
+      </w:pPr>
+      <w:r>
+        <w:rPr>
+          <w:b/>
+          <w:bCs/>
+        </w:rPr>
+        <w:t xml:space="preserve">Summarize</w:t>
+      </w:r>
+      <w:r>
+        <w:t xml:space="preserve"> </w:t>
+      </w:r>
+      <w:r>
+        <w:t xml:space="preserve">the transition matrix with a small set of geometry-aware statistics.</w:t>
+      </w:r>
+    </w:p>
+    <w:p>
+      <w:pPr>
+        <w:pStyle w:val="FirstParagraph"/>
+      </w:pPr>
+      <w:r>
+        <w:t xml:space="preserve">Step 4 produces the metrics students will see:</w:t>
+      </w:r>
+    </w:p>
+    <w:tbl>
+      <w:tblPr>
+        <w:tblStyle w:val="Table"/>
+        <w:tblW w:type="pct" w:w="5000"/>
+        <w:tblLayout w:type="fixed"/>
+        <w:tblLook w:firstRow="1" w:lastRow="0" w:firstColumn="0" w:lastColumn="0" w:noHBand="0" w:noVBand="0" w:val="0020"/>
+      </w:tblPr>
+      <w:tblGrid>
+        <w:gridCol w:w="2640"/>
+        <w:gridCol w:w="2640"/>
+        <w:gridCol w:w="2640"/>
+      </w:tblGrid>
+      <w:tr>
+        <w:trPr>
+          <w:tblHeader w:val="on"/>
+        </w:trPr>
+        <w:tc>
+          <w:tcPr/>
+          <w:p>
+            <w:pPr>
+              <w:pStyle w:val="Compact"/>
+            </w:pPr>
+            <w:r>
+              <w:t xml:space="preserve">Metric</w:t>
+            </w:r>
+          </w:p>
+        </w:tc>
+        <w:tc>
+          <w:tcPr/>
+          <w:p>
+            <w:pPr>
+              <w:pStyle w:val="Compact"/>
+            </w:pPr>
+            <w:r>
+              <w:t xml:space="preserve">What it measures</w:t>
+            </w:r>
+          </w:p>
+        </w:tc>
+        <w:tc>
+          <w:tcPr/>
+          <w:p>
+            <w:pPr>
+              <w:pStyle w:val="Compact"/>
+            </w:pPr>
+            <w:r>
+              <w:t xml:space="preserve">Intuition</w:t>
+            </w:r>
+          </w:p>
+        </w:tc>
+      </w:tr>
+      <w:tr>
+        <w:tc>
+          <w:tcPr/>
+          <w:p>
+            <w:pPr>
+              <w:pStyle w:val="Compact"/>
+            </w:pPr>
+            <w:r>
+              <w:rPr>
+                <w:b/>
+                <w:bCs/>
+              </w:rPr>
+              <w:t xml:space="preserve">k</w:t>
+            </w:r>
+          </w:p>
+        </w:tc>
+        <w:tc>
+          <w:tcPr/>
+          <w:p>
+            <w:pPr>
+              <w:pStyle w:val="Compact"/>
+            </w:pPr>
+            <w:r>
+              <w:t xml:space="preserve">number of color classes</w:t>
+            </w:r>
+          </w:p>
+        </w:tc>
+        <w:tc>
+          <w:tcPr/>
+          <w:p>
+            <w:pPr>
+              <w:pStyle w:val="Compact"/>
+            </w:pPr>
+            <w:r>
+              <w:t xml:space="preserve">how many</w:t>
+            </w:r>
+            <w:r>
+              <w:t xml:space="preserve"> </w:t>
+            </w:r>
+            <w:r>
+              <w:t xml:space="preserve">“colors”</w:t>
+            </w:r>
+            <w:r>
+              <w:t xml:space="preserve"> </w:t>
+            </w:r>
+            <w:r>
+              <w:t xml:space="preserve">the fish has</w:t>
+            </w:r>
+          </w:p>
+        </w:tc>
+      </w:tr>
+      <w:tr>
+        <w:tc>
+          <w:tcPr/>
+          <w:p>
+            <w:pPr>
+              <w:pStyle w:val="Compact"/>
+            </w:pPr>
+            <w:r>
+              <w:rPr>
+                <w:b/>
+                <w:bCs/>
+              </w:rPr>
+              <w:t xml:space="preserve">m</w:t>
+            </w:r>
+          </w:p>
+        </w:tc>
+        <w:tc>
+          <w:tcPr/>
+          <w:p>
+            <w:pPr>
+              <w:pStyle w:val="Compact"/>
+            </w:pPr>
+            <w:r>
+              <w:t xml:space="preserve">transition density (off-diagonal mass / total)</w:t>
+            </w:r>
+          </w:p>
+        </w:tc>
+        <w:tc>
+          <w:tcPr/>
+          <w:p>
+            <w:pPr>
+              <w:pStyle w:val="Compact"/>
+            </w:pPr>
+            <w:r>
+              <w:t xml:space="preserve">how</w:t>
+            </w:r>
+            <w:r>
+              <w:t xml:space="preserve"> </w:t>
+            </w:r>
+            <w:r>
+              <w:rPr>
+                <w:i/>
+                <w:iCs/>
+              </w:rPr>
+              <w:t xml:space="preserve">busy</w:t>
+            </w:r>
+            <w:r>
+              <w:t xml:space="preserve"> </w:t>
+            </w:r>
+            <w:r>
+              <w:t xml:space="preserve">the pattern is per unit area</w:t>
+            </w:r>
+          </w:p>
+        </w:tc>
+      </w:tr>
+      <w:tr>
+        <w:tc>
+          <w:tcPr/>
+          <w:p>
+            <w:pPr>
+              <w:pStyle w:val="Compact"/>
+            </w:pPr>
+            <w:r>
+              <w:rPr>
+                <w:b/>
+                <w:bCs/>
+              </w:rPr>
+              <w:t xml:space="preserve">A</w:t>
+            </w:r>
+          </w:p>
+        </w:tc>
+        <w:tc>
+          <w:tcPr/>
+          <w:p>
+            <w:pPr>
+              <w:pStyle w:val="Compact"/>
+            </w:pPr>
+            <w:r>
+              <w:t xml:space="preserve">vertical edges / horizontal edges (the</w:t>
+            </w:r>
+            <w:r>
+              <w:t xml:space="preserve"> </w:t>
+            </w:r>
+            <w:r>
+              <w:rPr>
+                <w:b/>
+                <w:bCs/>
+              </w:rPr>
+              <w:t xml:space="preserve">aspect ratio</w:t>
+            </w:r>
+            <w:r>
+              <w:t xml:space="preserve">)</w:t>
+            </w:r>
+          </w:p>
+        </w:tc>
+        <w:tc>
+          <w:tcPr/>
+          <w:p>
+            <w:pPr>
+              <w:pStyle w:val="Compact"/>
+            </w:pPr>
+            <w:r>
+              <w:t xml:space="preserve">direction — bars vs. stripes vs. isotropic</w:t>
+            </w:r>
+          </w:p>
+        </w:tc>
+      </w:tr>
+      <w:tr>
+        <w:tc>
+          <w:tcPr/>
+          <w:p>
+            <w:pPr>
+              <w:pStyle w:val="Compact"/>
+            </w:pPr>
+            <w:r>
+              <w:rPr>
+                <w:b/>
+                <w:bCs/>
+              </w:rPr>
+              <w:t xml:space="preserve">Jc</w:t>
+            </w:r>
+          </w:p>
+        </w:tc>
+        <w:tc>
+          <w:tcPr/>
+          <w:p>
+            <w:pPr>
+              <w:pStyle w:val="Compact"/>
+            </w:pPr>
+            <w:r>
+              <w:t xml:space="preserve">color heterogeneity (Simpson on color-class areas)</w:t>
+            </w:r>
+          </w:p>
+        </w:tc>
+        <w:tc>
+          <w:tcPr/>
+          <w:p>
+            <w:pPr>
+              <w:pStyle w:val="Compact"/>
+            </w:pPr>
+            <w:r>
+              <w:t xml:space="preserve">how</w:t>
+            </w:r>
+            <w:r>
+              <w:t xml:space="preserve"> </w:t>
+            </w:r>
+            <w:r>
+              <w:rPr>
+                <w:i/>
+                <w:iCs/>
+              </w:rPr>
+              <w:t xml:space="preserve">evenly</w:t>
+            </w:r>
+            <w:r>
+              <w:t xml:space="preserve"> </w:t>
+            </w:r>
+            <w:r>
+              <w:t xml:space="preserve">the colors are used</w:t>
+            </w:r>
+          </w:p>
+        </w:tc>
+      </w:tr>
+      <w:tr>
+        <w:tc>
+          <w:tcPr/>
+          <w:p>
+            <w:pPr>
+              <w:pStyle w:val="Compact"/>
+            </w:pPr>
+            <w:r>
+              <w:rPr>
+                <w:b/>
+                <w:bCs/>
+              </w:rPr>
+              <w:t xml:space="preserve">Jt</w:t>
+            </w:r>
+          </w:p>
+        </w:tc>
+        <w:tc>
+          <w:tcPr/>
+          <w:p>
+            <w:pPr>
+              <w:pStyle w:val="Compact"/>
+            </w:pPr>
+            <w:r>
+              <w:t xml:space="preserve">transition heterogeneity (Simpson on transitions)</w:t>
+            </w:r>
+          </w:p>
+        </w:tc>
+        <w:tc>
+          <w:tcPr/>
+          <w:p>
+            <w:pPr>
+              <w:pStyle w:val="Compact"/>
+            </w:pPr>
+            <w:r>
+              <w:t xml:space="preserve">how diverse the</w:t>
+            </w:r>
+            <w:r>
+              <w:t xml:space="preserve"> </w:t>
+            </w:r>
+            <w:r>
+              <w:rPr>
+                <w:i/>
+                <w:iCs/>
+              </w:rPr>
+              <w:t xml:space="preserve">boundaries</w:t>
+            </w:r>
+            <w:r>
+              <w:t xml:space="preserve"> </w:t>
+            </w:r>
+            <w:r>
+              <w:t xml:space="preserve">are</w:t>
+            </w:r>
+          </w:p>
+        </w:tc>
+      </w:tr>
+      <w:tr>
+        <w:tc>
+          <w:tcPr/>
+          <w:p>
+            <w:pPr>
+              <w:pStyle w:val="Compact"/>
+            </w:pPr>
+            <w:r>
+              <w:rPr>
+                <w:b/>
+                <w:bCs/>
+              </w:rPr>
+              <w:t xml:space="preserve">m_dS</w:t>
+            </w:r>
+          </w:p>
+        </w:tc>
+        <w:tc>
+          <w:tcPr/>
+          <w:p>
+            <w:pPr>
+              <w:pStyle w:val="Compact"/>
+            </w:pPr>
+            <w:r>
+              <w:t xml:space="preserve">mean chromatic boundary strength</w:t>
+            </w:r>
+          </w:p>
+        </w:tc>
+        <w:tc>
+          <w:tcPr/>
+          <w:p>
+            <w:pPr>
+              <w:pStyle w:val="Compact"/>
+            </w:pPr>
+            <w:r>
+              <w:t xml:space="preserve">how</w:t>
+            </w:r>
+            <w:r>
+              <w:t xml:space="preserve"> </w:t>
+            </w:r>
+            <w:r>
+              <w:rPr>
+                <w:i/>
+                <w:iCs/>
+              </w:rPr>
+              <w:t xml:space="preserve">saturated</w:t>
+            </w:r>
+            <w:r>
+              <w:t xml:space="preserve"> </w:t>
+            </w:r>
+            <w:r>
+              <w:t xml:space="preserve">a typical edge is</w:t>
+            </w:r>
+          </w:p>
+        </w:tc>
+      </w:tr>
+      <w:tr>
+        <w:tc>
+          <w:tcPr/>
+          <w:p>
+            <w:pPr>
+              <w:pStyle w:val="Compact"/>
+            </w:pPr>
+            <w:r>
+              <w:rPr>
+                <w:b/>
+                <w:bCs/>
+              </w:rPr>
+              <w:t xml:space="preserve">m_dL</w:t>
+            </w:r>
+          </w:p>
+        </w:tc>
+        <w:tc>
+          <w:tcPr/>
+          <w:p>
+            <w:pPr>
+              <w:pStyle w:val="Compact"/>
+            </w:pPr>
+            <w:r>
+              <w:t xml:space="preserve">mean luminance boundary strength</w:t>
+            </w:r>
+          </w:p>
+        </w:tc>
+        <w:tc>
+          <w:tcPr/>
+          <w:p>
+            <w:pPr>
+              <w:pStyle w:val="Compact"/>
+            </w:pPr>
+            <w:r>
+              <w:t xml:space="preserve">how</w:t>
+            </w:r>
+            <w:r>
+              <w:t xml:space="preserve"> </w:t>
+            </w:r>
+            <w:r>
+              <w:rPr>
+                <w:i/>
+                <w:iCs/>
+              </w:rPr>
+              <w:t xml:space="preserve">bright/dark</w:t>
+            </w:r>
+            <w:r>
+              <w:t xml:space="preserve"> </w:t>
+            </w:r>
+            <w:r>
+              <w:t xml:space="preserve">a typical edge is</w:t>
+            </w:r>
+          </w:p>
+        </w:tc>
+      </w:tr>
+    </w:tbl>
+    <w:p>
+      <w:pPr>
+        <w:pStyle w:val="BodyText"/>
+      </w:pPr>
+      <w:r>
+        <w:t xml:space="preserve">The A statistic is the headline because:</w:t>
+      </w:r>
+    </w:p>
+    <w:p>
+      <w:pPr>
+        <w:pStyle w:val="Compact"/>
+        <w:numPr>
+          <w:ilvl w:val="0"/>
+          <w:numId w:val="1004"/>
+        </w:numPr>
+      </w:pPr>
+      <w:r>
+        <w:t xml:space="preserve">It cleanly distinguishes</w:t>
+      </w:r>
+      <w:r>
+        <w:t xml:space="preserve"> </w:t>
+      </w:r>
+      <w:r>
+        <w:rPr>
+          <w:b/>
+          <w:bCs/>
+        </w:rPr>
+        <w:t xml:space="preserve">bars (A &gt; 1)</w:t>
+      </w:r>
+      <w:r>
+        <w:t xml:space="preserve">,</w:t>
+      </w:r>
+      <w:r>
+        <w:t xml:space="preserve"> </w:t>
+      </w:r>
+      <w:r>
+        <w:rPr>
+          <w:b/>
+          <w:bCs/>
+        </w:rPr>
+        <w:t xml:space="preserve">stripes (A &lt; 1)</w:t>
+      </w:r>
+      <w:r>
+        <w:t xml:space="preserve">, and</w:t>
+      </w:r>
+      <w:r>
+        <w:t xml:space="preserve"> </w:t>
+      </w:r>
+      <w:r>
+        <w:rPr>
+          <w:b/>
+          <w:bCs/>
+        </w:rPr>
+        <w:t xml:space="preserve">isotropic patterns (A ≈ 1)</w:t>
+      </w:r>
+      <w:r>
+        <w:t xml:space="preserve"> </w:t>
+      </w:r>
+      <w:r>
+        <w:t xml:space="preserve">in three lines of R.</w:t>
+      </w:r>
+    </w:p>
+    <w:p>
+      <w:pPr>
+        <w:pStyle w:val="Compact"/>
+        <w:numPr>
+          <w:ilvl w:val="0"/>
+          <w:numId w:val="1004"/>
+        </w:numPr>
+      </w:pPr>
+      <w:r>
+        <w:t xml:space="preserve">It’s invariant to color choice — a yellow-and-black bar code and a red-and-white bar code give the same A.</w:t>
+      </w:r>
+    </w:p>
+    <w:p>
+      <w:pPr>
+        <w:pStyle w:val="Compact"/>
+        <w:numPr>
+          <w:ilvl w:val="0"/>
+          <w:numId w:val="1004"/>
+        </w:numPr>
+      </w:pPr>
+      <w:r>
+        <w:t xml:space="preserve">It’s a</w:t>
+      </w:r>
+      <w:r>
+        <w:t xml:space="preserve"> </w:t>
+      </w:r>
+      <w:r>
+        <w:rPr>
+          <w:i/>
+          <w:iCs/>
+        </w:rPr>
+        <w:t xml:space="preserve">geometric</w:t>
+      </w:r>
+      <w:r>
+        <w:t xml:space="preserve"> </w:t>
+      </w:r>
+      <w:r>
+        <w:t xml:space="preserve">claim about pattern, not a perceptual one — so it’s a clean entry point before we add receiver biology in Lab 6.</w:t>
+      </w:r>
+    </w:p>
+    <w:bookmarkEnd w:id="16"/>
+    <w:bookmarkStart w:id="19" w:name="X8a70cd2151d79ff83dae6f925ae1041a0043418"/>
+    <w:p>
+      <w:pPr>
+        <w:pStyle w:val="Heading2"/>
+      </w:pPr>
+      <w:r>
+        <w:t xml:space="preserve">2.2 Why segmentation matters (Step 1.5 of walkthrough)</w:t>
+      </w:r>
+    </w:p>
+    <w:p>
+      <w:pPr>
+        <w:pStyle w:val="FirstParagraph"/>
+      </w:pPr>
+      <w:r>
+        <w:t xml:space="preserve">The full pipeline is</w:t>
+      </w:r>
+      <w:r>
+        <w:t xml:space="preserve"> </w:t>
+      </w:r>
+      <w:r>
+        <w:rPr>
+          <w:rStyle w:val="VerbatimChar"/>
+        </w:rPr>
+        <w:t xml:space="preserve">image → classify → adjacent → metrics</w:t>
+      </w:r>
+      <w:r>
+        <w:t xml:space="preserve">. Every step downstream of</w:t>
+      </w:r>
+      <w:r>
+        <w:t xml:space="preserve"> </w:t>
+      </w:r>
+      <w:r>
+        <w:rPr>
+          <w:rStyle w:val="VerbatimChar"/>
+        </w:rPr>
+        <w:t xml:space="preserve">classify()</w:t>
+      </w:r>
+      <w:r>
+        <w:t xml:space="preserve"> </w:t>
+      </w:r>
+      <w:r>
+        <w:t xml:space="preserve">is poisoned by background pixels:</w:t>
+      </w:r>
+    </w:p>
+    <w:p>
+      <w:pPr>
+        <w:pStyle w:val="Compact"/>
+        <w:numPr>
+          <w:ilvl w:val="0"/>
+          <w:numId w:val="1005"/>
+        </w:numPr>
+      </w:pPr>
+      <w:r>
+        <w:rPr>
+          <w:b/>
+          <w:bCs/>
+        </w:rPr>
+        <w:t xml:space="preserve">k-means</w:t>
+      </w:r>
+      <w:r>
+        <w:t xml:space="preserve"> </w:t>
+      </w:r>
+      <w:r>
+        <w:t xml:space="preserve">allocates color classes to</w:t>
+      </w:r>
+      <w:r>
+        <w:t xml:space="preserve"> </w:t>
+      </w:r>
+      <w:r>
+        <w:rPr>
+          <w:i/>
+          <w:iCs/>
+        </w:rPr>
+        <w:t xml:space="preserve">whatever pixels exist</w:t>
+      </w:r>
+      <w:r>
+        <w:t xml:space="preserve">. If half the photo is blue water, one of your</w:t>
+      </w:r>
+      <w:r>
+        <w:t xml:space="preserve"> </w:t>
+      </w:r>
+      <w:r>
+        <w:rPr>
+          <w:i/>
+          <w:iCs/>
+        </w:rPr>
+        <w:t xml:space="preserve">k</w:t>
+      </w:r>
+      <w:r>
+        <w:t xml:space="preserve"> </w:t>
+      </w:r>
+      <w:r>
+        <w:t xml:space="preserve">classes will be water, and you’ll have one less class for the fish.</w:t>
+      </w:r>
+    </w:p>
+    <w:p>
+      <w:pPr>
+        <w:pStyle w:val="Compact"/>
+        <w:numPr>
+          <w:ilvl w:val="0"/>
+          <w:numId w:val="1005"/>
+        </w:numPr>
+      </w:pPr>
+      <w:r>
+        <w:rPr>
+          <w:b/>
+          <w:bCs/>
+        </w:rPr>
+        <w:t xml:space="preserve">Adjacent grid sampling</w:t>
+      </w:r>
+      <w:r>
+        <w:t xml:space="preserve"> </w:t>
+      </w:r>
+      <w:r>
+        <w:t xml:space="preserve">drops a regular xpts × ypts grid over the</w:t>
+      </w:r>
+      <w:r>
+        <w:t xml:space="preserve"> </w:t>
+      </w:r>
+      <w:r>
+        <w:rPr>
+          <w:i/>
+          <w:iCs/>
+        </w:rPr>
+        <w:t xml:space="preserve">whole image</w:t>
+      </w:r>
+      <w:r>
+        <w:t xml:space="preserve">. Long uniform stretches of background drown out the fish’s directional signal and pull A toward 1.</w:t>
+      </w:r>
+    </w:p>
+    <w:p>
+      <w:pPr>
+        <w:pStyle w:val="FirstParagraph"/>
+      </w:pPr>
+      <w:r>
+        <w:t xml:space="preserve">Three demo fish on uncropped photos will give A ≈ 1 across the board — the lab’s punchline disappears.</w:t>
+      </w:r>
+      <w:r>
+        <w:t xml:space="preserve"> </w:t>
+      </w:r>
+      <w:r>
+        <w:rPr>
+          <w:b/>
+          <w:bCs/>
+        </w:rPr>
+        <w:t xml:space="preserve">The dramatic A values (1.54 / 0.60 / 1.02) are entirely a product of segmentation.</w:t>
+      </w:r>
+      <w:r>
+        <w:t xml:space="preserve"> </w:t>
+      </w:r>
+      <w:r>
+        <w:t xml:space="preserve">This is why the demo fish are pre-segmented and why Step 1.5 has three Paths.</w:t>
       </w:r>
     </w:p>
     <w:tbl>
@@ -1913,10 +1830,10 @@
         <w:tblStyle w:val="Table"/>
         <w:tblLook w:firstRow="0" w:lastRow="0" w:firstColumn="0" w:lastColumn="0" w:noHBand="0" w:noVBand="0" w:val="0000"/>
         <w:tblBorders>
-          <w:top w:val="single" w:sz="4" w:space="0" w:color="EB9113"/>
-          <w:left w:val="single" w:sz="24" w:space="0" w:color="EB9113"/>
-          <w:bottom w:val="single" w:sz="4" w:space="0" w:color="EB9113"/>
-          <w:right w:val="single" w:sz="4" w:space="0" w:color="EB9113"/>
+          <w:top w:val="single" w:sz="4" w:space="0" w:color="0758E5"/>
+          <w:left w:val="single" w:sz="24" w:space="0" w:color="0758E5"/>
+          <w:bottom w:val="single" w:sz="4" w:space="0" w:color="0758E5"/>
+          <w:right w:val="single" w:sz="4" w:space="0" w:color="0758E5"/>
         </w:tblBorders>
         <w:tblCellMar>
           <w:left w:w="144" w:type="dxa"/>
@@ -1930,7 +1847,7 @@
         </w:trPr>
         <w:tc>
           <w:tcPr>
-            <w:shd w:color="auto" w:fill="fcefdc" w:val="clear"/>
+            <w:shd w:color="auto" w:fill="dae6fb" w:val="clear"/>
             <w:tcMar>
               <w:top w:w="92" w:type="dxa"/>
               <w:bottom w:w="92" w:type="dxa"/>
@@ -1949,18 +1866,18 @@
                 <wp:inline>
                   <wp:extent cx="152400" cy="152400"/>
                   <wp:effectExtent b="0" l="0" r="0" t="0"/>
-                  <wp:docPr descr="" title="" id="19" name="Picture"/>
+                  <wp:docPr descr="" title="" id="17" name="Picture"/>
                   <a:graphic>
                     <a:graphicData uri="http://schemas.openxmlformats.org/drawingml/2006/picture">
                       <pic:pic>
                         <pic:nvPicPr>
-                          <pic:cNvPr descr="/Applications/quarto/share/formats/docx/warning.png" id="20" name="Picture"/>
+                          <pic:cNvPr descr="/Applications/quarto/share/formats/docx/note.png" id="18" name="Picture"/>
                           <pic:cNvPicPr>
                             <a:picLocks noChangeArrowheads="1" noChangeAspect="1"/>
                           </pic:cNvPicPr>
                         </pic:nvPicPr>
                         <pic:blipFill>
-                          <a:blip r:embed="rId18"/>
+                          <a:blip r:embed="rId9"/>
                           <a:stretch>
                             <a:fillRect/>
                           </a:stretch>
@@ -1993,7 +1910,7 @@
               <w:t xml:space="preserve"> </w:t>
             </w:r>
             <w:r>
-              <w:t xml:space="preserve">k-means is non-deterministic without a seed</w:t>
+              <w:t xml:space="preserve">The white-background trick</w:t>
             </w:r>
           </w:p>
         </w:tc>
@@ -2014,25 +1931,10 @@
               <w:pStyle w:val="BodyText"/>
             </w:pPr>
             <w:pPr>
-              <w:spacing w:before="16"/>
-            </w:pPr>
-            <w:r>
-              <w:t xml:space="preserve">k-means initializes centroids randomly. Two runs on the same image with the same k can produce slightly different palettes. pavo’s</w:t>
-            </w:r>
-            <w:r>
-              <w:t xml:space="preserve"> </w:t>
-            </w:r>
-            <w:r>
-              <w:rPr>
-                <w:rStyle w:val="VerbatimChar"/>
-              </w:rPr>
-              <w:t xml:space="preserve">classify()</w:t>
-            </w:r>
-            <w:r>
-              <w:t xml:space="preserve"> </w:t>
-            </w:r>
-            <w:r>
-              <w:t xml:space="preserve">uses a fixed seed under the hood for reproducibility, but if students compare each other’s runs, the</w:t>
+              <w:spacing w:before="16" w:after="16"/>
+            </w:pPr>
+            <w:r>
+              <w:t xml:space="preserve">We segment to a white background and then</w:t>
             </w:r>
             <w:r>
               <w:t xml:space="preserve"> </w:t>
@@ -2042,34 +1944,13 @@
                 <w:i/>
                 <w:iCs/>
               </w:rPr>
-              <w:t xml:space="preserve">order</w:t>
-            </w:r>
-            <w:r>
-              <w:t xml:space="preserve"> </w:t>
-            </w:r>
-            <w:r>
-              <w:t xml:space="preserve">of color classes (class 1, 2, 3, …) may differ even when the colors themselves are the same.</w:t>
-            </w:r>
-          </w:p>
-          <w:p>
-            <w:pPr>
-              <w:pStyle w:val="BodyText"/>
-            </w:pPr>
-            <w:pPr>
-              <w:spacing w:after="16"/>
-            </w:pPr>
-            <w:r>
-              <w:rPr>
-                <w:b/>
-                <w:bCs/>
-              </w:rPr>
-              <w:t xml:space="preserve">Practical implication:</w:t>
-            </w:r>
-            <w:r>
-              <w:t xml:space="preserve"> </w:t>
-            </w:r>
-            <w:r>
-              <w:t xml:space="preserve">when comparing two students’ fish, compare RGB centroids in</w:t>
+              <w:t xml:space="preserve">include</w:t>
+            </w:r>
+            <w:r>
+              <w:t xml:space="preserve"> </w:t>
+            </w:r>
+            <w:r>
+              <w:t xml:space="preserve">white as a +1 in the k argument:</w:t>
             </w:r>
             <w:r>
               <w:t xml:space="preserve"> </w:t>
@@ -2078,24 +1959,54 @@
               <w:rPr>
                 <w:rStyle w:val="VerbatimChar"/>
               </w:rPr>
-              <w:t xml:space="preserve">classRGB</w:t>
-            </w:r>
-            <w:r>
-              <w:t xml:space="preserve">, not class indices.</w:t>
+              <w:t xml:space="preserve">kcols = (fish_colors + 1)</w:t>
+            </w:r>
+            <w:r>
+              <w:t xml:space="preserve">. The white class becomes one of the k centroids, and</w:t>
+            </w:r>
+            <w:r>
+              <w:t xml:space="preserve"> </w:t>
+            </w:r>
+            <w:r>
+              <w:rPr>
+                <w:rStyle w:val="VerbatimChar"/>
+              </w:rPr>
+              <w:t xml:space="preserve">bkgID + exclude = "background"</w:t>
+            </w:r>
+            <w:r>
+              <w:t xml:space="preserve"> </w:t>
+            </w:r>
+            <w:r>
+              <w:t xml:space="preserve">tells</w:t>
+            </w:r>
+            <w:r>
+              <w:t xml:space="preserve"> </w:t>
+            </w:r>
+            <w:r>
+              <w:rPr>
+                <w:rStyle w:val="VerbatimChar"/>
+              </w:rPr>
+              <w:t xml:space="preserve">adjacent()</w:t>
+            </w:r>
+            <w:r>
+              <w:t xml:space="preserve"> </w:t>
+            </w:r>
+            <w:r>
+              <w:t xml:space="preserve">to ignore transitions involving white. Net effect: same as analyzing only the fish, but in one R call without a polygon mask.</w:t>
             </w:r>
           </w:p>
           <w:p/>
         </w:tc>
       </w:tr>
     </w:tbl>
-    <w:bookmarkEnd w:id="21"/>
-    <w:bookmarkStart w:id="24" w:name="what-adjacent-actually-does"/>
+    <w:bookmarkEnd w:id="19"/>
+    <w:bookmarkStart w:id="23" w:name="what-classify-actually-does"/>
     <w:p>
       <w:pPr>
         <w:pStyle w:val="Heading2"/>
       </w:pPr>
       <w:r>
-        <w:t xml:space="preserve">2.4 What</w:t>
+        <w:t xml:space="preserve">2.3 What</w:t>
       </w:r>
       <w:r>
         <w:t xml:space="preserve"> </w:t>
@@ -2104,7 +2015,7 @@
         <w:rPr>
           <w:rStyle w:val="VerbatimChar"/>
         </w:rPr>
-        <w:t xml:space="preserve">adjacent()</w:t>
+        <w:t xml:space="preserve">classify()</w:t>
       </w:r>
       <w:r>
         <w:t xml:space="preserve"> </w:t>
@@ -2121,13 +2032,26 @@
         <w:rPr>
           <w:rStyle w:val="VerbatimChar"/>
         </w:rPr>
-        <w:t xml:space="preserve">adjacent()</w:t>
-      </w:r>
-      <w:r>
-        <w:t xml:space="preserve"> </w:t>
-      </w:r>
-      <w:r>
-        <w:t xml:space="preserve">is the heart of the pipeline. It does five things in one call:</w:t>
+        <w:t xml:space="preserve">classify(img, kcols = k)</w:t>
+      </w:r>
+      <w:r>
+        <w:t xml:space="preserve"> </w:t>
+      </w:r>
+      <w:r>
+        <w:t xml:space="preserve">runs</w:t>
+      </w:r>
+      <w:r>
+        <w:t xml:space="preserve"> </w:t>
+      </w:r>
+      <w:r>
+        <w:rPr>
+          <w:b/>
+          <w:bCs/>
+        </w:rPr>
+        <w:t xml:space="preserve">k-means on each pixel’s RGB triplet</w:t>
+      </w:r>
+      <w:r>
+        <w:t xml:space="preserve">:</w:t>
       </w:r>
     </w:p>
     <w:p>
@@ -2135,51 +2059,11 @@
         <w:pStyle w:val="Compact"/>
         <w:numPr>
           <w:ilvl w:val="0"/>
-          <w:numId w:val="1007"/>
+          <w:numId w:val="1006"/>
         </w:numPr>
       </w:pPr>
       <w:r>
-        <w:rPr>
-          <w:b/>
-          <w:bCs/>
-        </w:rPr>
-        <w:t xml:space="preserve">Drops a grid</w:t>
-      </w:r>
-      <w:r>
-        <w:t xml:space="preserve"> </w:t>
-      </w:r>
-      <w:r>
-        <w:t xml:space="preserve">of</w:t>
-      </w:r>
-      <w:r>
-        <w:t xml:space="preserve"> </w:t>
-      </w:r>
-      <w:r>
-        <w:rPr>
-          <w:rStyle w:val="VerbatimChar"/>
-        </w:rPr>
-        <w:t xml:space="preserve">xpts</w:t>
-      </w:r>
-      <w:r>
-        <w:t xml:space="preserve"> </w:t>
-      </w:r>
-      <w:r>
-        <w:t xml:space="preserve">×</w:t>
-      </w:r>
-      <w:r>
-        <w:t xml:space="preserve"> </w:t>
-      </w:r>
-      <w:r>
-        <w:rPr>
-          <w:rStyle w:val="VerbatimChar"/>
-        </w:rPr>
-        <w:t xml:space="preserve">xpts</w:t>
-      </w:r>
-      <w:r>
-        <w:t xml:space="preserve"> </w:t>
-      </w:r>
-      <w:r>
-        <w:t xml:space="preserve">sample points over the classified image. xpts = 200 means a 200 × 200 grid.</w:t>
+        <w:t xml:space="preserve">Treats each pixel as a point in 3D color space (R, G, B).</w:t>
       </w:r>
     </w:p>
     <w:p>
@@ -2187,21 +2071,11 @@
         <w:pStyle w:val="Compact"/>
         <w:numPr>
           <w:ilvl w:val="0"/>
-          <w:numId w:val="1007"/>
+          <w:numId w:val="1006"/>
         </w:numPr>
       </w:pPr>
       <w:r>
-        <w:rPr>
-          <w:b/>
-          <w:bCs/>
-        </w:rPr>
-        <w:t xml:space="preserve">Visits each grid cell</w:t>
-      </w:r>
-      <w:r>
-        <w:t xml:space="preserve"> </w:t>
-      </w:r>
-      <w:r>
-        <w:t xml:space="preserve">and reads its color class.</w:t>
+        <w:t xml:space="preserve">Initializes k centroids randomly.</w:t>
       </w:r>
     </w:p>
     <w:p>
@@ -2209,61 +2083,11 @@
         <w:pStyle w:val="Compact"/>
         <w:numPr>
           <w:ilvl w:val="0"/>
-          <w:numId w:val="1007"/>
+          <w:numId w:val="1006"/>
         </w:numPr>
       </w:pPr>
       <w:r>
-        <w:rPr>
-          <w:b/>
-          <w:bCs/>
-        </w:rPr>
-        <w:t xml:space="preserve">Builds a transition matrix T</w:t>
-      </w:r>
-      <w:r>
-        <w:t xml:space="preserve">: for each pair of horizontally-adjacent grid cells, increment</w:t>
-      </w:r>
-      <w:r>
-        <w:t xml:space="preserve"> </w:t>
-      </w:r>
-      <w:r>
-        <w:rPr>
-          <w:rStyle w:val="VerbatimChar"/>
-        </w:rPr>
-        <w:t xml:space="preserve">T[c1, c2]</w:t>
-      </w:r>
-      <w:r>
-        <w:t xml:space="preserve">. Then for each vertically-adjacent pair, increment</w:t>
-      </w:r>
-      <w:r>
-        <w:t xml:space="preserve"> </w:t>
-      </w:r>
-      <w:r>
-        <w:rPr>
-          <w:rStyle w:val="VerbatimChar"/>
-        </w:rPr>
-        <w:t xml:space="preserve">T[c1, c2]</w:t>
-      </w:r>
-      <w:r>
-        <w:t xml:space="preserve"> </w:t>
-      </w:r>
-      <w:r>
-        <w:t xml:space="preserve">again — but kept as a</w:t>
-      </w:r>
-      <w:r>
-        <w:t xml:space="preserve"> </w:t>
-      </w:r>
-      <w:r>
-        <w:rPr>
-          <w:i/>
-          <w:iCs/>
-        </w:rPr>
-        <w:t xml:space="preserve">separate</w:t>
-      </w:r>
-      <w:r>
-        <w:t xml:space="preserve"> </w:t>
-      </w:r>
-      <w:r>
-        <w:t xml:space="preserve">horizontal-T and vertical-T.</w:t>
+        <w:t xml:space="preserve">Iteratively assigns each pixel to its nearest centroid, then moves each centroid to the centroid of its assigned pixels. Repeats until stable.</w:t>
       </w:r>
     </w:p>
     <w:p>
@@ -2271,21 +2095,20 @@
         <w:pStyle w:val="Compact"/>
         <w:numPr>
           <w:ilvl w:val="0"/>
-          <w:numId w:val="1007"/>
+          <w:numId w:val="1006"/>
         </w:numPr>
       </w:pPr>
       <w:r>
-        <w:rPr>
-          <w:b/>
-          <w:bCs/>
-        </w:rPr>
-        <w:t xml:space="preserve">Excludes background</w:t>
-      </w:r>
-      <w:r>
-        <w:t xml:space="preserve"> </w:t>
-      </w:r>
-      <w:r>
-        <w:t xml:space="preserve">(if</w:t>
+        <w:t xml:space="preserve">Returns an integer-valued array (the</w:t>
+      </w:r>
+      <w:r>
+        <w:t xml:space="preserve"> </w:t>
+      </w:r>
+      <w:r>
+        <w:t xml:space="preserve">“classified image”</w:t>
+      </w:r>
+      <w:r>
+        <w:t xml:space="preserve">), plus a</w:t>
       </w:r>
       <w:r>
         <w:t xml:space="preserve"> </w:t>
@@ -2294,35 +2117,13 @@
         <w:rPr>
           <w:rStyle w:val="VerbatimChar"/>
         </w:rPr>
-        <w:t xml:space="preserve">bkgID + exclude</w:t>
-      </w:r>
-      <w:r>
-        <w:t xml:space="preserve"> </w:t>
-      </w:r>
-      <w:r>
-        <w:t xml:space="preserve">set): drops the row + column for the white-bg class.</w:t>
-      </w:r>
-    </w:p>
-    <w:p>
-      <w:pPr>
-        <w:pStyle w:val="Compact"/>
-        <w:numPr>
-          <w:ilvl w:val="0"/>
-          <w:numId w:val="1007"/>
-        </w:numPr>
-      </w:pPr>
-      <w:r>
-        <w:rPr>
-          <w:b/>
-          <w:bCs/>
-        </w:rPr>
-        <w:t xml:space="preserve">Computes the seven Endler metrics</w:t>
-      </w:r>
-      <w:r>
-        <w:t xml:space="preserve"> </w:t>
-      </w:r>
-      <w:r>
-        <w:t xml:space="preserve">from the (filtered) horizontal-T and vertical-T.</w:t>
+        <w:t xml:space="preserve">classRGB</w:t>
+      </w:r>
+      <w:r>
+        <w:t xml:space="preserve"> </w:t>
+      </w:r>
+      <w:r>
+        <w:t xml:space="preserve">attribute giving the k centroid colors.</w:t>
       </w:r>
     </w:p>
     <w:p>
@@ -2330,85 +2131,39 @@
         <w:pStyle w:val="FirstParagraph"/>
       </w:pPr>
       <w:r>
-        <w:t xml:space="preserve">The A statistic is just</w:t>
-      </w:r>
-      <w:r>
-        <w:t xml:space="preserve"> </w:t>
-      </w:r>
-      <w:r>
-        <w:rPr>
-          <w:rStyle w:val="VerbatimChar"/>
-        </w:rPr>
-        <w:t xml:space="preserve">sum(off_diag(vertical_T)) / sum(off_diag(horizontal_T))</w:t>
-      </w:r>
-      <w:r>
-        <w:t xml:space="preserve">:</w:t>
-      </w:r>
-    </w:p>
-    <w:p>
-      <w:pPr>
-        <w:pStyle w:val="Compact"/>
-        <w:numPr>
-          <w:ilvl w:val="0"/>
-          <w:numId w:val="1008"/>
-        </w:numPr>
-      </w:pPr>
-      <w:r>
-        <w:t xml:space="preserve">A vertical-bar fish has lots of yellow-to-black horizontal transitions but very few vertical transitions within a bar. Vertical edges (between bars) &gt;&gt; horizontal edges within bars.</w:t>
-      </w:r>
-      <w:r>
-        <w:t xml:space="preserve"> </w:t>
-      </w:r>
-      <w:r>
-        <w:rPr>
-          <w:b/>
-          <w:bCs/>
-        </w:rPr>
-        <w:t xml:space="preserve">A &gt; 1.</w:t>
-      </w:r>
-    </w:p>
-    <w:p>
-      <w:pPr>
-        <w:pStyle w:val="Compact"/>
-        <w:numPr>
-          <w:ilvl w:val="0"/>
-          <w:numId w:val="1008"/>
-        </w:numPr>
-      </w:pPr>
-      <w:r>
-        <w:t xml:space="preserve">A horizontal-stripe fish: opposite.</w:t>
-      </w:r>
-      <w:r>
-        <w:t xml:space="preserve"> </w:t>
-      </w:r>
-      <w:r>
-        <w:rPr>
-          <w:b/>
-          <w:bCs/>
-        </w:rPr>
-        <w:t xml:space="preserve">A &lt; 1.</w:t>
-      </w:r>
-    </w:p>
-    <w:p>
-      <w:pPr>
-        <w:pStyle w:val="Compact"/>
-        <w:numPr>
-          <w:ilvl w:val="0"/>
-          <w:numId w:val="1008"/>
-        </w:numPr>
-      </w:pPr>
-      <w:r>
-        <w:t xml:space="preserve">A reticulate / spotty fish: roughly equal in both directions.</w:t>
-      </w:r>
-      <w:r>
-        <w:t xml:space="preserve"> </w:t>
-      </w:r>
-      <w:r>
-        <w:rPr>
-          <w:b/>
-          <w:bCs/>
-        </w:rPr>
-        <w:t xml:space="preserve">A ≈ 1.</w:t>
+        <w:t xml:space="preserve">This is a</w:t>
+      </w:r>
+      <w:r>
+        <w:t xml:space="preserve"> </w:t>
+      </w:r>
+      <w:r>
+        <w:rPr>
+          <w:i/>
+          <w:iCs/>
+        </w:rPr>
+        <w:t xml:space="preserve">purely color-based</w:t>
+      </w:r>
+      <w:r>
+        <w:t xml:space="preserve"> </w:t>
+      </w:r>
+      <w:r>
+        <w:t xml:space="preserve">clustering — it knows nothing about spatial structure. A 3-pixel red dot in the corner gets the same class as a 3-pixel red dot on the body. Spatial structure enters at the</w:t>
+      </w:r>
+      <w:r>
+        <w:t xml:space="preserve"> </w:t>
+      </w:r>
+      <w:r>
+        <w:rPr>
+          <w:i/>
+          <w:iCs/>
+        </w:rPr>
+        <w:t xml:space="preserve">next</w:t>
+      </w:r>
+      <w:r>
+        <w:t xml:space="preserve"> </w:t>
+      </w:r>
+      <w:r>
+        <w:t xml:space="preserve">step.</w:t>
       </w:r>
     </w:p>
     <w:tbl>
@@ -2416,10 +2171,10 @@
         <w:tblStyle w:val="Table"/>
         <w:tblLook w:firstRow="0" w:lastRow="0" w:firstColumn="0" w:lastColumn="0" w:noHBand="0" w:noVBand="0" w:val="0000"/>
         <w:tblBorders>
-          <w:top w:val="single" w:sz="4" w:space="0" w:color="0758E5"/>
-          <w:left w:val="single" w:sz="24" w:space="0" w:color="0758E5"/>
-          <w:bottom w:val="single" w:sz="4" w:space="0" w:color="0758E5"/>
-          <w:right w:val="single" w:sz="4" w:space="0" w:color="0758E5"/>
+          <w:top w:val="single" w:sz="4" w:space="0" w:color="EB9113"/>
+          <w:left w:val="single" w:sz="24" w:space="0" w:color="EB9113"/>
+          <w:bottom w:val="single" w:sz="4" w:space="0" w:color="EB9113"/>
+          <w:right w:val="single" w:sz="4" w:space="0" w:color="EB9113"/>
         </w:tblBorders>
         <w:tblCellMar>
           <w:left w:w="144" w:type="dxa"/>
@@ -2433,7 +2188,7 @@
         </w:trPr>
         <w:tc>
           <w:tcPr>
-            <w:shd w:color="auto" w:fill="dae6fb" w:val="clear"/>
+            <w:shd w:color="auto" w:fill="fcefdc" w:val="clear"/>
             <w:tcMar>
               <w:top w:w="92" w:type="dxa"/>
               <w:bottom w:w="92" w:type="dxa"/>
@@ -2441,7 +2196,7 @@
           </w:tcPr>
           <w:p>
             <w:pPr>
-              <w:pStyle w:val="FirstParagraph"/>
+              <w:pStyle w:val="BodyText"/>
             </w:pPr>
             <w:pPr>
               <w:spacing w:before="0" w:after="0"/>
@@ -2452,18 +2207,18 @@
                 <wp:inline>
                   <wp:extent cx="152400" cy="152400"/>
                   <wp:effectExtent b="0" l="0" r="0" t="0"/>
-                  <wp:docPr descr="" title="" id="22" name="Picture"/>
+                  <wp:docPr descr="" title="" id="21" name="Picture"/>
                   <a:graphic>
                     <a:graphicData uri="http://schemas.openxmlformats.org/drawingml/2006/picture">
                       <pic:pic>
                         <pic:nvPicPr>
-                          <pic:cNvPr descr="/Applications/quarto/share/formats/docx/note.png" id="23" name="Picture"/>
+                          <pic:cNvPr descr="/Applications/quarto/share/formats/docx/warning.png" id="22" name="Picture"/>
                           <pic:cNvPicPr>
                             <a:picLocks noChangeArrowheads="1" noChangeAspect="1"/>
                           </pic:cNvPicPr>
                         </pic:nvPicPr>
                         <pic:blipFill>
-                          <a:blip r:embed="rId14"/>
+                          <a:blip r:embed="rId20"/>
                           <a:stretch>
                             <a:fillRect/>
                           </a:stretch>
@@ -2496,7 +2251,7 @@
               <w:t xml:space="preserve"> </w:t>
             </w:r>
             <w:r>
-              <w:t xml:space="preserve">Why xpts = 200, not 50, not 1000?</w:t>
+              <w:t xml:space="preserve">k-means is non-deterministic without a seed</w:t>
             </w:r>
           </w:p>
         </w:tc>
@@ -2514,6 +2269,509 @@
           </w:tcPr>
           <w:p>
             <w:pPr>
+              <w:pStyle w:val="BodyText"/>
+            </w:pPr>
+            <w:pPr>
+              <w:spacing w:before="16"/>
+            </w:pPr>
+            <w:r>
+              <w:t xml:space="preserve">k-means initializes centroids randomly. Two runs on the same image with the same k can produce slightly different palettes. pavo’s</w:t>
+            </w:r>
+            <w:r>
+              <w:t xml:space="preserve"> </w:t>
+            </w:r>
+            <w:r>
+              <w:rPr>
+                <w:rStyle w:val="VerbatimChar"/>
+              </w:rPr>
+              <w:t xml:space="preserve">classify()</w:t>
+            </w:r>
+            <w:r>
+              <w:t xml:space="preserve"> </w:t>
+            </w:r>
+            <w:r>
+              <w:t xml:space="preserve">uses a fixed seed under the hood for reproducibility, but if students compare each other’s runs, the</w:t>
+            </w:r>
+            <w:r>
+              <w:t xml:space="preserve"> </w:t>
+            </w:r>
+            <w:r>
+              <w:rPr>
+                <w:i/>
+                <w:iCs/>
+              </w:rPr>
+              <w:t xml:space="preserve">order</w:t>
+            </w:r>
+            <w:r>
+              <w:t xml:space="preserve"> </w:t>
+            </w:r>
+            <w:r>
+              <w:t xml:space="preserve">of color classes (class 1, 2, 3, …) may differ even when the colors themselves are the same.</w:t>
+            </w:r>
+          </w:p>
+          <w:p>
+            <w:pPr>
+              <w:pStyle w:val="BodyText"/>
+            </w:pPr>
+            <w:pPr>
+              <w:spacing w:after="16"/>
+            </w:pPr>
+            <w:r>
+              <w:rPr>
+                <w:b/>
+                <w:bCs/>
+              </w:rPr>
+              <w:t xml:space="preserve">Practical implication:</w:t>
+            </w:r>
+            <w:r>
+              <w:t xml:space="preserve"> </w:t>
+            </w:r>
+            <w:r>
+              <w:t xml:space="preserve">when comparing two students’ fish, compare RGB centroids in</w:t>
+            </w:r>
+            <w:r>
+              <w:t xml:space="preserve"> </w:t>
+            </w:r>
+            <w:r>
+              <w:rPr>
+                <w:rStyle w:val="VerbatimChar"/>
+              </w:rPr>
+              <w:t xml:space="preserve">classRGB</w:t>
+            </w:r>
+            <w:r>
+              <w:t xml:space="preserve">, not class indices.</w:t>
+            </w:r>
+          </w:p>
+          <w:p/>
+        </w:tc>
+      </w:tr>
+    </w:tbl>
+    <w:bookmarkEnd w:id="23"/>
+    <w:bookmarkStart w:id="26" w:name="what-adjacent-actually-does"/>
+    <w:p>
+      <w:pPr>
+        <w:pStyle w:val="Heading2"/>
+      </w:pPr>
+      <w:r>
+        <w:t xml:space="preserve">2.4 What</w:t>
+      </w:r>
+      <w:r>
+        <w:t xml:space="preserve"> </w:t>
+      </w:r>
+      <w:r>
+        <w:rPr>
+          <w:rStyle w:val="VerbatimChar"/>
+        </w:rPr>
+        <w:t xml:space="preserve">adjacent()</w:t>
+      </w:r>
+      <w:r>
+        <w:t xml:space="preserve"> </w:t>
+      </w:r>
+      <w:r>
+        <w:t xml:space="preserve">actually does</w:t>
+      </w:r>
+    </w:p>
+    <w:p>
+      <w:pPr>
+        <w:pStyle w:val="FirstParagraph"/>
+      </w:pPr>
+      <w:r>
+        <w:rPr>
+          <w:rStyle w:val="VerbatimChar"/>
+        </w:rPr>
+        <w:t xml:space="preserve">adjacent()</w:t>
+      </w:r>
+      <w:r>
+        <w:t xml:space="preserve"> </w:t>
+      </w:r>
+      <w:r>
+        <w:t xml:space="preserve">is the heart of the pipeline. It does five things in one call:</w:t>
+      </w:r>
+    </w:p>
+    <w:p>
+      <w:pPr>
+        <w:pStyle w:val="Compact"/>
+        <w:numPr>
+          <w:ilvl w:val="0"/>
+          <w:numId w:val="1007"/>
+        </w:numPr>
+      </w:pPr>
+      <w:r>
+        <w:rPr>
+          <w:b/>
+          <w:bCs/>
+        </w:rPr>
+        <w:t xml:space="preserve">Drops a grid</w:t>
+      </w:r>
+      <w:r>
+        <w:t xml:space="preserve"> </w:t>
+      </w:r>
+      <w:r>
+        <w:t xml:space="preserve">of</w:t>
+      </w:r>
+      <w:r>
+        <w:t xml:space="preserve"> </w:t>
+      </w:r>
+      <w:r>
+        <w:rPr>
+          <w:rStyle w:val="VerbatimChar"/>
+        </w:rPr>
+        <w:t xml:space="preserve">xpts</w:t>
+      </w:r>
+      <w:r>
+        <w:t xml:space="preserve"> </w:t>
+      </w:r>
+      <w:r>
+        <w:t xml:space="preserve">×</w:t>
+      </w:r>
+      <w:r>
+        <w:t xml:space="preserve"> </w:t>
+      </w:r>
+      <w:r>
+        <w:rPr>
+          <w:rStyle w:val="VerbatimChar"/>
+        </w:rPr>
+        <w:t xml:space="preserve">xpts</w:t>
+      </w:r>
+      <w:r>
+        <w:t xml:space="preserve"> </w:t>
+      </w:r>
+      <w:r>
+        <w:t xml:space="preserve">sample points over the classified image. xpts = 200 means a 200 × 200 grid.</w:t>
+      </w:r>
+    </w:p>
+    <w:p>
+      <w:pPr>
+        <w:pStyle w:val="Compact"/>
+        <w:numPr>
+          <w:ilvl w:val="0"/>
+          <w:numId w:val="1007"/>
+        </w:numPr>
+      </w:pPr>
+      <w:r>
+        <w:rPr>
+          <w:b/>
+          <w:bCs/>
+        </w:rPr>
+        <w:t xml:space="preserve">Visits each grid cell</w:t>
+      </w:r>
+      <w:r>
+        <w:t xml:space="preserve"> </w:t>
+      </w:r>
+      <w:r>
+        <w:t xml:space="preserve">and reads its color class.</w:t>
+      </w:r>
+    </w:p>
+    <w:p>
+      <w:pPr>
+        <w:pStyle w:val="Compact"/>
+        <w:numPr>
+          <w:ilvl w:val="0"/>
+          <w:numId w:val="1007"/>
+        </w:numPr>
+      </w:pPr>
+      <w:r>
+        <w:rPr>
+          <w:b/>
+          <w:bCs/>
+        </w:rPr>
+        <w:t xml:space="preserve">Builds a transition matrix T</w:t>
+      </w:r>
+      <w:r>
+        <w:t xml:space="preserve">: for each pair of horizontally-adjacent grid cells, increment</w:t>
+      </w:r>
+      <w:r>
+        <w:t xml:space="preserve"> </w:t>
+      </w:r>
+      <w:r>
+        <w:rPr>
+          <w:rStyle w:val="VerbatimChar"/>
+        </w:rPr>
+        <w:t xml:space="preserve">T[c1, c2]</w:t>
+      </w:r>
+      <w:r>
+        <w:t xml:space="preserve">. Then for each vertically-adjacent pair, increment</w:t>
+      </w:r>
+      <w:r>
+        <w:t xml:space="preserve"> </w:t>
+      </w:r>
+      <w:r>
+        <w:rPr>
+          <w:rStyle w:val="VerbatimChar"/>
+        </w:rPr>
+        <w:t xml:space="preserve">T[c1, c2]</w:t>
+      </w:r>
+      <w:r>
+        <w:t xml:space="preserve"> </w:t>
+      </w:r>
+      <w:r>
+        <w:t xml:space="preserve">again — but kept as a</w:t>
+      </w:r>
+      <w:r>
+        <w:t xml:space="preserve"> </w:t>
+      </w:r>
+      <w:r>
+        <w:rPr>
+          <w:i/>
+          <w:iCs/>
+        </w:rPr>
+        <w:t xml:space="preserve">separate</w:t>
+      </w:r>
+      <w:r>
+        <w:t xml:space="preserve"> </w:t>
+      </w:r>
+      <w:r>
+        <w:t xml:space="preserve">horizontal-T and vertical-T.</w:t>
+      </w:r>
+    </w:p>
+    <w:p>
+      <w:pPr>
+        <w:pStyle w:val="Compact"/>
+        <w:numPr>
+          <w:ilvl w:val="0"/>
+          <w:numId w:val="1007"/>
+        </w:numPr>
+      </w:pPr>
+      <w:r>
+        <w:rPr>
+          <w:b/>
+          <w:bCs/>
+        </w:rPr>
+        <w:t xml:space="preserve">Excludes background</w:t>
+      </w:r>
+      <w:r>
+        <w:t xml:space="preserve"> </w:t>
+      </w:r>
+      <w:r>
+        <w:t xml:space="preserve">(if</w:t>
+      </w:r>
+      <w:r>
+        <w:t xml:space="preserve"> </w:t>
+      </w:r>
+      <w:r>
+        <w:rPr>
+          <w:rStyle w:val="VerbatimChar"/>
+        </w:rPr>
+        <w:t xml:space="preserve">bkgID + exclude</w:t>
+      </w:r>
+      <w:r>
+        <w:t xml:space="preserve"> </w:t>
+      </w:r>
+      <w:r>
+        <w:t xml:space="preserve">set): drops the row + column for the white-bg class.</w:t>
+      </w:r>
+    </w:p>
+    <w:p>
+      <w:pPr>
+        <w:pStyle w:val="Compact"/>
+        <w:numPr>
+          <w:ilvl w:val="0"/>
+          <w:numId w:val="1007"/>
+        </w:numPr>
+      </w:pPr>
+      <w:r>
+        <w:rPr>
+          <w:b/>
+          <w:bCs/>
+        </w:rPr>
+        <w:t xml:space="preserve">Computes the seven Endler metrics</w:t>
+      </w:r>
+      <w:r>
+        <w:t xml:space="preserve"> </w:t>
+      </w:r>
+      <w:r>
+        <w:t xml:space="preserve">from the (filtered) horizontal-T and vertical-T.</w:t>
+      </w:r>
+    </w:p>
+    <w:p>
+      <w:pPr>
+        <w:pStyle w:val="FirstParagraph"/>
+      </w:pPr>
+      <w:r>
+        <w:t xml:space="preserve">The A statistic is just</w:t>
+      </w:r>
+      <w:r>
+        <w:t xml:space="preserve"> </w:t>
+      </w:r>
+      <w:r>
+        <w:rPr>
+          <w:rStyle w:val="VerbatimChar"/>
+        </w:rPr>
+        <w:t xml:space="preserve">sum(off_diag(vertical_T)) / sum(off_diag(horizontal_T))</w:t>
+      </w:r>
+      <w:r>
+        <w:t xml:space="preserve">:</w:t>
+      </w:r>
+    </w:p>
+    <w:p>
+      <w:pPr>
+        <w:pStyle w:val="Compact"/>
+        <w:numPr>
+          <w:ilvl w:val="0"/>
+          <w:numId w:val="1008"/>
+        </w:numPr>
+      </w:pPr>
+      <w:r>
+        <w:t xml:space="preserve">A vertical-bar fish has lots of yellow-to-black horizontal transitions but very few vertical transitions within a bar. Vertical edges (between bars) &gt;&gt; horizontal edges within bars.</w:t>
+      </w:r>
+      <w:r>
+        <w:t xml:space="preserve"> </w:t>
+      </w:r>
+      <w:r>
+        <w:rPr>
+          <w:b/>
+          <w:bCs/>
+        </w:rPr>
+        <w:t xml:space="preserve">A &gt; 1.</w:t>
+      </w:r>
+    </w:p>
+    <w:p>
+      <w:pPr>
+        <w:pStyle w:val="Compact"/>
+        <w:numPr>
+          <w:ilvl w:val="0"/>
+          <w:numId w:val="1008"/>
+        </w:numPr>
+      </w:pPr>
+      <w:r>
+        <w:t xml:space="preserve">A horizontal-stripe fish: opposite.</w:t>
+      </w:r>
+      <w:r>
+        <w:t xml:space="preserve"> </w:t>
+      </w:r>
+      <w:r>
+        <w:rPr>
+          <w:b/>
+          <w:bCs/>
+        </w:rPr>
+        <w:t xml:space="preserve">A &lt; 1.</w:t>
+      </w:r>
+    </w:p>
+    <w:p>
+      <w:pPr>
+        <w:pStyle w:val="Compact"/>
+        <w:numPr>
+          <w:ilvl w:val="0"/>
+          <w:numId w:val="1008"/>
+        </w:numPr>
+      </w:pPr>
+      <w:r>
+        <w:t xml:space="preserve">A reticulate / spotty fish: roughly equal in both directions.</w:t>
+      </w:r>
+      <w:r>
+        <w:t xml:space="preserve"> </w:t>
+      </w:r>
+      <w:r>
+        <w:rPr>
+          <w:b/>
+          <w:bCs/>
+        </w:rPr>
+        <w:t xml:space="preserve">A ≈ 1.</w:t>
+      </w:r>
+    </w:p>
+    <w:tbl>
+      <w:tblPr>
+        <w:tblStyle w:val="Table"/>
+        <w:tblLook w:firstRow="0" w:lastRow="0" w:firstColumn="0" w:lastColumn="0" w:noHBand="0" w:noVBand="0" w:val="0000"/>
+        <w:tblBorders>
+          <w:top w:val="single" w:sz="4" w:space="0" w:color="0758E5"/>
+          <w:left w:val="single" w:sz="24" w:space="0" w:color="0758E5"/>
+          <w:bottom w:val="single" w:sz="4" w:space="0" w:color="0758E5"/>
+          <w:right w:val="single" w:sz="4" w:space="0" w:color="0758E5"/>
+        </w:tblBorders>
+        <w:tblCellMar>
+          <w:left w:w="144" w:type="dxa"/>
+          <w:right w:w="144" w:type="dxa"/>
+        </w:tblCellMar>
+        <w:tblLook w:firstRow="0" w:lastRow="0" w:firstColumn="0" w:lastColumn="0" w:noHBand="0" w:noVBand="0" w:val="0000"/>
+      </w:tblPr>
+      <w:tr>
+        <w:trPr>
+          <w:cantSplit/>
+        </w:trPr>
+        <w:tc>
+          <w:tcPr>
+            <w:shd w:color="auto" w:fill="dae6fb" w:val="clear"/>
+            <w:tcMar>
+              <w:top w:w="92" w:type="dxa"/>
+              <w:bottom w:w="92" w:type="dxa"/>
+            </w:tcMar>
+          </w:tcPr>
+          <w:p>
+            <w:pPr>
+              <w:pStyle w:val="FirstParagraph"/>
+            </w:pPr>
+            <w:pPr>
+              <w:spacing w:before="0" w:after="0"/>
+              <w:textAlignment w:val="center"/>
+            </w:pPr>
+            <w:r>
+              <w:drawing>
+                <wp:inline>
+                  <wp:extent cx="152400" cy="152400"/>
+                  <wp:effectExtent b="0" l="0" r="0" t="0"/>
+                  <wp:docPr descr="" title="" id="24" name="Picture"/>
+                  <a:graphic>
+                    <a:graphicData uri="http://schemas.openxmlformats.org/drawingml/2006/picture">
+                      <pic:pic>
+                        <pic:nvPicPr>
+                          <pic:cNvPr descr="/Applications/quarto/share/formats/docx/note.png" id="25" name="Picture"/>
+                          <pic:cNvPicPr>
+                            <a:picLocks noChangeArrowheads="1" noChangeAspect="1"/>
+                          </pic:cNvPicPr>
+                        </pic:nvPicPr>
+                        <pic:blipFill>
+                          <a:blip r:embed="rId9"/>
+                          <a:stretch>
+                            <a:fillRect/>
+                          </a:stretch>
+                        </pic:blipFill>
+                        <pic:spPr bwMode="auto">
+                          <a:xfrm>
+                            <a:off x="0" y="0"/>
+                            <a:ext cx="152400" cy="152400"/>
+                          </a:xfrm>
+                          <a:prstGeom prst="rect">
+                            <a:avLst/>
+                          </a:prstGeom>
+                          <a:noFill/>
+                          <a:ln w="9525">
+                            <a:noFill/>
+                            <a:headEnd/>
+                            <a:tailEnd/>
+                          </a:ln>
+                        </pic:spPr>
+                      </pic:pic>
+                    </a:graphicData>
+                  </a:graphic>
+                </wp:inline>
+              </w:drawing>
+            </w:r>
+            <w:r>
+              <w:t xml:space="preserve"> </w:t>
+            </w:r>
+            <w:r>
+              <w:t xml:space="preserve"> </w:t>
+            </w:r>
+            <w:r>
+              <w:t xml:space="preserve">Why xpts = 200, not 50, not 1000?</w:t>
+            </w:r>
+          </w:p>
+        </w:tc>
+      </w:tr>
+      <w:tr>
+        <w:trPr>
+          <w:cantSplit/>
+        </w:trPr>
+        <w:tc>
+          <w:tcPr>
+            <w:tcMar>
+              <w:top w:w="108" w:type="dxa"/>
+              <w:bottom w:w="108" w:type="dxa"/>
+            </w:tcMar>
+          </w:tcPr>
+          <w:p>
+            <w:pPr>
               <w:pStyle w:val="Compact"/>
               <w:numPr>
                 <w:ilvl w:val="0"/>
@@ -2582,8 +2840,8 @@
         </w:tc>
       </w:tr>
     </w:tbl>
-    <w:bookmarkEnd w:id="24"/>
-    <w:bookmarkStart w:id="25" w:name="why-coldists-matters-for-m_ds-and-m_dl"/>
+    <w:bookmarkEnd w:id="26"/>
+    <w:bookmarkStart w:id="27" w:name="why-coldists-matters-for-m_ds-and-m_dl"/>
     <w:p>
       <w:pPr>
         <w:pStyle w:val="Heading2"/>
@@ -2820,8 +3078,8 @@
         <w:t xml:space="preserve">Be ready for the question; flag the upgrade in Lab 6.</w:t>
       </w:r>
     </w:p>
-    <w:bookmarkEnd w:id="25"/>
-    <w:bookmarkStart w:id="26" w:name="the-three-demo-fish-what-to-expect"/>
+    <w:bookmarkEnd w:id="27"/>
+    <w:bookmarkStart w:id="28" w:name="the-three-demo-fish-what-to-expect"/>
     <w:p>
       <w:pPr>
         <w:pStyle w:val="Heading2"/>
@@ -3110,9 +3368,9 @@
         </w:pict>
       </w:r>
     </w:p>
-    <w:bookmarkEnd w:id="26"/>
-    <w:bookmarkEnd w:id="27"/>
-    <w:bookmarkStart w:id="59" w:name="Xe6d33b8db4894d6f6846a6a3cc20e98b2eede0f"/>
+    <w:bookmarkEnd w:id="28"/>
+    <w:bookmarkEnd w:id="29"/>
+    <w:bookmarkStart w:id="64" w:name="Xe6d33b8db4894d6f6846a6a3cc20e98b2eede0f"/>
     <w:p>
       <w:pPr>
         <w:pStyle w:val="Heading1"/>
@@ -3138,7 +3396,7 @@
         <w:t xml:space="preserve">This is the section to keep open while you teach. Each subsection is one numbered step in the script.</w:t>
       </w:r>
     </w:p>
-    <w:bookmarkStart w:id="30" w:name="step-0-setup"/>
+    <w:bookmarkStart w:id="32" w:name="step-0-setup"/>
     <w:p>
       <w:pPr>
         <w:pStyle w:val="Heading2"/>
@@ -3550,18 +3808,18 @@
                 <wp:inline>
                   <wp:extent cx="152400" cy="152400"/>
                   <wp:effectExtent b="0" l="0" r="0" t="0"/>
-                  <wp:docPr descr="" title="" id="28" name="Picture"/>
+                  <wp:docPr descr="" title="" id="30" name="Picture"/>
                   <a:graphic>
                     <a:graphicData uri="http://schemas.openxmlformats.org/drawingml/2006/picture">
                       <pic:pic>
                         <pic:nvPicPr>
-                          <pic:cNvPr descr="/Applications/quarto/share/formats/docx/warning.png" id="29" name="Picture"/>
+                          <pic:cNvPr descr="/Applications/quarto/share/formats/docx/warning.png" id="31" name="Picture"/>
                           <pic:cNvPicPr>
                             <a:picLocks noChangeArrowheads="1" noChangeAspect="1"/>
                           </pic:cNvPicPr>
                         </pic:nvPicPr>
                         <pic:blipFill>
-                          <a:blip r:embed="rId18"/>
+                          <a:blip r:embed="rId20"/>
                           <a:stretch>
                             <a:fillRect/>
                           </a:stretch>
@@ -3864,8 +4122,8 @@
         </w:tc>
       </w:tr>
     </w:tbl>
-    <w:bookmarkEnd w:id="30"/>
-    <w:bookmarkStart w:id="36" w:name="Xa49b4183a61374404aa15ef0c40834953d1dc3b"/>
+    <w:bookmarkEnd w:id="32"/>
+    <w:bookmarkStart w:id="38" w:name="Xa49b4183a61374404aa15ef0c40834953d1dc3b"/>
     <w:p>
       <w:pPr>
         <w:pStyle w:val="Heading2"/>
@@ -4408,18 +4666,18 @@
                 <wp:inline>
                   <wp:extent cx="152400" cy="152400"/>
                   <wp:effectExtent b="0" l="0" r="0" t="0"/>
-                  <wp:docPr descr="" title="" id="32" name="Picture"/>
+                  <wp:docPr descr="" title="" id="34" name="Picture"/>
                   <a:graphic>
                     <a:graphicData uri="http://schemas.openxmlformats.org/drawingml/2006/picture">
                       <pic:pic>
                         <pic:nvPicPr>
-                          <pic:cNvPr descr="/Applications/quarto/share/formats/docx/tip.png" id="33" name="Picture"/>
+                          <pic:cNvPr descr="/Applications/quarto/share/formats/docx/tip.png" id="35" name="Picture"/>
                           <pic:cNvPicPr>
                             <a:picLocks noChangeArrowheads="1" noChangeAspect="1"/>
                           </pic:cNvPicPr>
                         </pic:nvPicPr>
                         <pic:blipFill>
-                          <a:blip r:embed="rId31"/>
+                          <a:blip r:embed="rId33"/>
                           <a:stretch>
                             <a:fillRect/>
                           </a:stretch>
@@ -4568,18 +4826,18 @@
                 <wp:inline>
                   <wp:extent cx="152400" cy="152400"/>
                   <wp:effectExtent b="0" l="0" r="0" t="0"/>
-                  <wp:docPr descr="" title="" id="34" name="Picture"/>
+                  <wp:docPr descr="" title="" id="36" name="Picture"/>
                   <a:graphic>
                     <a:graphicData uri="http://schemas.openxmlformats.org/drawingml/2006/picture">
                       <pic:pic>
                         <pic:nvPicPr>
-                          <pic:cNvPr descr="/Applications/quarto/share/formats/docx/warning.png" id="35" name="Picture"/>
+                          <pic:cNvPr descr="/Applications/quarto/share/formats/docx/warning.png" id="37" name="Picture"/>
                           <pic:cNvPicPr>
                             <a:picLocks noChangeArrowheads="1" noChangeAspect="1"/>
                           </pic:cNvPicPr>
                         </pic:nvPicPr>
                         <pic:blipFill>
-                          <a:blip r:embed="rId18"/>
+                          <a:blip r:embed="rId20"/>
                           <a:stretch>
                             <a:fillRect/>
                           </a:stretch>
@@ -4715,7 +4973,7 @@
                     <w:pStyle w:val="Compact"/>
                   </w:pPr>
                   <w:r>
-                    <w:t xml:space="preserve">working directory is wrong</w:t>
+                    <w:t xml:space="preserve">working directory is wrong, OR the file is in the wrong folder</w:t>
                   </w:r>
                 </w:p>
               </w:tc>
@@ -4726,16 +4984,19 @@
                     <w:pStyle w:val="Compact"/>
                   </w:pPr>
                   <w:r>
+                    <w:t xml:space="preserve">First check</w:t>
+                  </w:r>
+                  <w:r>
+                    <w:t xml:space="preserve"> </w:t>
+                  </w:r>
+                  <w:r>
                     <w:rPr>
                       <w:rStyle w:val="VerbatimChar"/>
                     </w:rPr>
                     <w:t xml:space="preserve">getwd()</w:t>
                   </w:r>
                   <w:r>
-                    <w:t xml:space="preserve"> </w:t>
-                  </w:r>
-                  <w:r>
-                    <w:t xml:space="preserve">to see where R thinks it is;</w:t>
+                    <w:t xml:space="preserve">. Docker/Binder: should be</w:t>
                   </w:r>
                   <w:r>
                     <w:t xml:space="preserve"> </w:t>
@@ -4744,23 +5005,67 @@
                     <w:rPr>
                       <w:rStyle w:val="VerbatimChar"/>
                     </w:rPr>
-                    <w:t xml:space="preserve">setwd()</w:t>
+                    <w:t xml:space="preserve">/home/rstudio/lab</w:t>
+                  </w:r>
+                  <w:r>
+                    <w:t xml:space="preserve">. Native: the local repo path. Then</w:t>
                   </w:r>
                   <w:r>
                     <w:t xml:space="preserve"> </w:t>
                   </w:r>
                   <w:r>
-                    <w:t xml:space="preserve">to the lab folder, or use</w:t>
+                    <w:rPr>
+                      <w:rStyle w:val="VerbatimChar"/>
+                    </w:rPr>
+                    <w:t xml:space="preserve">list.files("images/student-images")</w:t>
                   </w:r>
                   <w:r>
                     <w:t xml:space="preserve"> </w:t>
                   </w:r>
                   <w:r>
+                    <w:t xml:space="preserve">and</w:t>
+                  </w:r>
+                  <w:r>
+                    <w:t xml:space="preserve"> </w:t>
+                  </w:r>
+                  <w:r>
                     <w:rPr>
-                      <w:b/>
-                      <w:bCs/>
+                      <w:rStyle w:val="VerbatimChar"/>
                     </w:rPr>
-                    <w:t xml:space="preserve">Session → Set Working Directory → To Source File Location</w:t>
+                    <w:t xml:space="preserve">list.files("images/student-fish/&lt;lineage&gt;")</w:t>
+                  </w:r>
+                  <w:r>
+                    <w:t xml:space="preserve"> </w:t>
+                  </w:r>
+                  <w:r>
+                    <w:t xml:space="preserve">— confirm their file is in one of them. Most common cause: student dropped the JPG into</w:t>
+                  </w:r>
+                  <w:r>
+                    <w:t xml:space="preserve"> </w:t>
+                  </w:r>
+                  <w:r>
+                    <w:rPr>
+                      <w:rStyle w:val="VerbatimChar"/>
+                    </w:rPr>
+                    <w:t xml:space="preserve">~/Downloads</w:t>
+                  </w:r>
+                  <w:r>
+                    <w:t xml:space="preserve"> </w:t>
+                  </w:r>
+                  <w:r>
+                    <w:t xml:space="preserve">and tried to load with a relative path. Move it to</w:t>
+                  </w:r>
+                  <w:r>
+                    <w:t xml:space="preserve"> </w:t>
+                  </w:r>
+                  <w:r>
+                    <w:rPr>
+                      <w:rStyle w:val="VerbatimChar"/>
+                    </w:rPr>
+                    <w:t xml:space="preserve">images/student-images/</w:t>
+                  </w:r>
+                  <w:r>
+                    <w:t xml:space="preserve">.</w:t>
                   </w:r>
                 </w:p>
               </w:tc>
@@ -5096,8 +5401,8 @@
         </w:tc>
       </w:tr>
     </w:tbl>
-    <w:bookmarkEnd w:id="36"/>
-    <w:bookmarkStart w:id="39" w:name="X1427d8f8e2444e2ce0252ff5ec775dcd6e3d0c6"/>
+    <w:bookmarkEnd w:id="38"/>
+    <w:bookmarkStart w:id="41" w:name="X1427d8f8e2444e2ce0252ff5ec775dcd6e3d0c6"/>
     <w:p>
       <w:pPr>
         <w:pStyle w:val="Heading2"/>
@@ -5448,18 +5753,18 @@
                 <wp:inline>
                   <wp:extent cx="152400" cy="152400"/>
                   <wp:effectExtent b="0" l="0" r="0" t="0"/>
-                  <wp:docPr descr="" title="" id="37" name="Picture"/>
+                  <wp:docPr descr="" title="" id="39" name="Picture"/>
                   <a:graphic>
                     <a:graphicData uri="http://schemas.openxmlformats.org/drawingml/2006/picture">
                       <pic:pic>
                         <pic:nvPicPr>
-                          <pic:cNvPr descr="/Applications/quarto/share/formats/docx/warning.png" id="38" name="Picture"/>
+                          <pic:cNvPr descr="/Applications/quarto/share/formats/docx/warning.png" id="40" name="Picture"/>
                           <pic:cNvPicPr>
                             <a:picLocks noChangeArrowheads="1" noChangeAspect="1"/>
                           </pic:cNvPicPr>
                         </pic:nvPicPr>
                         <pic:blipFill>
-                          <a:blip r:embed="rId18"/>
+                          <a:blip r:embed="rId20"/>
                           <a:stretch>
                             <a:fillRect/>
                           </a:stretch>
@@ -5931,8 +6236,8 @@
         </w:tc>
       </w:tr>
     </w:tbl>
-    <w:bookmarkEnd w:id="39"/>
-    <w:bookmarkStart w:id="44" w:name="step-2-classify-each-image"/>
+    <w:bookmarkEnd w:id="41"/>
+    <w:bookmarkStart w:id="46" w:name="step-2-classify-each-image"/>
     <w:p>
       <w:pPr>
         <w:pStyle w:val="Heading2"/>
@@ -6331,18 +6636,18 @@
                 <wp:inline>
                   <wp:extent cx="152400" cy="152400"/>
                   <wp:effectExtent b="0" l="0" r="0" t="0"/>
-                  <wp:docPr descr="" title="" id="40" name="Picture"/>
+                  <wp:docPr descr="" title="" id="42" name="Picture"/>
                   <a:graphic>
                     <a:graphicData uri="http://schemas.openxmlformats.org/drawingml/2006/picture">
                       <pic:pic>
                         <pic:nvPicPr>
-                          <pic:cNvPr descr="/Applications/quarto/share/formats/docx/tip.png" id="41" name="Picture"/>
+                          <pic:cNvPr descr="/Applications/quarto/share/formats/docx/tip.png" id="43" name="Picture"/>
                           <pic:cNvPicPr>
                             <a:picLocks noChangeArrowheads="1" noChangeAspect="1"/>
                           </pic:cNvPicPr>
                         </pic:nvPicPr>
                         <pic:blipFill>
-                          <a:blip r:embed="rId31"/>
+                          <a:blip r:embed="rId33"/>
                           <a:stretch>
                             <a:fillRect/>
                           </a:stretch>
@@ -6498,18 +6803,18 @@
                 <wp:inline>
                   <wp:extent cx="152400" cy="152400"/>
                   <wp:effectExtent b="0" l="0" r="0" t="0"/>
-                  <wp:docPr descr="" title="" id="42" name="Picture"/>
+                  <wp:docPr descr="" title="" id="44" name="Picture"/>
                   <a:graphic>
                     <a:graphicData uri="http://schemas.openxmlformats.org/drawingml/2006/picture">
                       <pic:pic>
                         <pic:nvPicPr>
-                          <pic:cNvPr descr="/Applications/quarto/share/formats/docx/warning.png" id="43" name="Picture"/>
+                          <pic:cNvPr descr="/Applications/quarto/share/formats/docx/warning.png" id="45" name="Picture"/>
                           <pic:cNvPicPr>
                             <a:picLocks noChangeArrowheads="1" noChangeAspect="1"/>
                           </pic:cNvPicPr>
                         </pic:nvPicPr>
                         <pic:blipFill>
-                          <a:blip r:embed="rId18"/>
+                          <a:blip r:embed="rId20"/>
                           <a:stretch>
                             <a:fillRect/>
                           </a:stretch>
@@ -6796,8 +7101,8 @@
         <w:t xml:space="preserve">.</w:t>
       </w:r>
     </w:p>
-    <w:bookmarkEnd w:id="44"/>
-    <w:bookmarkStart w:id="49" w:name="step-3-adjacency-the-heart-of-the-lab"/>
+    <w:bookmarkEnd w:id="46"/>
+    <w:bookmarkStart w:id="51" w:name="step-3-adjacency-the-heart-of-the-lab"/>
     <w:p>
       <w:pPr>
         <w:pStyle w:val="Heading2"/>
@@ -7304,18 +7609,18 @@
                 <wp:inline>
                   <wp:extent cx="152400" cy="152400"/>
                   <wp:effectExtent b="0" l="0" r="0" t="0"/>
-                  <wp:docPr descr="" title="" id="45" name="Picture"/>
+                  <wp:docPr descr="" title="" id="47" name="Picture"/>
                   <a:graphic>
                     <a:graphicData uri="http://schemas.openxmlformats.org/drawingml/2006/picture">
                       <pic:pic>
                         <pic:nvPicPr>
-                          <pic:cNvPr descr="/Applications/quarto/share/formats/docx/tip.png" id="46" name="Picture"/>
+                          <pic:cNvPr descr="/Applications/quarto/share/formats/docx/tip.png" id="48" name="Picture"/>
                           <pic:cNvPicPr>
                             <a:picLocks noChangeArrowheads="1" noChangeAspect="1"/>
                           </pic:cNvPicPr>
                         </pic:nvPicPr>
                         <pic:blipFill>
-                          <a:blip r:embed="rId31"/>
+                          <a:blip r:embed="rId33"/>
                           <a:stretch>
                             <a:fillRect/>
                           </a:stretch>
@@ -7434,18 +7739,18 @@
                 <wp:inline>
                   <wp:extent cx="152400" cy="152400"/>
                   <wp:effectExtent b="0" l="0" r="0" t="0"/>
-                  <wp:docPr descr="" title="" id="47" name="Picture"/>
+                  <wp:docPr descr="" title="" id="49" name="Picture"/>
                   <a:graphic>
                     <a:graphicData uri="http://schemas.openxmlformats.org/drawingml/2006/picture">
                       <pic:pic>
                         <pic:nvPicPr>
-                          <pic:cNvPr descr="/Applications/quarto/share/formats/docx/warning.png" id="48" name="Picture"/>
+                          <pic:cNvPr descr="/Applications/quarto/share/formats/docx/warning.png" id="50" name="Picture"/>
                           <pic:cNvPicPr>
                             <a:picLocks noChangeArrowheads="1" noChangeAspect="1"/>
                           </pic:cNvPicPr>
                         </pic:nvPicPr>
                         <pic:blipFill>
-                          <a:blip r:embed="rId18"/>
+                          <a:blip r:embed="rId20"/>
                           <a:stretch>
                             <a:fillRect/>
                           </a:stretch>
@@ -7896,8 +8201,8 @@
         </w:tc>
       </w:tr>
     </w:tbl>
-    <w:bookmarkEnd w:id="49"/>
-    <w:bookmarkStart w:id="52" w:name="step-4-extract-metrics"/>
+    <w:bookmarkEnd w:id="51"/>
+    <w:bookmarkStart w:id="54" w:name="step-4-extract-metrics"/>
     <w:p>
       <w:pPr>
         <w:pStyle w:val="Heading2"/>
@@ -7986,18 +8291,18 @@
                 <wp:inline>
                   <wp:extent cx="152400" cy="152400"/>
                   <wp:effectExtent b="0" l="0" r="0" t="0"/>
-                  <wp:docPr descr="" title="" id="50" name="Picture"/>
+                  <wp:docPr descr="" title="" id="52" name="Picture"/>
                   <a:graphic>
                     <a:graphicData uri="http://schemas.openxmlformats.org/drawingml/2006/picture">
                       <pic:pic>
                         <pic:nvPicPr>
-                          <pic:cNvPr descr="/Applications/quarto/share/formats/docx/tip.png" id="51" name="Picture"/>
+                          <pic:cNvPr descr="/Applications/quarto/share/formats/docx/tip.png" id="53" name="Picture"/>
                           <pic:cNvPicPr>
                             <a:picLocks noChangeArrowheads="1" noChangeAspect="1"/>
                           </pic:cNvPicPr>
                         </pic:nvPicPr>
                         <pic:blipFill>
-                          <a:blip r:embed="rId31"/>
+                          <a:blip r:embed="rId33"/>
                           <a:stretch>
                             <a:fillRect/>
                           </a:stretch>
@@ -8129,8 +8434,8 @@
         </w:tc>
       </w:tr>
     </w:tbl>
-    <w:bookmarkEnd w:id="52"/>
-    <w:bookmarkStart w:id="55" w:name="step-5-predict-vs.-measure-visualization"/>
+    <w:bookmarkEnd w:id="54"/>
+    <w:bookmarkStart w:id="57" w:name="step-5-predict-vs.-measure-visualization"/>
     <w:p>
       <w:pPr>
         <w:pStyle w:val="Heading2"/>
@@ -8401,18 +8706,18 @@
                 <wp:inline>
                   <wp:extent cx="152400" cy="152400"/>
                   <wp:effectExtent b="0" l="0" r="0" t="0"/>
-                  <wp:docPr descr="" title="" id="53" name="Picture"/>
+                  <wp:docPr descr="" title="" id="55" name="Picture"/>
                   <a:graphic>
                     <a:graphicData uri="http://schemas.openxmlformats.org/drawingml/2006/picture">
                       <pic:pic>
                         <pic:nvPicPr>
-                          <pic:cNvPr descr="/Applications/quarto/share/formats/docx/warning.png" id="54" name="Picture"/>
+                          <pic:cNvPr descr="/Applications/quarto/share/formats/docx/warning.png" id="56" name="Picture"/>
                           <pic:cNvPicPr>
                             <a:picLocks noChangeArrowheads="1" noChangeAspect="1"/>
                           </pic:cNvPicPr>
                         </pic:nvPicPr>
                         <pic:blipFill>
-                          <a:blip r:embed="rId18"/>
+                          <a:blip r:embed="rId20"/>
                           <a:stretch>
                             <a:fillRect/>
                           </a:stretch>
@@ -8657,8 +8962,8 @@
         </w:tc>
       </w:tr>
     </w:tbl>
-    <w:bookmarkEnd w:id="55"/>
-    <w:bookmarkStart w:id="58" w:name="step-6-now-you-try-student-practice"/>
+    <w:bookmarkEnd w:id="57"/>
+    <w:bookmarkStart w:id="63" w:name="step-6-now-you-try-student-practice"/>
     <w:p>
       <w:pPr>
         <w:pStyle w:val="Heading2"/>
@@ -8739,14 +9044,6 @@
       </w:r>
       <w:r>
         <w:t xml:space="preserve">) so students can run the template as-is to verify their pipeline works, then swap in their assigned-lineage species.</w:t>
-      </w:r>
-    </w:p>
-    <w:p>
-      <w:pPr>
-        <w:pStyle w:val="BodyText"/>
-      </w:pPr>
-      <w:r>
-        <w:t xml:space="preserve">The most common student errors during Step 6 are:</w:t>
       </w:r>
     </w:p>
     <w:tbl>
@@ -8754,10 +9051,10 @@
         <w:tblStyle w:val="Table"/>
         <w:tblLook w:firstRow="0" w:lastRow="0" w:firstColumn="0" w:lastColumn="0" w:noHBand="0" w:noVBand="0" w:val="0000"/>
         <w:tblBorders>
-          <w:top w:val="single" w:sz="4" w:space="0" w:color="EB9113"/>
-          <w:left w:val="single" w:sz="24" w:space="0" w:color="EB9113"/>
-          <w:bottom w:val="single" w:sz="4" w:space="0" w:color="EB9113"/>
-          <w:right w:val="single" w:sz="4" w:space="0" w:color="EB9113"/>
+          <w:top w:val="single" w:sz="4" w:space="0" w:color="CC1914"/>
+          <w:left w:val="single" w:sz="24" w:space="0" w:color="CC1914"/>
+          <w:bottom w:val="single" w:sz="4" w:space="0" w:color="CC1914"/>
+          <w:right w:val="single" w:sz="4" w:space="0" w:color="CC1914"/>
         </w:tblBorders>
         <w:tblCellMar>
           <w:left w:w="144" w:type="dxa"/>
@@ -8771,7 +9068,7 @@
         </w:trPr>
         <w:tc>
           <w:tcPr>
-            <w:shd w:color="auto" w:fill="fcefdc" w:val="clear"/>
+            <w:shd w:color="auto" w:fill="f7dddc" w:val="clear"/>
             <w:tcMar>
               <w:top w:w="92" w:type="dxa"/>
               <w:bottom w:w="92" w:type="dxa"/>
@@ -8790,18 +9087,18 @@
                 <wp:inline>
                   <wp:extent cx="152400" cy="152400"/>
                   <wp:effectExtent b="0" l="0" r="0" t="0"/>
-                  <wp:docPr descr="" title="" id="56" name="Picture"/>
+                  <wp:docPr descr="" title="" id="59" name="Picture"/>
                   <a:graphic>
                     <a:graphicData uri="http://schemas.openxmlformats.org/drawingml/2006/picture">
                       <pic:pic>
                         <pic:nvPicPr>
-                          <pic:cNvPr descr="/Applications/quarto/share/formats/docx/warning.png" id="57" name="Picture"/>
+                          <pic:cNvPr descr="/Applications/quarto/share/formats/docx/important.png" id="60" name="Picture"/>
                           <pic:cNvPicPr>
                             <a:picLocks noChangeArrowheads="1" noChangeAspect="1"/>
                           </pic:cNvPicPr>
                         </pic:nvPicPr>
                         <pic:blipFill>
-                          <a:blip r:embed="rId18"/>
+                          <a:blip r:embed="rId58"/>
                           <a:stretch>
                             <a:fillRect/>
                           </a:stretch>
@@ -8834,7 +9131,7 @@
               <w:t xml:space="preserve"> </w:t>
             </w:r>
             <w:r>
-              <w:t xml:space="preserve">Top 5 student questions during Step 6 (in order of frequency)</w:t>
+              <w:t xml:space="preserve">Two image folders — know which is which when triaging</w:t>
             </w:r>
           </w:p>
         </w:tc>
@@ -8852,10 +9149,262 @@
           </w:tcPr>
           <w:p>
             <w:pPr>
+              <w:pStyle w:val="BodyText"/>
+            </w:pPr>
+            <w:pPr>
+              <w:spacing w:before="16"/>
+            </w:pPr>
+            <w:r>
+              <w:t xml:space="preserve">The repo has TWO Part-B image folders, and you’ll get questions about both:</w:t>
+            </w:r>
+          </w:p>
+          <w:p>
+            <w:pPr>
               <w:pStyle w:val="Compact"/>
               <w:numPr>
                 <w:ilvl w:val="0"/>
                 <w:numId w:val="1015"/>
+              </w:numPr>
+            </w:pPr>
+            <w:r>
+              <w:rPr>
+                <w:rStyle w:val="VerbatimChar"/>
+                <w:b/>
+                <w:bCs/>
+              </w:rPr>
+              <w:t xml:space="preserve">images/student-fish/&lt;lineage&gt;/</w:t>
+            </w:r>
+            <w:r>
+              <w:t xml:space="preserve"> </w:t>
+            </w:r>
+            <w:r>
+              <w:t xml:space="preserve">— pre-loaded starter species (5 per lineage). Read-only by convention; if a student is dropping their own files here, redirect them to</w:t>
+            </w:r>
+            <w:r>
+              <w:t xml:space="preserve"> </w:t>
+            </w:r>
+            <w:r>
+              <w:rPr>
+                <w:rStyle w:val="VerbatimChar"/>
+              </w:rPr>
+              <w:t xml:space="preserve">student-images/</w:t>
+            </w:r>
+            <w:r>
+              <w:t xml:space="preserve">.</w:t>
+            </w:r>
+          </w:p>
+          <w:p>
+            <w:pPr>
+              <w:pStyle w:val="Compact"/>
+              <w:numPr>
+                <w:ilvl w:val="0"/>
+                <w:numId w:val="1015"/>
+              </w:numPr>
+            </w:pPr>
+            <w:r>
+              <w:rPr>
+                <w:rStyle w:val="VerbatimChar"/>
+                <w:b/>
+                <w:bCs/>
+              </w:rPr>
+              <w:t xml:space="preserve">images/student-images/</w:t>
+            </w:r>
+            <w:r>
+              <w:t xml:space="preserve"> </w:t>
+            </w:r>
+            <w:r>
+              <w:t xml:space="preserve">— dedicated folder for student uploads. This is where their custom fish should go.</w:t>
+            </w:r>
+          </w:p>
+          <w:p>
+            <w:pPr>
+              <w:pStyle w:val="FirstParagraph"/>
+            </w:pPr>
+            <w:pPr>
+              <w:spacing w:after="16"/>
+            </w:pPr>
+            <w:r>
+              <w:t xml:space="preserve">When a student says</w:t>
+            </w:r>
+            <w:r>
+              <w:t xml:space="preserve"> </w:t>
+            </w:r>
+            <w:r>
+              <w:rPr>
+                <w:i/>
+                <w:iCs/>
+              </w:rPr>
+              <w:t xml:space="preserve">“my fish isn’t showing up,”</w:t>
+            </w:r>
+            <w:r>
+              <w:t xml:space="preserve"> </w:t>
+            </w:r>
+            <w:r>
+              <w:t xml:space="preserve">first ask</w:t>
+            </w:r>
+            <w:r>
+              <w:t xml:space="preserve"> </w:t>
+            </w:r>
+            <w:r>
+              <w:rPr>
+                <w:b/>
+                <w:bCs/>
+              </w:rPr>
+              <w:t xml:space="preserve">which folder did you put it in?</w:t>
+            </w:r>
+            <w:r>
+              <w:t xml:space="preserve"> </w:t>
+            </w:r>
+            <w:r>
+              <w:t xml:space="preserve">Most often the file is in</w:t>
+            </w:r>
+            <w:r>
+              <w:t xml:space="preserve"> </w:t>
+            </w:r>
+            <w:r>
+              <w:rPr>
+                <w:rStyle w:val="VerbatimChar"/>
+              </w:rPr>
+              <w:t xml:space="preserve">~/Downloads</w:t>
+            </w:r>
+            <w:r>
+              <w:t xml:space="preserve"> </w:t>
+            </w:r>
+            <w:r>
+              <w:t xml:space="preserve">(Native), or floating at the project root, or in the wrong lineage subfolder. Direct them to move it to</w:t>
+            </w:r>
+            <w:r>
+              <w:t xml:space="preserve"> </w:t>
+            </w:r>
+            <w:r>
+              <w:rPr>
+                <w:rStyle w:val="VerbatimChar"/>
+              </w:rPr>
+              <w:t xml:space="preserve">images/student-images/</w:t>
+            </w:r>
+            <w:r>
+              <w:t xml:space="preserve">.</w:t>
+            </w:r>
+          </w:p>
+          <w:p/>
+        </w:tc>
+      </w:tr>
+    </w:tbl>
+    <w:p>
+      <w:pPr>
+        <w:pStyle w:val="BodyText"/>
+      </w:pPr>
+      <w:r>
+        <w:t xml:space="preserve">The most common student errors during Step 6 are:</w:t>
+      </w:r>
+    </w:p>
+    <w:tbl>
+      <w:tblPr>
+        <w:tblStyle w:val="Table"/>
+        <w:tblLook w:firstRow="0" w:lastRow="0" w:firstColumn="0" w:lastColumn="0" w:noHBand="0" w:noVBand="0" w:val="0000"/>
+        <w:tblBorders>
+          <w:top w:val="single" w:sz="4" w:space="0" w:color="EB9113"/>
+          <w:left w:val="single" w:sz="24" w:space="0" w:color="EB9113"/>
+          <w:bottom w:val="single" w:sz="4" w:space="0" w:color="EB9113"/>
+          <w:right w:val="single" w:sz="4" w:space="0" w:color="EB9113"/>
+        </w:tblBorders>
+        <w:tblCellMar>
+          <w:left w:w="144" w:type="dxa"/>
+          <w:right w:w="144" w:type="dxa"/>
+        </w:tblCellMar>
+        <w:tblLook w:firstRow="0" w:lastRow="0" w:firstColumn="0" w:lastColumn="0" w:noHBand="0" w:noVBand="0" w:val="0000"/>
+      </w:tblPr>
+      <w:tr>
+        <w:trPr>
+          <w:cantSplit/>
+        </w:trPr>
+        <w:tc>
+          <w:tcPr>
+            <w:shd w:color="auto" w:fill="fcefdc" w:val="clear"/>
+            <w:tcMar>
+              <w:top w:w="92" w:type="dxa"/>
+              <w:bottom w:w="92" w:type="dxa"/>
+            </w:tcMar>
+          </w:tcPr>
+          <w:p>
+            <w:pPr>
+              <w:pStyle w:val="BodyText"/>
+            </w:pPr>
+            <w:pPr>
+              <w:spacing w:before="0" w:after="0"/>
+              <w:textAlignment w:val="center"/>
+            </w:pPr>
+            <w:r>
+              <w:drawing>
+                <wp:inline>
+                  <wp:extent cx="152400" cy="152400"/>
+                  <wp:effectExtent b="0" l="0" r="0" t="0"/>
+                  <wp:docPr descr="" title="" id="61" name="Picture"/>
+                  <a:graphic>
+                    <a:graphicData uri="http://schemas.openxmlformats.org/drawingml/2006/picture">
+                      <pic:pic>
+                        <pic:nvPicPr>
+                          <pic:cNvPr descr="/Applications/quarto/share/formats/docx/warning.png" id="62" name="Picture"/>
+                          <pic:cNvPicPr>
+                            <a:picLocks noChangeArrowheads="1" noChangeAspect="1"/>
+                          </pic:cNvPicPr>
+                        </pic:nvPicPr>
+                        <pic:blipFill>
+                          <a:blip r:embed="rId20"/>
+                          <a:stretch>
+                            <a:fillRect/>
+                          </a:stretch>
+                        </pic:blipFill>
+                        <pic:spPr bwMode="auto">
+                          <a:xfrm>
+                            <a:off x="0" y="0"/>
+                            <a:ext cx="152400" cy="152400"/>
+                          </a:xfrm>
+                          <a:prstGeom prst="rect">
+                            <a:avLst/>
+                          </a:prstGeom>
+                          <a:noFill/>
+                          <a:ln w="9525">
+                            <a:noFill/>
+                            <a:headEnd/>
+                            <a:tailEnd/>
+                          </a:ln>
+                        </pic:spPr>
+                      </pic:pic>
+                    </a:graphicData>
+                  </a:graphic>
+                </wp:inline>
+              </w:drawing>
+            </w:r>
+            <w:r>
+              <w:t xml:space="preserve"> </w:t>
+            </w:r>
+            <w:r>
+              <w:t xml:space="preserve"> </w:t>
+            </w:r>
+            <w:r>
+              <w:t xml:space="preserve">Top student questions during Step 6 (in order of frequency)</w:t>
+            </w:r>
+          </w:p>
+        </w:tc>
+      </w:tr>
+      <w:tr>
+        <w:trPr>
+          <w:cantSplit/>
+        </w:trPr>
+        <w:tc>
+          <w:tcPr>
+            <w:tcMar>
+              <w:top w:w="108" w:type="dxa"/>
+              <w:bottom w:w="108" w:type="dxa"/>
+            </w:tcMar>
+          </w:tcPr>
+          <w:p>
+            <w:pPr>
+              <w:pStyle w:val="Compact"/>
+              <w:numPr>
+                <w:ilvl w:val="0"/>
+                <w:numId w:val="1016"/>
               </w:numPr>
             </w:pPr>
             <w:r>
@@ -8907,7 +9456,121 @@
               <w:pStyle w:val="Compact"/>
               <w:numPr>
                 <w:ilvl w:val="0"/>
-                <w:numId w:val="1015"/>
+                <w:numId w:val="1016"/>
+              </w:numPr>
+            </w:pPr>
+            <w:r>
+              <w:rPr>
+                <w:b/>
+                <w:bCs/>
+              </w:rPr>
+              <w:t xml:space="preserve">“How do I write the path to my fish?”</w:t>
+            </w:r>
+            <w:r>
+              <w:t xml:space="preserve"> </w:t>
+            </w:r>
+            <w:r>
+              <w:t xml:space="preserve">— Three quick wins to teach them:</w:t>
+            </w:r>
+          </w:p>
+          <w:p>
+            <w:pPr>
+              <w:pStyle w:val="Compact"/>
+              <w:numPr>
+                <w:ilvl w:val="1"/>
+                <w:numId w:val="1017"/>
+              </w:numPr>
+            </w:pPr>
+            <w:r>
+              <w:t xml:space="preserve">In Files pane, click the file then</w:t>
+            </w:r>
+            <w:r>
+              <w:t xml:space="preserve"> </w:t>
+            </w:r>
+            <w:r>
+              <w:rPr>
+                <w:b/>
+                <w:bCs/>
+              </w:rPr>
+              <w:t xml:space="preserve">More → Copy Path…</w:t>
+            </w:r>
+            <w:r>
+              <w:t xml:space="preserve"> </w:t>
+            </w:r>
+            <w:r>
+              <w:t xml:space="preserve">(RStudio puts the relative path on clipboard)</w:t>
+            </w:r>
+          </w:p>
+          <w:p>
+            <w:pPr>
+              <w:pStyle w:val="Compact"/>
+              <w:numPr>
+                <w:ilvl w:val="1"/>
+                <w:numId w:val="1017"/>
+              </w:numPr>
+            </w:pPr>
+            <w:r>
+              <w:t xml:space="preserve">In Console, type</w:t>
+            </w:r>
+            <w:r>
+              <w:t xml:space="preserve"> </w:t>
+            </w:r>
+            <w:r>
+              <w:rPr>
+                <w:rStyle w:val="VerbatimChar"/>
+              </w:rPr>
+              <w:t xml:space="preserve">"i</w:t>
+            </w:r>
+            <w:r>
+              <w:t xml:space="preserve"> </w:t>
+            </w:r>
+            <w:r>
+              <w:t xml:space="preserve">then press</w:t>
+            </w:r>
+            <w:r>
+              <w:t xml:space="preserve"> </w:t>
+            </w:r>
+            <w:r>
+              <w:rPr>
+                <w:b/>
+                <w:bCs/>
+              </w:rPr>
+              <w:t xml:space="preserve">Tab</w:t>
+            </w:r>
+            <w:r>
+              <w:t xml:space="preserve"> </w:t>
+            </w:r>
+            <w:r>
+              <w:t xml:space="preserve">— RStudio offers folder/file completions</w:t>
+            </w:r>
+          </w:p>
+          <w:p>
+            <w:pPr>
+              <w:pStyle w:val="Compact"/>
+              <w:numPr>
+                <w:ilvl w:val="1"/>
+                <w:numId w:val="1017"/>
+              </w:numPr>
+            </w:pPr>
+            <w:r>
+              <w:rPr>
+                <w:rStyle w:val="VerbatimChar"/>
+              </w:rPr>
+              <w:t xml:space="preserve">list.files("images/student-images")</w:t>
+            </w:r>
+            <w:r>
+              <w:t xml:space="preserve"> </w:t>
+            </w:r>
+            <w:r>
+              <w:t xml:space="preserve">— prints filenames they can copy</w:t>
+            </w:r>
+          </w:p>
+          <w:p>
+            <w:pPr>
+              <w:pStyle w:val="Compact"/>
+              <w:numPr>
+                <w:ilvl w:val="0"/>
+                <w:numId w:val="1016"/>
               </w:numPr>
             </w:pPr>
             <w:r>
@@ -8951,7 +9614,7 @@
               <w:pStyle w:val="Compact"/>
               <w:numPr>
                 <w:ilvl w:val="0"/>
-                <w:numId w:val="1015"/>
+                <w:numId w:val="1016"/>
               </w:numPr>
             </w:pPr>
             <w:r>
@@ -8973,7 +9636,7 @@
               <w:pStyle w:val="Compact"/>
               <w:numPr>
                 <w:ilvl w:val="0"/>
-                <w:numId w:val="1015"/>
+                <w:numId w:val="1016"/>
               </w:numPr>
             </w:pPr>
             <w:r>
@@ -8995,7 +9658,7 @@
               <w:pStyle w:val="Compact"/>
               <w:numPr>
                 <w:ilvl w:val="0"/>
-                <w:numId w:val="1015"/>
+                <w:numId w:val="1016"/>
               </w:numPr>
             </w:pPr>
             <w:r>
@@ -9031,7 +9694,7 @@
               <w:t xml:space="preserve"> </w:t>
             </w:r>
             <w:r>
-              <w:t xml:space="preserve">— file path.</w:t>
+              <w:t xml:space="preserve">— file path or working directory. Have them run</w:t>
             </w:r>
             <w:r>
               <w:t xml:space="preserve"> </w:t>
@@ -9046,7 +9709,7 @@
               <w:t xml:space="preserve"> </w:t>
             </w:r>
             <w:r>
-              <w:t xml:space="preserve">in R;</w:t>
+              <w:t xml:space="preserve">(should print</w:t>
             </w:r>
             <w:r>
               <w:t xml:space="preserve"> </w:t>
@@ -9055,13 +9718,28 @@
               <w:rPr>
                 <w:rStyle w:val="VerbatimChar"/>
               </w:rPr>
-              <w:t xml:space="preserve">setwd()</w:t>
-            </w:r>
-            <w:r>
-              <w:t xml:space="preserve"> </w:t>
-            </w:r>
-            <w:r>
-              <w:t xml:space="preserve">to lab folder.</w:t>
+              <w:t xml:space="preserve">/home/rstudio/lab</w:t>
+            </w:r>
+            <w:r>
+              <w:t xml:space="preserve"> </w:t>
+            </w:r>
+            <w:r>
+              <w:t xml:space="preserve">for Docker/Binder, or the local repo path for Native), then</w:t>
+            </w:r>
+            <w:r>
+              <w:t xml:space="preserve"> </w:t>
+            </w:r>
+            <w:r>
+              <w:rPr>
+                <w:rStyle w:val="VerbatimChar"/>
+              </w:rPr>
+              <w:t xml:space="preserve">list.files("images/student-images")</w:t>
+            </w:r>
+            <w:r>
+              <w:t xml:space="preserve"> </w:t>
+            </w:r>
+            <w:r>
+              <w:t xml:space="preserve">to confirm the file is where they think.</w:t>
             </w:r>
           </w:p>
           <w:p/>
@@ -9075,9 +9753,9 @@
         </w:pict>
       </w:r>
     </w:p>
-    <w:bookmarkEnd w:id="58"/>
-    <w:bookmarkEnd w:id="59"/>
-    <w:bookmarkStart w:id="64" w:name="part-4-pedagogical-playbook"/>
+    <w:bookmarkEnd w:id="63"/>
+    <w:bookmarkEnd w:id="64"/>
+    <w:bookmarkStart w:id="69" w:name="part-4-pedagogical-playbook"/>
     <w:p>
       <w:pPr>
         <w:pStyle w:val="Heading1"/>
@@ -9086,7 +9764,7 @@
         <w:t xml:space="preserve">Part 4 — Pedagogical playbook</w:t>
       </w:r>
     </w:p>
-    <w:bookmarkStart w:id="60" w:name="time-budget-for-the-90-minute-lab"/>
+    <w:bookmarkStart w:id="65" w:name="time-budget-for-the-90-minute-lab"/>
     <w:p>
       <w:pPr>
         <w:pStyle w:val="Heading2"/>
@@ -9371,8 +10049,8 @@
         <w:t xml:space="preserve">discussion (they can read it in the worksheet). Don’t drop A — it’s the headline.</w:t>
       </w:r>
     </w:p>
-    <w:bookmarkEnd w:id="60"/>
-    <w:bookmarkStart w:id="61" w:name="what-to-emphasize-in-part-a"/>
+    <w:bookmarkEnd w:id="65"/>
+    <w:bookmarkStart w:id="66" w:name="what-to-emphasize-in-part-a"/>
     <w:p>
       <w:pPr>
         <w:pStyle w:val="Heading2"/>
@@ -9394,7 +10072,7 @@
         <w:pStyle w:val="Compact"/>
         <w:numPr>
           <w:ilvl w:val="0"/>
-          <w:numId w:val="1016"/>
+          <w:numId w:val="1018"/>
         </w:numPr>
       </w:pPr>
       <w:r>
@@ -9416,7 +10094,7 @@
         <w:pStyle w:val="Compact"/>
         <w:numPr>
           <w:ilvl w:val="0"/>
-          <w:numId w:val="1016"/>
+          <w:numId w:val="1018"/>
         </w:numPr>
       </w:pPr>
       <w:r>
@@ -9469,8 +10147,8 @@
         <w:t xml:space="preserve">Everything else is bookkeeping (k choice, white-bg exclusion, simple_coldists).</w:t>
       </w:r>
     </w:p>
-    <w:bookmarkEnd w:id="61"/>
-    <w:bookmarkStart w:id="62" w:name="what-to-emphasize-in-part-b"/>
+    <w:bookmarkEnd w:id="66"/>
+    <w:bookmarkStart w:id="67" w:name="what-to-emphasize-in-part-b"/>
     <w:p>
       <w:pPr>
         <w:pStyle w:val="Heading2"/>
@@ -9492,7 +10170,7 @@
         <w:pStyle w:val="Compact"/>
         <w:numPr>
           <w:ilvl w:val="0"/>
-          <w:numId w:val="1017"/>
+          <w:numId w:val="1019"/>
         </w:numPr>
       </w:pPr>
       <w:r>
@@ -9530,7 +10208,7 @@
         <w:pStyle w:val="Compact"/>
         <w:numPr>
           <w:ilvl w:val="0"/>
-          <w:numId w:val="1017"/>
+          <w:numId w:val="1019"/>
         </w:numPr>
       </w:pPr>
       <w:r>
@@ -9570,7 +10248,7 @@
         <w:pStyle w:val="Compact"/>
         <w:numPr>
           <w:ilvl w:val="0"/>
-          <w:numId w:val="1017"/>
+          <w:numId w:val="1019"/>
         </w:numPr>
       </w:pPr>
       <w:r>
@@ -9587,8 +10265,8 @@
         <w:t xml:space="preserve">In the wrap-up, compare three students from three different lineages. Did the A statistic recover the same pattern dimensions across families that haven’t seen each other in 100M years? (Spoiler: yes, because A is geometric, not phylogenetic.)</w:t>
       </w:r>
     </w:p>
-    <w:bookmarkEnd w:id="62"/>
-    <w:bookmarkStart w:id="63" w:name="where-students-get-stuck-and-what-to-do"/>
+    <w:bookmarkEnd w:id="67"/>
+    <w:bookmarkStart w:id="68" w:name="where-students-get-stuck-and-what-to-do"/>
     <w:p>
       <w:pPr>
         <w:pStyle w:val="Heading2"/>
@@ -9920,9 +10598,9 @@
         </w:pict>
       </w:r>
     </w:p>
-    <w:bookmarkEnd w:id="63"/>
-    <w:bookmarkEnd w:id="64"/>
-    <w:bookmarkStart w:id="65" w:name="part-5-worksheet-rubric-suggested"/>
+    <w:bookmarkEnd w:id="68"/>
+    <w:bookmarkEnd w:id="69"/>
+    <w:bookmarkStart w:id="70" w:name="part-5-worksheet-rubric-suggested"/>
     <w:p>
       <w:pPr>
         <w:pStyle w:val="Heading1"/>
@@ -10227,164 +10905,11 @@
         <w:pStyle w:val="Compact"/>
         <w:numPr>
           <w:ilvl w:val="0"/>
-          <w:numId w:val="1018"/>
+          <w:numId w:val="1020"/>
         </w:numPr>
       </w:pPr>
       <w:r>
         <w:t xml:space="preserve">Tables half-empty with no explanation</w:t>
-      </w:r>
-    </w:p>
-    <w:p>
-      <w:pPr>
-        <w:pStyle w:val="Compact"/>
-        <w:numPr>
-          <w:ilvl w:val="0"/>
-          <w:numId w:val="1018"/>
-        </w:numPr>
-      </w:pPr>
-      <w:r>
-        <w:t xml:space="preserve">“A &lt; 1, A &gt; 1, A ≈ 1, just like the prediction”</w:t>
-      </w:r>
-      <w:r>
-        <w:t xml:space="preserve"> </w:t>
-      </w:r>
-      <w:r>
-        <w:t xml:space="preserve">with no interpretation when the values disagreed</w:t>
-      </w:r>
-    </w:p>
-    <w:p>
-      <w:pPr>
-        <w:pStyle w:val="Compact"/>
-        <w:numPr>
-          <w:ilvl w:val="0"/>
-          <w:numId w:val="1018"/>
-        </w:numPr>
-      </w:pPr>
-      <w:r>
-        <w:t xml:space="preserve">Selection hypothesis that doesn’t reference any of their measured metrics (</w:t>
-      </w:r>
-      <w:r>
-        <w:t xml:space="preserve">“disruptive coloration”</w:t>
-      </w:r>
-      <w:r>
-        <w:t xml:space="preserve"> </w:t>
-      </w:r>
-      <w:r>
-        <w:t xml:space="preserve">with no link to high m or high m_dS)</w:t>
-      </w:r>
-    </w:p>
-    <w:p>
-      <w:pPr>
-        <w:pStyle w:val="Compact"/>
-        <w:numPr>
-          <w:ilvl w:val="0"/>
-          <w:numId w:val="1018"/>
-        </w:numPr>
-      </w:pPr>
-      <w:r>
-        <w:t xml:space="preserve">Wholesale reliance on the demo fish without any engagement with their own three</w:t>
-      </w:r>
-    </w:p>
-    <w:p>
-      <w:pPr>
-        <w:pStyle w:val="FirstParagraph"/>
-      </w:pPr>
-      <w:r>
-        <w:rPr>
-          <w:b/>
-          <w:bCs/>
-        </w:rPr>
-        <w:t xml:space="preserve">What to praise (write inline):</w:t>
-      </w:r>
-    </w:p>
-    <w:p>
-      <w:pPr>
-        <w:pStyle w:val="Compact"/>
-        <w:numPr>
-          <w:ilvl w:val="0"/>
-          <w:numId w:val="1019"/>
-        </w:numPr>
-      </w:pPr>
-      <w:r>
-        <w:t xml:space="preserve">A student who notices their A values are</w:t>
-      </w:r>
-      <w:r>
-        <w:t xml:space="preserve"> </w:t>
-      </w:r>
-      <w:r>
-        <w:rPr>
-          <w:i/>
-          <w:iCs/>
-        </w:rPr>
-        <w:t xml:space="preserve">less dramatic</w:t>
-      </w:r>
-      <w:r>
-        <w:t xml:space="preserve"> </w:t>
-      </w:r>
-      <w:r>
-        <w:t xml:space="preserve">than the demo and traces it to the segmentation choice they made</w:t>
-      </w:r>
-    </w:p>
-    <w:p>
-      <w:pPr>
-        <w:pStyle w:val="Compact"/>
-        <w:numPr>
-          <w:ilvl w:val="0"/>
-          <w:numId w:val="1019"/>
-        </w:numPr>
-      </w:pPr>
-      <w:r>
-        <w:t xml:space="preserve">A student who picks a</w:t>
-      </w:r>
-      <w:r>
-        <w:t xml:space="preserve"> </w:t>
-      </w:r>
-      <w:r>
-        <w:t xml:space="preserve">“boring”</w:t>
-      </w:r>
-      <w:r>
-        <w:t xml:space="preserve"> </w:t>
-      </w:r>
-      <w:r>
-        <w:t xml:space="preserve">reticulate fish, gets A ≈ 1 as predicted, and reasons about why their lineage favors disruptive coloration</w:t>
-      </w:r>
-    </w:p>
-    <w:p>
-      <w:pPr>
-        <w:pStyle w:val="Compact"/>
-        <w:numPr>
-          <w:ilvl w:val="0"/>
-          <w:numId w:val="1019"/>
-        </w:numPr>
-      </w:pPr>
-      <w:r>
-        <w:t xml:space="preserve">Anyone who refers back to a lecture concept (Lec 11–12 material on cell palette + pattern mechanism) when interpreting their fish</w:t>
-      </w:r>
-    </w:p>
-    <w:p>
-      <w:r>
-        <w:pict>
-          <v:rect style="width:0;height:1.5pt" o:hralign="center" o:hrstd="t" o:hr="t"/>
-        </w:pict>
-      </w:r>
-    </w:p>
-    <w:bookmarkEnd w:id="65"/>
-    <w:bookmarkStart w:id="70" w:name="part-6-pre-lab-and-day-of-checklist"/>
-    <w:p>
-      <w:pPr>
-        <w:pStyle w:val="Heading1"/>
-      </w:pPr>
-      <w:r>
-        <w:t xml:space="preserve">Part 6 — Pre-lab and day-of checklist</w:t>
-      </w:r>
-    </w:p>
-    <w:bookmarkStart w:id="66" w:name="two-days-before-lab"/>
-    <w:p>
-      <w:pPr>
-        <w:pStyle w:val="Heading2"/>
-      </w:pPr>
-      <w:r>
-        <w:t xml:space="preserve">Two days before lab</w:t>
       </w:r>
     </w:p>
     <w:p>
@@ -10396,22 +10921,58 @@
         </w:numPr>
       </w:pPr>
       <w:r>
-        <w:t xml:space="preserve">Confirm Binder is warm — visit</w:t>
-      </w:r>
-      <w:r>
-        <w:t xml:space="preserve"> </w:t>
-      </w:r>
-      <w:r>
-        <w:rPr>
-          <w:rStyle w:val="VerbatimChar"/>
-        </w:rPr>
-        <w:t xml:space="preserve">https://mybinder.org/v2/gh/AlfaroLab/eeb187-pavo-lab/HEAD?urlpath=rstudio</w:t>
-      </w:r>
-      <w:r>
-        <w:t xml:space="preserve"> </w:t>
-      </w:r>
-      <w:r>
-        <w:t xml:space="preserve">and let it build. Subsequent students hitting the same commit get cached builds.</w:t>
+        <w:t xml:space="preserve">“A &lt; 1, A &gt; 1, A ≈ 1, just like the prediction”</w:t>
+      </w:r>
+      <w:r>
+        <w:t xml:space="preserve"> </w:t>
+      </w:r>
+      <w:r>
+        <w:t xml:space="preserve">with no interpretation when the values disagreed</w:t>
+      </w:r>
+    </w:p>
+    <w:p>
+      <w:pPr>
+        <w:pStyle w:val="Compact"/>
+        <w:numPr>
+          <w:ilvl w:val="0"/>
+          <w:numId w:val="1020"/>
+        </w:numPr>
+      </w:pPr>
+      <w:r>
+        <w:t xml:space="preserve">Selection hypothesis that doesn’t reference any of their measured metrics (</w:t>
+      </w:r>
+      <w:r>
+        <w:t xml:space="preserve">“disruptive coloration”</w:t>
+      </w:r>
+      <w:r>
+        <w:t xml:space="preserve"> </w:t>
+      </w:r>
+      <w:r>
+        <w:t xml:space="preserve">with no link to high m or high m_dS)</w:t>
+      </w:r>
+    </w:p>
+    <w:p>
+      <w:pPr>
+        <w:pStyle w:val="Compact"/>
+        <w:numPr>
+          <w:ilvl w:val="0"/>
+          <w:numId w:val="1020"/>
+        </w:numPr>
+      </w:pPr>
+      <w:r>
+        <w:t xml:space="preserve">Wholesale reliance on the demo fish without any engagement with their own three</w:t>
+      </w:r>
+    </w:p>
+    <w:p>
+      <w:pPr>
+        <w:pStyle w:val="FirstParagraph"/>
+      </w:pPr>
+      <w:r>
+        <w:rPr>
+          <w:b/>
+          <w:bCs/>
+        </w:rPr>
+        <w:t xml:space="preserve">What to praise (write inline):</w:t>
       </w:r>
     </w:p>
     <w:p>
@@ -10423,37 +10984,85 @@
         </w:numPr>
       </w:pPr>
       <w:r>
-        <w:t xml:space="preserve">Re-render</w:t>
-      </w:r>
-      <w:r>
-        <w:t xml:space="preserve"> </w:t>
-      </w:r>
-      <w:r>
-        <w:rPr>
-          <w:rStyle w:val="VerbatimChar"/>
-        </w:rPr>
-        <w:t xml:space="preserve">lab-05-pavo-intro.qmd</w:t>
-      </w:r>
-      <w:r>
-        <w:t xml:space="preserve"> </w:t>
-      </w:r>
-      <w:r>
-        <w:t xml:space="preserve">and</w:t>
-      </w:r>
-      <w:r>
-        <w:t xml:space="preserve"> </w:t>
-      </w:r>
-      <w:r>
-        <w:rPr>
-          <w:rStyle w:val="VerbatimChar"/>
-        </w:rPr>
-        <w:t xml:space="preserve">pre-lab-installation.qmd</w:t>
-      </w:r>
-      <w:r>
-        <w:t xml:space="preserve"> </w:t>
-      </w:r>
-      <w:r>
-        <w:t xml:space="preserve">if anything changed. Confirm the PDFs exist.</w:t>
+        <w:t xml:space="preserve">A student who notices their A values are</w:t>
+      </w:r>
+      <w:r>
+        <w:t xml:space="preserve"> </w:t>
+      </w:r>
+      <w:r>
+        <w:rPr>
+          <w:i/>
+          <w:iCs/>
+        </w:rPr>
+        <w:t xml:space="preserve">less dramatic</w:t>
+      </w:r>
+      <w:r>
+        <w:t xml:space="preserve"> </w:t>
+      </w:r>
+      <w:r>
+        <w:t xml:space="preserve">than the demo and traces it to the segmentation choice they made</w:t>
+      </w:r>
+    </w:p>
+    <w:p>
+      <w:pPr>
+        <w:pStyle w:val="Compact"/>
+        <w:numPr>
+          <w:ilvl w:val="0"/>
+          <w:numId w:val="1021"/>
+        </w:numPr>
+      </w:pPr>
+      <w:r>
+        <w:t xml:space="preserve">A student who picks a</w:t>
+      </w:r>
+      <w:r>
+        <w:t xml:space="preserve"> </w:t>
+      </w:r>
+      <w:r>
+        <w:t xml:space="preserve">“boring”</w:t>
+      </w:r>
+      <w:r>
+        <w:t xml:space="preserve"> </w:t>
+      </w:r>
+      <w:r>
+        <w:t xml:space="preserve">reticulate fish, gets A ≈ 1 as predicted, and reasons about why their lineage favors disruptive coloration</w:t>
+      </w:r>
+    </w:p>
+    <w:p>
+      <w:pPr>
+        <w:pStyle w:val="Compact"/>
+        <w:numPr>
+          <w:ilvl w:val="0"/>
+          <w:numId w:val="1021"/>
+        </w:numPr>
+      </w:pPr>
+      <w:r>
+        <w:t xml:space="preserve">Anyone who refers back to a lecture concept (Lec 11–12 material on cell palette + pattern mechanism) when interpreting their fish</w:t>
+      </w:r>
+    </w:p>
+    <w:p>
+      <w:r>
+        <w:pict>
+          <v:rect style="width:0;height:1.5pt" o:hralign="center" o:hrstd="t" o:hr="t"/>
+        </w:pict>
+      </w:r>
+    </w:p>
+    <w:bookmarkEnd w:id="70"/>
+    <w:bookmarkStart w:id="75" w:name="part-6-pre-lab-and-day-of-checklist"/>
+    <w:p>
+      <w:pPr>
+        <w:pStyle w:val="Heading1"/>
+      </w:pPr>
+      <w:r>
+        <w:t xml:space="preserve">Part 6 — Pre-lab and day-of checklist</w:t>
+      </w:r>
+    </w:p>
+    <w:bookmarkStart w:id="71" w:name="two-days-before-lab"/>
+    <w:p>
+      <w:pPr>
+        <w:pStyle w:val="Heading2"/>
+      </w:pPr>
+      <w:r>
+        <w:t xml:space="preserve">Two days before lab</w:t>
       </w:r>
     </w:p>
     <w:p>
@@ -10465,17 +11074,22 @@
         </w:numPr>
       </w:pPr>
       <w:r>
-        <w:t xml:space="preserve">Spot-check one student’s installation per launch path (Native, Docker, Binder, Codespaces) is achievable end-to-end.</w:t>
-      </w:r>
-    </w:p>
-    <w:bookmarkEnd w:id="66"/>
-    <w:bookmarkStart w:id="67" w:name="day-before-lab"/>
-    <w:p>
-      <w:pPr>
-        <w:pStyle w:val="Heading2"/>
-      </w:pPr>
-      <w:r>
-        <w:t xml:space="preserve">Day before lab</w:t>
+        <w:t xml:space="preserve">Confirm Binder is warm — visit</w:t>
+      </w:r>
+      <w:r>
+        <w:t xml:space="preserve"> </w:t>
+      </w:r>
+      <w:r>
+        <w:rPr>
+          <w:rStyle w:val="VerbatimChar"/>
+        </w:rPr>
+        <w:t xml:space="preserve">https://mybinder.org/v2/gh/AlfaroLab/eeb187-pavo-lab/HEAD?urlpath=rstudio</w:t>
+      </w:r>
+      <w:r>
+        <w:t xml:space="preserve"> </w:t>
+      </w:r>
+      <w:r>
+        <w:t xml:space="preserve">and let it build. Subsequent students hitting the same commit get cached builds.</w:t>
       </w:r>
     </w:p>
     <w:p>
@@ -10487,7 +11101,7 @@
         </w:numPr>
       </w:pPr>
       <w:r>
-        <w:t xml:space="preserve">Walk through</w:t>
+        <w:t xml:space="preserve">Re-render</w:t>
       </w:r>
       <w:r>
         <w:t xml:space="preserve"> </w:t>
@@ -10496,13 +11110,28 @@
         <w:rPr>
           <w:rStyle w:val="VerbatimChar"/>
         </w:rPr>
-        <w:t xml:space="preserve">scripts/walkthrough.R</w:t>
-      </w:r>
-      <w:r>
-        <w:t xml:space="preserve"> </w:t>
-      </w:r>
-      <w:r>
-        <w:t xml:space="preserve">top-to-bottom yourself in a fresh RStudio session. Time how long it takes — should be ~25 minutes at a steady pace.</w:t>
+        <w:t xml:space="preserve">lab-05-pavo-intro.qmd</w:t>
+      </w:r>
+      <w:r>
+        <w:t xml:space="preserve"> </w:t>
+      </w:r>
+      <w:r>
+        <w:t xml:space="preserve">and</w:t>
+      </w:r>
+      <w:r>
+        <w:t xml:space="preserve"> </w:t>
+      </w:r>
+      <w:r>
+        <w:rPr>
+          <w:rStyle w:val="VerbatimChar"/>
+        </w:rPr>
+        <w:t xml:space="preserve">pre-lab-installation.qmd</w:t>
+      </w:r>
+      <w:r>
+        <w:t xml:space="preserve"> </w:t>
+      </w:r>
+      <w:r>
+        <w:t xml:space="preserve">if anything changed. Confirm the PDFs exist.</w:t>
       </w:r>
     </w:p>
     <w:p>
@@ -10514,7 +11143,17 @@
         </w:numPr>
       </w:pPr>
       <w:r>
-        <w:t xml:space="preserve">Have the three pre-rendered metric tables (sergeant major / cleaner wrasse / mandarin) memorized so you can reveal them on demand.</w:t>
+        <w:t xml:space="preserve">Spot-check one student’s installation per launch path (Native, Docker, Binder, Codespaces) is achievable end-to-end.</w:t>
+      </w:r>
+    </w:p>
+    <w:bookmarkEnd w:id="71"/>
+    <w:bookmarkStart w:id="72" w:name="day-before-lab"/>
+    <w:p>
+      <w:pPr>
+        <w:pStyle w:val="Heading2"/>
+      </w:pPr>
+      <w:r>
+        <w:t xml:space="preserve">Day before lab</w:t>
       </w:r>
     </w:p>
     <w:p>
@@ -10526,17 +11165,22 @@
         </w:numPr>
       </w:pPr>
       <w:r>
-        <w:t xml:space="preserve">Print or have open this guide’s Part 4 (pedagogical playbook).</w:t>
-      </w:r>
-    </w:p>
-    <w:bookmarkEnd w:id="67"/>
-    <w:bookmarkStart w:id="68" w:name="morning-of-lab"/>
-    <w:p>
-      <w:pPr>
-        <w:pStyle w:val="Heading2"/>
-      </w:pPr>
-      <w:r>
-        <w:t xml:space="preserve">Morning of lab</w:t>
+        <w:t xml:space="preserve">Walk through</w:t>
+      </w:r>
+      <w:r>
+        <w:t xml:space="preserve"> </w:t>
+      </w:r>
+      <w:r>
+        <w:rPr>
+          <w:rStyle w:val="VerbatimChar"/>
+        </w:rPr>
+        <w:t xml:space="preserve">scripts/walkthrough.R</w:t>
+      </w:r>
+      <w:r>
+        <w:t xml:space="preserve"> </w:t>
+      </w:r>
+      <w:r>
+        <w:t xml:space="preserve">top-to-bottom yourself in a fresh RStudio session. Time how long it takes — should be ~25 minutes at a steady pace.</w:t>
       </w:r>
     </w:p>
     <w:p>
@@ -10548,22 +11192,7 @@
         </w:numPr>
       </w:pPr>
       <w:r>
-        <w:t xml:space="preserve">Restart your laptop’s RStudio. Run</w:t>
-      </w:r>
-      <w:r>
-        <w:t xml:space="preserve"> </w:t>
-      </w:r>
-      <w:r>
-        <w:rPr>
-          <w:rStyle w:val="VerbatimChar"/>
-        </w:rPr>
-        <w:t xml:space="preserve">library(pavo); library(magick); library(tidyverse); source("scripts/helpers.R")</w:t>
-      </w:r>
-      <w:r>
-        <w:t xml:space="preserve"> </w:t>
-      </w:r>
-      <w:r>
-        <w:t xml:space="preserve">to confirm everything still loads.</w:t>
+        <w:t xml:space="preserve">Have the three pre-rendered metric tables (sergeant major / cleaner wrasse / mandarin) memorized so you can reveal them on demand.</w:t>
       </w:r>
     </w:p>
     <w:p>
@@ -10575,37 +11204,17 @@
         </w:numPr>
       </w:pPr>
       <w:r>
-        <w:t xml:space="preserve">Test</w:t>
-      </w:r>
-      <w:r>
-        <w:t xml:space="preserve"> </w:t>
-      </w:r>
-      <w:r>
-        <w:rPr>
-          <w:rStyle w:val="VerbatimChar"/>
-        </w:rPr>
-        <w:t xml:space="preserve">segment_fish()</w:t>
-      </w:r>
-      <w:r>
-        <w:t xml:space="preserve"> </w:t>
-      </w:r>
-      <w:r>
-        <w:t xml:space="preserve">on one of the demo fish to confirm rembg + magick are still on PATH. If</w:t>
-      </w:r>
-      <w:r>
-        <w:t xml:space="preserve"> </w:t>
-      </w:r>
-      <w:r>
-        <w:rPr>
-          <w:rStyle w:val="VerbatimChar"/>
-        </w:rPr>
-        <w:t xml:space="preserve">uvx</w:t>
-      </w:r>
-      <w:r>
-        <w:t xml:space="preserve"> </w:t>
-      </w:r>
-      <w:r>
-        <w:t xml:space="preserve">was last used &gt; 1 month ago, the model cache may have been GC’d; running it once now downloads it.</w:t>
+        <w:t xml:space="preserve">Print or have open this guide’s Part 4 (pedagogical playbook).</w:t>
+      </w:r>
+    </w:p>
+    <w:bookmarkEnd w:id="72"/>
+    <w:bookmarkStart w:id="73" w:name="morning-of-lab"/>
+    <w:p>
+      <w:pPr>
+        <w:pStyle w:val="Heading2"/>
+      </w:pPr>
+      <w:r>
+        <w:t xml:space="preserve">Morning of lab</w:t>
       </w:r>
     </w:p>
     <w:p>
@@ -10617,29 +11226,22 @@
         </w:numPr>
       </w:pPr>
       <w:r>
-        <w:t xml:space="preserve">Take 5 student-fish images (3 you’ll demo + 2 you’ll reserve for</w:t>
-      </w:r>
-      <w:r>
-        <w:t xml:space="preserve"> </w:t>
-      </w:r>
-      <w:r>
-        <w:t xml:space="preserve">“what if”</w:t>
-      </w:r>
-      <w:r>
-        <w:t xml:space="preserve"> </w:t>
-      </w:r>
-      <w:r>
-        <w:t xml:space="preserve">student questions) and run them through the full pipeline as a smoke test.</w:t>
-      </w:r>
-    </w:p>
-    <w:bookmarkEnd w:id="68"/>
-    <w:bookmarkStart w:id="69" w:name="in-lab-90-min"/>
-    <w:p>
-      <w:pPr>
-        <w:pStyle w:val="Heading2"/>
-      </w:pPr>
-      <w:r>
-        <w:t xml:space="preserve">In lab (90 min)</w:t>
+        <w:t xml:space="preserve">Restart your laptop’s RStudio. Run</w:t>
+      </w:r>
+      <w:r>
+        <w:t xml:space="preserve"> </w:t>
+      </w:r>
+      <w:r>
+        <w:rPr>
+          <w:rStyle w:val="VerbatimChar"/>
+        </w:rPr>
+        <w:t xml:space="preserve">library(pavo); library(magick); library(tidyverse); source("scripts/helpers.R")</w:t>
+      </w:r>
+      <w:r>
+        <w:t xml:space="preserve"> </w:t>
+      </w:r>
+      <w:r>
+        <w:t xml:space="preserve">to confirm everything still loads.</w:t>
       </w:r>
     </w:p>
     <w:p>
@@ -10651,89 +11253,37 @@
         </w:numPr>
       </w:pPr>
       <w:r>
-        <w:t xml:space="preserve">See the time-budget table in §4.1.</w:t>
-      </w:r>
-    </w:p>
-    <w:p>
-      <w:pPr>
-        <w:pStyle w:val="Compact"/>
-        <w:numPr>
-          <w:ilvl w:val="0"/>
-          <w:numId w:val="1029"/>
-        </w:numPr>
-      </w:pPr>
-      <w:r>
-        <w:rPr>
-          <w:b/>
-          <w:bCs/>
-        </w:rPr>
-        <w:t xml:space="preserve">Don’t fall behind.</w:t>
-      </w:r>
-      <w:r>
-        <w:t xml:space="preserve"> </w:t>
-      </w:r>
-      <w:r>
-        <w:t xml:space="preserve">If demo Part A is ticking past 40 minutes, skip the m_dS/m_dL panel of Step 5 and let students read it in the worksheet.</w:t>
-      </w:r>
-    </w:p>
-    <w:p>
-      <w:pPr>
-        <w:pStyle w:val="Compact"/>
-        <w:numPr>
-          <w:ilvl w:val="0"/>
-          <w:numId w:val="1029"/>
-        </w:numPr>
-      </w:pPr>
-      <w:r>
-        <w:rPr>
-          <w:b/>
-          <w:bCs/>
-        </w:rPr>
-        <w:t xml:space="preserve">Take notes on student questions</w:t>
-      </w:r>
-      <w:r>
-        <w:t xml:space="preserve"> </w:t>
-      </w:r>
-      <w:r>
-        <w:t xml:space="preserve">that surfaced. We update the troubleshooting boxes in this guide based on what comes up in real labs.</w:t>
-      </w:r>
-    </w:p>
-    <w:p>
-      <w:r>
-        <w:pict>
-          <v:rect style="width:0;height:1.5pt" o:hralign="center" o:hrstd="t" o:hr="t"/>
-        </w:pict>
-      </w:r>
-    </w:p>
-    <w:bookmarkEnd w:id="69"/>
-    <w:bookmarkEnd w:id="70"/>
-    <w:bookmarkStart w:id="71" w:name="appendix-a-glossary-of-metrics"/>
-    <w:p>
-      <w:pPr>
-        <w:pStyle w:val="Heading1"/>
-      </w:pPr>
-      <w:r>
-        <w:t xml:space="preserve">Appendix A — Glossary of metrics</w:t>
-      </w:r>
-    </w:p>
-    <w:p>
-      <w:pPr>
-        <w:pStyle w:val="FirstParagraph"/>
-      </w:pPr>
-      <w:r>
-        <w:t xml:space="preserve">For when a student asks</w:t>
-      </w:r>
-      <w:r>
-        <w:t xml:space="preserve"> </w:t>
-      </w:r>
-      <w:r>
-        <w:t xml:space="preserve">“what does X mean?”</w:t>
-      </w:r>
-      <w:r>
-        <w:t xml:space="preserve"> </w:t>
-      </w:r>
-      <w:r>
-        <w:t xml:space="preserve">in the middle of lab and you want a single sentence:</w:t>
+        <w:t xml:space="preserve">Test</w:t>
+      </w:r>
+      <w:r>
+        <w:t xml:space="preserve"> </w:t>
+      </w:r>
+      <w:r>
+        <w:rPr>
+          <w:rStyle w:val="VerbatimChar"/>
+        </w:rPr>
+        <w:t xml:space="preserve">segment_fish()</w:t>
+      </w:r>
+      <w:r>
+        <w:t xml:space="preserve"> </w:t>
+      </w:r>
+      <w:r>
+        <w:t xml:space="preserve">on one of the demo fish to confirm rembg + magick are still on PATH. If</w:t>
+      </w:r>
+      <w:r>
+        <w:t xml:space="preserve"> </w:t>
+      </w:r>
+      <w:r>
+        <w:rPr>
+          <w:rStyle w:val="VerbatimChar"/>
+        </w:rPr>
+        <w:t xml:space="preserve">uvx</w:t>
+      </w:r>
+      <w:r>
+        <w:t xml:space="preserve"> </w:t>
+      </w:r>
+      <w:r>
+        <w:t xml:space="preserve">was last used &gt; 1 month ago, the model cache may have been GC’d; running it once now downloads it.</w:t>
       </w:r>
     </w:p>
     <w:p>
@@ -10745,17 +11295,29 @@
         </w:numPr>
       </w:pPr>
       <w:r>
-        <w:rPr>
-          <w:b/>
-          <w:bCs/>
-        </w:rPr>
-        <w:t xml:space="preserve">k</w:t>
-      </w:r>
-      <w:r>
-        <w:t xml:space="preserve"> </w:t>
-      </w:r>
-      <w:r>
-        <w:t xml:space="preserve">— number of color classes the image was reduced to.</w:t>
+        <w:t xml:space="preserve">Take 5 student-fish images (3 you’ll demo + 2 you’ll reserve for</w:t>
+      </w:r>
+      <w:r>
+        <w:t xml:space="preserve"> </w:t>
+      </w:r>
+      <w:r>
+        <w:t xml:space="preserve">“what if”</w:t>
+      </w:r>
+      <w:r>
+        <w:t xml:space="preserve"> </w:t>
+      </w:r>
+      <w:r>
+        <w:t xml:space="preserve">student questions) and run them through the full pipeline as a smoke test.</w:t>
+      </w:r>
+    </w:p>
+    <w:bookmarkEnd w:id="73"/>
+    <w:bookmarkStart w:id="74" w:name="in-lab-90-min"/>
+    <w:p>
+      <w:pPr>
+        <w:pStyle w:val="Heading2"/>
+      </w:pPr>
+      <w:r>
+        <w:t xml:space="preserve">In lab (90 min)</w:t>
       </w:r>
     </w:p>
     <w:p>
@@ -10763,37 +11325,11 @@
         <w:pStyle w:val="Compact"/>
         <w:numPr>
           <w:ilvl w:val="0"/>
-          <w:numId w:val="1030"/>
+          <w:numId w:val="1031"/>
         </w:numPr>
       </w:pPr>
       <w:r>
-        <w:rPr>
-          <w:b/>
-          <w:bCs/>
-        </w:rPr>
-        <w:t xml:space="preserve">m</w:t>
-      </w:r>
-      <w:r>
-        <w:t xml:space="preserve"> </w:t>
-      </w:r>
-      <w:r>
-        <w:t xml:space="preserve">— fraction of grid cells that are at a color boundary, i.e., adjacent to a cell of a</w:t>
-      </w:r>
-      <w:r>
-        <w:t xml:space="preserve"> </w:t>
-      </w:r>
-      <w:r>
-        <w:rPr>
-          <w:i/>
-          <w:iCs/>
-        </w:rPr>
-        <w:t xml:space="preserve">different</w:t>
-      </w:r>
-      <w:r>
-        <w:t xml:space="preserve"> </w:t>
-      </w:r>
-      <w:r>
-        <w:t xml:space="preserve">class. High m = busy pattern. Low m = uniform pattern.</w:t>
+        <w:t xml:space="preserve">See the time-budget table in §4.1.</w:t>
       </w:r>
     </w:p>
     <w:p>
@@ -10801,7 +11337,7 @@
         <w:pStyle w:val="Compact"/>
         <w:numPr>
           <w:ilvl w:val="0"/>
-          <w:numId w:val="1030"/>
+          <w:numId w:val="1031"/>
         </w:numPr>
       </w:pPr>
       <w:r>
@@ -10809,23 +11345,13 @@
           <w:b/>
           <w:bCs/>
         </w:rPr>
-        <w:t xml:space="preserve">A</w:t>
-      </w:r>
-      <w:r>
-        <w:t xml:space="preserve"> </w:t>
-      </w:r>
-      <w:r>
-        <w:t xml:space="preserve">— vertical-edge frequency divided by horizontal-edge frequency.</w:t>
-      </w:r>
-      <w:r>
-        <w:t xml:space="preserve"> </w:t>
-      </w:r>
-      <w:r>
-        <w:rPr>
-          <w:b/>
-          <w:bCs/>
-        </w:rPr>
-        <w:t xml:space="preserve">A &gt; 1 = bars; A &lt; 1 = stripes; A ≈ 1 = isotropic.</w:t>
+        <w:t xml:space="preserve">Don’t fall behind.</w:t>
+      </w:r>
+      <w:r>
+        <w:t xml:space="preserve"> </w:t>
+      </w:r>
+      <w:r>
+        <w:t xml:space="preserve">If demo Part A is ticking past 40 minutes, skip the m_dS/m_dL panel of Step 5 and let students read it in the worksheet.</w:t>
       </w:r>
     </w:p>
     <w:p>
@@ -10833,7 +11359,7 @@
         <w:pStyle w:val="Compact"/>
         <w:numPr>
           <w:ilvl w:val="0"/>
-          <w:numId w:val="1030"/>
+          <w:numId w:val="1031"/>
         </w:numPr>
       </w:pPr>
       <w:r>
@@ -10841,26 +11367,51 @@
           <w:b/>
           <w:bCs/>
         </w:rPr>
-        <w:t xml:space="preserve">Jc</w:t>
-      </w:r>
-      <w:r>
-        <w:t xml:space="preserve"> </w:t>
-      </w:r>
-      <w:r>
-        <w:t xml:space="preserve">— Simpson diversity of</w:t>
-      </w:r>
-      <w:r>
-        <w:t xml:space="preserve"> </w:t>
-      </w:r>
-      <w:r>
-        <w:rPr>
-          <w:i/>
-          <w:iCs/>
-        </w:rPr>
-        <w:t xml:space="preserve">color-class areas</w:t>
-      </w:r>
-      <w:r>
-        <w:t xml:space="preserve">. High Jc = many colors, evenly distributed. Low Jc = one or two colors dominate.</w:t>
+        <w:t xml:space="preserve">Take notes on student questions</w:t>
+      </w:r>
+      <w:r>
+        <w:t xml:space="preserve"> </w:t>
+      </w:r>
+      <w:r>
+        <w:t xml:space="preserve">that surfaced. We update the troubleshooting boxes in this guide based on what comes up in real labs.</w:t>
+      </w:r>
+    </w:p>
+    <w:p>
+      <w:r>
+        <w:pict>
+          <v:rect style="width:0;height:1.5pt" o:hralign="center" o:hrstd="t" o:hr="t"/>
+        </w:pict>
+      </w:r>
+    </w:p>
+    <w:bookmarkEnd w:id="74"/>
+    <w:bookmarkEnd w:id="75"/>
+    <w:bookmarkStart w:id="76" w:name="appendix-a-glossary-of-metrics"/>
+    <w:p>
+      <w:pPr>
+        <w:pStyle w:val="Heading1"/>
+      </w:pPr>
+      <w:r>
+        <w:t xml:space="preserve">Appendix A — Glossary of metrics</w:t>
+      </w:r>
+    </w:p>
+    <w:p>
+      <w:pPr>
+        <w:pStyle w:val="FirstParagraph"/>
+      </w:pPr>
+      <w:r>
+        <w:t xml:space="preserve">For when a student asks</w:t>
+      </w:r>
+      <w:r>
+        <w:t xml:space="preserve"> </w:t>
+      </w:r>
+      <w:r>
+        <w:t xml:space="preserve">“what does X mean?”</w:t>
+      </w:r>
+      <w:r>
+        <w:t xml:space="preserve"> </w:t>
+      </w:r>
+      <w:r>
+        <w:t xml:space="preserve">in the middle of lab and you want a single sentence:</w:t>
       </w:r>
     </w:p>
     <w:p>
@@ -10868,7 +11419,7 @@
         <w:pStyle w:val="Compact"/>
         <w:numPr>
           <w:ilvl w:val="0"/>
-          <w:numId w:val="1030"/>
+          <w:numId w:val="1032"/>
         </w:numPr>
       </w:pPr>
       <w:r>
@@ -10876,26 +11427,13 @@
           <w:b/>
           <w:bCs/>
         </w:rPr>
-        <w:t xml:space="preserve">Jt</w:t>
-      </w:r>
-      <w:r>
-        <w:t xml:space="preserve"> </w:t>
-      </w:r>
-      <w:r>
-        <w:t xml:space="preserve">— Simpson diversity of</w:t>
-      </w:r>
-      <w:r>
-        <w:t xml:space="preserve"> </w:t>
-      </w:r>
-      <w:r>
-        <w:rPr>
-          <w:i/>
-          <w:iCs/>
-        </w:rPr>
-        <w:t xml:space="preserve">transitions</w:t>
-      </w:r>
-      <w:r>
-        <w:t xml:space="preserve">. High Jt = many different boundary types. Low Jt = pattern is dominated by one or two boundary types (e.g., black-yellow over and over).</w:t>
+        <w:t xml:space="preserve">k</w:t>
+      </w:r>
+      <w:r>
+        <w:t xml:space="preserve"> </w:t>
+      </w:r>
+      <w:r>
+        <w:t xml:space="preserve">— number of color classes the image was reduced to.</w:t>
       </w:r>
     </w:p>
     <w:p>
@@ -10903,7 +11441,7 @@
         <w:pStyle w:val="Compact"/>
         <w:numPr>
           <w:ilvl w:val="0"/>
-          <w:numId w:val="1030"/>
+          <w:numId w:val="1032"/>
         </w:numPr>
       </w:pPr>
       <w:r>
@@ -10911,13 +11449,29 @@
           <w:b/>
           <w:bCs/>
         </w:rPr>
-        <w:t xml:space="preserve">m_dS</w:t>
-      </w:r>
-      <w:r>
-        <w:t xml:space="preserve"> </w:t>
-      </w:r>
-      <w:r>
-        <w:t xml:space="preserve">— average chromatic (saturation/hue) distance across edges. High m_dS = saturated, contrasty edges; low m_dS = subtle ones.</w:t>
+        <w:t xml:space="preserve">m</w:t>
+      </w:r>
+      <w:r>
+        <w:t xml:space="preserve"> </w:t>
+      </w:r>
+      <w:r>
+        <w:t xml:space="preserve">— fraction of grid cells that are at a color boundary, i.e., adjacent to a cell of a</w:t>
+      </w:r>
+      <w:r>
+        <w:t xml:space="preserve"> </w:t>
+      </w:r>
+      <w:r>
+        <w:rPr>
+          <w:i/>
+          <w:iCs/>
+        </w:rPr>
+        <w:t xml:space="preserve">different</w:t>
+      </w:r>
+      <w:r>
+        <w:t xml:space="preserve"> </w:t>
+      </w:r>
+      <w:r>
+        <w:t xml:space="preserve">class. High m = busy pattern. Low m = uniform pattern.</w:t>
       </w:r>
     </w:p>
     <w:p>
@@ -10925,7 +11479,7 @@
         <w:pStyle w:val="Compact"/>
         <w:numPr>
           <w:ilvl w:val="0"/>
-          <w:numId w:val="1030"/>
+          <w:numId w:val="1032"/>
         </w:numPr>
       </w:pPr>
       <w:r>
@@ -10933,6 +11487,130 @@
           <w:b/>
           <w:bCs/>
         </w:rPr>
+        <w:t xml:space="preserve">A</w:t>
+      </w:r>
+      <w:r>
+        <w:t xml:space="preserve"> </w:t>
+      </w:r>
+      <w:r>
+        <w:t xml:space="preserve">— vertical-edge frequency divided by horizontal-edge frequency.</w:t>
+      </w:r>
+      <w:r>
+        <w:t xml:space="preserve"> </w:t>
+      </w:r>
+      <w:r>
+        <w:rPr>
+          <w:b/>
+          <w:bCs/>
+        </w:rPr>
+        <w:t xml:space="preserve">A &gt; 1 = bars; A &lt; 1 = stripes; A ≈ 1 = isotropic.</w:t>
+      </w:r>
+    </w:p>
+    <w:p>
+      <w:pPr>
+        <w:pStyle w:val="Compact"/>
+        <w:numPr>
+          <w:ilvl w:val="0"/>
+          <w:numId w:val="1032"/>
+        </w:numPr>
+      </w:pPr>
+      <w:r>
+        <w:rPr>
+          <w:b/>
+          <w:bCs/>
+        </w:rPr>
+        <w:t xml:space="preserve">Jc</w:t>
+      </w:r>
+      <w:r>
+        <w:t xml:space="preserve"> </w:t>
+      </w:r>
+      <w:r>
+        <w:t xml:space="preserve">— Simpson diversity of</w:t>
+      </w:r>
+      <w:r>
+        <w:t xml:space="preserve"> </w:t>
+      </w:r>
+      <w:r>
+        <w:rPr>
+          <w:i/>
+          <w:iCs/>
+        </w:rPr>
+        <w:t xml:space="preserve">color-class areas</w:t>
+      </w:r>
+      <w:r>
+        <w:t xml:space="preserve">. High Jc = many colors, evenly distributed. Low Jc = one or two colors dominate.</w:t>
+      </w:r>
+    </w:p>
+    <w:p>
+      <w:pPr>
+        <w:pStyle w:val="Compact"/>
+        <w:numPr>
+          <w:ilvl w:val="0"/>
+          <w:numId w:val="1032"/>
+        </w:numPr>
+      </w:pPr>
+      <w:r>
+        <w:rPr>
+          <w:b/>
+          <w:bCs/>
+        </w:rPr>
+        <w:t xml:space="preserve">Jt</w:t>
+      </w:r>
+      <w:r>
+        <w:t xml:space="preserve"> </w:t>
+      </w:r>
+      <w:r>
+        <w:t xml:space="preserve">— Simpson diversity of</w:t>
+      </w:r>
+      <w:r>
+        <w:t xml:space="preserve"> </w:t>
+      </w:r>
+      <w:r>
+        <w:rPr>
+          <w:i/>
+          <w:iCs/>
+        </w:rPr>
+        <w:t xml:space="preserve">transitions</w:t>
+      </w:r>
+      <w:r>
+        <w:t xml:space="preserve">. High Jt = many different boundary types. Low Jt = pattern is dominated by one or two boundary types (e.g., black-yellow over and over).</w:t>
+      </w:r>
+    </w:p>
+    <w:p>
+      <w:pPr>
+        <w:pStyle w:val="Compact"/>
+        <w:numPr>
+          <w:ilvl w:val="0"/>
+          <w:numId w:val="1032"/>
+        </w:numPr>
+      </w:pPr>
+      <w:r>
+        <w:rPr>
+          <w:b/>
+          <w:bCs/>
+        </w:rPr>
+        <w:t xml:space="preserve">m_dS</w:t>
+      </w:r>
+      <w:r>
+        <w:t xml:space="preserve"> </w:t>
+      </w:r>
+      <w:r>
+        <w:t xml:space="preserve">— average chromatic (saturation/hue) distance across edges. High m_dS = saturated, contrasty edges; low m_dS = subtle ones.</w:t>
+      </w:r>
+    </w:p>
+    <w:p>
+      <w:pPr>
+        <w:pStyle w:val="Compact"/>
+        <w:numPr>
+          <w:ilvl w:val="0"/>
+          <w:numId w:val="1032"/>
+        </w:numPr>
+      </w:pPr>
+      <w:r>
+        <w:rPr>
+          <w:b/>
+          <w:bCs/>
+        </w:rPr>
         <w:t xml:space="preserve">m_dL</w:t>
       </w:r>
       <w:r>
@@ -10942,14 +11620,14 @@
         <w:t xml:space="preserve">— same as m_dS but for luminance (brightness). High m_dL = bright/dark contrast at edges.</w:t>
       </w:r>
     </w:p>
-    <w:bookmarkEnd w:id="71"/>
-    <w:bookmarkStart w:id="72" w:name="X48d14944334b1b65d861e62a0509b05b0f4efe9"/>
+    <w:bookmarkEnd w:id="76"/>
+    <w:bookmarkStart w:id="77" w:name="appendix-b-image-folders"/>
     <w:p>
       <w:pPr>
         <w:pStyle w:val="Heading1"/>
       </w:pPr>
       <w:r>
-        <w:t xml:space="preserve">Appendix B — Pre-loaded student-fish library</w:t>
+        <w:t xml:space="preserve">Appendix B — Image folders</w:t>
       </w:r>
     </w:p>
     <w:p>
@@ -10957,7 +11635,7 @@
         <w:pStyle w:val="FirstParagraph"/>
       </w:pPr>
       <w:r>
-        <w:t xml:space="preserve">Students assigned to each lineage have these 5 species pre-loaded in the repo at</w:t>
+        <w:t xml:space="preserve">The repo’s</w:t>
       </w:r>
       <w:r>
         <w:t xml:space="preserve"> </w:t>
@@ -10966,10 +11644,201 @@
         <w:rPr>
           <w:rStyle w:val="VerbatimChar"/>
         </w:rPr>
-        <w:t xml:space="preserve">images/student-fish/&lt;lineage&gt;/</w:t>
-      </w:r>
-      <w:r>
-        <w:t xml:space="preserve">:</w:t>
+        <w:t xml:space="preserve">images/</w:t>
+      </w:r>
+      <w:r>
+        <w:t xml:space="preserve"> </w:t>
+      </w:r>
+      <w:r>
+        <w:t xml:space="preserve">directory has THREE folders, and students will ask about all of them:</w:t>
+      </w:r>
+    </w:p>
+    <w:tbl>
+      <w:tblPr>
+        <w:tblStyle w:val="Table"/>
+        <w:tblW w:type="pct" w:w="5000"/>
+        <w:tblLayout w:type="fixed"/>
+        <w:tblLook w:firstRow="1" w:lastRow="0" w:firstColumn="0" w:lastColumn="0" w:noHBand="0" w:noVBand="0" w:val="0020"/>
+      </w:tblPr>
+      <w:tblGrid>
+        <w:gridCol w:w="2640"/>
+        <w:gridCol w:w="2640"/>
+        <w:gridCol w:w="2640"/>
+      </w:tblGrid>
+      <w:tr>
+        <w:trPr>
+          <w:tblHeader w:val="on"/>
+        </w:trPr>
+        <w:tc>
+          <w:tcPr/>
+          <w:p>
+            <w:pPr>
+              <w:pStyle w:val="Compact"/>
+            </w:pPr>
+            <w:r>
+              <w:t xml:space="preserve">Folder</w:t>
+            </w:r>
+          </w:p>
+        </w:tc>
+        <w:tc>
+          <w:tcPr/>
+          <w:p>
+            <w:pPr>
+              <w:pStyle w:val="Compact"/>
+            </w:pPr>
+            <w:r>
+              <w:t xml:space="preserve">What’s in it</w:t>
+            </w:r>
+          </w:p>
+        </w:tc>
+        <w:tc>
+          <w:tcPr/>
+          <w:p>
+            <w:pPr>
+              <w:pStyle w:val="Compact"/>
+            </w:pPr>
+            <w:r>
+              <w:t xml:space="preserve">Who puts files there</w:t>
+            </w:r>
+          </w:p>
+        </w:tc>
+      </w:tr>
+      <w:tr>
+        <w:tc>
+          <w:tcPr/>
+          <w:p>
+            <w:pPr>
+              <w:pStyle w:val="Compact"/>
+            </w:pPr>
+            <w:r>
+              <w:rPr>
+                <w:rStyle w:val="VerbatimChar"/>
+              </w:rPr>
+              <w:t xml:space="preserve">images/demo/</w:t>
+            </w:r>
+          </w:p>
+        </w:tc>
+        <w:tc>
+          <w:tcPr/>
+          <w:p>
+            <w:pPr>
+              <w:pStyle w:val="Compact"/>
+            </w:pPr>
+            <w:r>
+              <w:t xml:space="preserve">The 3 demo fish for Part A (sergeant major, cleaner wrasse, mandarin)</w:t>
+            </w:r>
+          </w:p>
+        </w:tc>
+        <w:tc>
+          <w:tcPr/>
+          <w:p>
+            <w:pPr>
+              <w:pStyle w:val="Compact"/>
+            </w:pPr>
+            <w:r>
+              <w:t xml:space="preserve">Instructor (don’t touch in lab)</w:t>
+            </w:r>
+          </w:p>
+        </w:tc>
+      </w:tr>
+      <w:tr>
+        <w:tc>
+          <w:tcPr/>
+          <w:p>
+            <w:pPr>
+              <w:pStyle w:val="Compact"/>
+            </w:pPr>
+            <w:r>
+              <w:rPr>
+                <w:rStyle w:val="VerbatimChar"/>
+              </w:rPr>
+              <w:t xml:space="preserve">images/student-fish/&lt;lineage&gt;/</w:t>
+            </w:r>
+          </w:p>
+        </w:tc>
+        <w:tc>
+          <w:tcPr/>
+          <w:p>
+            <w:pPr>
+              <w:pStyle w:val="Compact"/>
+            </w:pPr>
+            <w:r>
+              <w:t xml:space="preserve">5 pre-loaded starter species per assigned lineage</w:t>
+            </w:r>
+          </w:p>
+        </w:tc>
+        <w:tc>
+          <w:tcPr/>
+          <w:p>
+            <w:pPr>
+              <w:pStyle w:val="Compact"/>
+            </w:pPr>
+            <w:r>
+              <w:t xml:space="preserve">Already curated — read-only by convention</w:t>
+            </w:r>
+          </w:p>
+        </w:tc>
+      </w:tr>
+      <w:tr>
+        <w:tc>
+          <w:tcPr/>
+          <w:p>
+            <w:pPr>
+              <w:pStyle w:val="Compact"/>
+            </w:pPr>
+            <w:r>
+              <w:rPr>
+                <w:rStyle w:val="VerbatimChar"/>
+              </w:rPr>
+              <w:t xml:space="preserve">images/student-images/</w:t>
+            </w:r>
+          </w:p>
+        </w:tc>
+        <w:tc>
+          <w:tcPr/>
+          <w:p>
+            <w:pPr>
+              <w:pStyle w:val="Compact"/>
+            </w:pPr>
+            <w:r>
+              <w:t xml:space="preserve">Student uploads (custom fish photos)</w:t>
+            </w:r>
+          </w:p>
+        </w:tc>
+        <w:tc>
+          <w:tcPr/>
+          <w:p>
+            <w:pPr>
+              <w:pStyle w:val="Compact"/>
+            </w:pPr>
+            <w:r>
+              <w:t xml:space="preserve">Students put their JPGs here</w:t>
+            </w:r>
+          </w:p>
+        </w:tc>
+      </w:tr>
+    </w:tbl>
+    <w:p>
+      <w:pPr>
+        <w:pStyle w:val="BodyText"/>
+      </w:pPr>
+      <w:r>
+        <w:t xml:space="preserve">Pre-loaded</w:t>
+      </w:r>
+      <w:r>
+        <w:t xml:space="preserve"> </w:t>
+      </w:r>
+      <w:r>
+        <w:rPr>
+          <w:rStyle w:val="VerbatimChar"/>
+        </w:rPr>
+        <w:t xml:space="preserve">student-fish/&lt;lineage&gt;/</w:t>
+      </w:r>
+      <w:r>
+        <w:t xml:space="preserve"> </w:t>
+      </w:r>
+      <w:r>
+        <w:t xml:space="preserve">species:</w:t>
       </w:r>
     </w:p>
     <w:tbl>
@@ -11358,7 +12227,7 @@
         <w:t xml:space="preserve">Questions, errors, or improvements: post in the EEB 187 channel or PR against this file.</w:t>
       </w:r>
     </w:p>
-    <w:bookmarkEnd w:id="72"/>
+    <w:bookmarkEnd w:id="77"/>
     <w:sectPr>
       <w:footnotePr>
         <w:numRestart w:val="eachSect"/>
@@ -11968,34 +12837,7 @@
     </w:lvlOverride>
   </w:num>
   <w:num w:numId="1015">
-    <w:abstractNumId w:val="99411"/>
-    <w:lvlOverride w:ilvl="0">
-      <w:startOverride w:val="1"/>
-    </w:lvlOverride>
-    <w:lvlOverride w:ilvl="1">
-      <w:startOverride w:val="1"/>
-    </w:lvlOverride>
-    <w:lvlOverride w:ilvl="2">
-      <w:startOverride w:val="1"/>
-    </w:lvlOverride>
-    <w:lvlOverride w:ilvl="3">
-      <w:startOverride w:val="1"/>
-    </w:lvlOverride>
-    <w:lvlOverride w:ilvl="4">
-      <w:startOverride w:val="1"/>
-    </w:lvlOverride>
-    <w:lvlOverride w:ilvl="5">
-      <w:startOverride w:val="1"/>
-    </w:lvlOverride>
-    <w:lvlOverride w:ilvl="6">
-      <w:startOverride w:val="1"/>
-    </w:lvlOverride>
-    <w:lvlOverride w:ilvl="7">
-      <w:startOverride w:val="1"/>
-    </w:lvlOverride>
-    <w:lvlOverride w:ilvl="8">
-      <w:startOverride w:val="1"/>
-    </w:lvlOverride>
+    <w:abstractNumId w:val="991"/>
   </w:num>
   <w:num w:numId="1016">
     <w:abstractNumId w:val="99411"/>
@@ -12028,6 +12870,9 @@
     </w:lvlOverride>
   </w:num>
   <w:num w:numId="1017">
+    <w:abstractNumId w:val="991"/>
+  </w:num>
+  <w:num w:numId="1018">
     <w:abstractNumId w:val="99411"/>
     <w:lvlOverride w:ilvl="0">
       <w:startOverride w:val="1"/>
@@ -12057,17 +12902,41 @@
       <w:startOverride w:val="1"/>
     </w:lvlOverride>
   </w:num>
-  <w:num w:numId="1018">
+  <w:num w:numId="1019">
+    <w:abstractNumId w:val="99411"/>
+    <w:lvlOverride w:ilvl="0">
+      <w:startOverride w:val="1"/>
+    </w:lvlOverride>
+    <w:lvlOverride w:ilvl="1">
+      <w:startOverride w:val="1"/>
+    </w:lvlOverride>
+    <w:lvlOverride w:ilvl="2">
+      <w:startOverride w:val="1"/>
+    </w:lvlOverride>
+    <w:lvlOverride w:ilvl="3">
+      <w:startOverride w:val="1"/>
+    </w:lvlOverride>
+    <w:lvlOverride w:ilvl="4">
+      <w:startOverride w:val="1"/>
+    </w:lvlOverride>
+    <w:lvlOverride w:ilvl="5">
+      <w:startOverride w:val="1"/>
+    </w:lvlOverride>
+    <w:lvlOverride w:ilvl="6">
+      <w:startOverride w:val="1"/>
+    </w:lvlOverride>
+    <w:lvlOverride w:ilvl="7">
+      <w:startOverride w:val="1"/>
+    </w:lvlOverride>
+    <w:lvlOverride w:ilvl="8">
+      <w:startOverride w:val="1"/>
+    </w:lvlOverride>
+  </w:num>
+  <w:num w:numId="1020">
     <w:abstractNumId w:val="991"/>
   </w:num>
-  <w:num w:numId="1019">
+  <w:num w:numId="1021">
     <w:abstractNumId w:val="991"/>
-  </w:num>
-  <w:num w:numId="1020">
-    <w:abstractNumId w:val="992"/>
-  </w:num>
-  <w:num w:numId="1021">
-    <w:abstractNumId w:val="992"/>
   </w:num>
   <w:num w:numId="1022">
     <w:abstractNumId w:val="992"/>
@@ -12091,9 +12960,15 @@
     <w:abstractNumId w:val="992"/>
   </w:num>
   <w:num w:numId="1029">
+    <w:abstractNumId w:val="992"/>
+  </w:num>
+  <w:num w:numId="1030">
+    <w:abstractNumId w:val="992"/>
+  </w:num>
+  <w:num w:numId="1031">
     <w:abstractNumId w:val="991"/>
   </w:num>
-  <w:num w:numId="1030">
+  <w:num w:numId="1032">
     <w:abstractNumId w:val="991"/>
   </w:num>
 </w:numbering>
